--- a/2024级-软件工程-3班第12组-综合实习论文.docx
+++ b/2024级-软件工程-3班第12组-综合实习论文.docx
@@ -38,7 +38,7 @@
     </w:p>
     <w:tbl>
       <w:tblPr>
-        <w:tblStyle w:val="32"/>
+        <w:tblStyle w:val="34"/>
         <w:tblW w:w="0" w:type="auto"/>
         <w:jc w:val="center"/>
         <w:tblBorders>
@@ -552,788 +552,1039 @@
         <w:br w:type="page"/>
       </w:r>
     </w:p>
-    <w:p>
-      <w:pPr>
-        <w:spacing w:after="360"/>
-        <w:jc w:val="center"/>
+    <w:sdt>
+      <w:sdtPr>
         <w:rPr>
-          <w:rFonts w:hint="eastAsia"/>
-          <w:lang w:eastAsia="zh-CN"/>
+          <w:rFonts w:ascii="SimSun" w:hAnsi="SimSun" w:eastAsia="SimSun" w:cstheme="minorBidi"/>
+          <w:sz w:val="21"/>
+          <w:szCs w:val="22"/>
+          <w:lang w:val="en-US" w:eastAsia="en-US" w:bidi="ar-SA"/>
         </w:rPr>
-      </w:pPr>
-      <w:r>
-        <w:rPr>
-          <w:b/>
-          <w:sz w:val="32"/>
-          <w:lang w:eastAsia="zh-CN"/>
-        </w:rPr>
-        <w:t>目录</w:t>
-      </w:r>
-    </w:p>
-    <w:p>
-      <w:pPr>
-        <w:spacing w:after="80"/>
-        <w:rPr>
-          <w:rFonts w:hint="eastAsia"/>
-          <w:lang w:eastAsia="zh-CN"/>
-        </w:rPr>
-      </w:pPr>
-      <w:r>
-        <w:fldChar w:fldCharType="begin"/>
-      </w:r>
-      <w:r>
-        <w:instrText xml:space="preserve"> HYPERLINK \l "_toc_1" \h </w:instrText>
-      </w:r>
-      <w:r>
-        <w:fldChar w:fldCharType="separate"/>
-      </w:r>
-      <w:r>
-        <w:rPr>
-          <w:color w:val="0563C1"/>
-          <w:u w:val="single"/>
-          <w:lang w:eastAsia="zh-CN"/>
-        </w:rPr>
-        <w:t>1 系统分析</w:t>
-      </w:r>
-      <w:r>
-        <w:rPr>
-          <w:color w:val="0563C1"/>
-          <w:u w:val="single"/>
-          <w:lang w:eastAsia="zh-CN"/>
-        </w:rPr>
-        <w:fldChar w:fldCharType="end"/>
-      </w:r>
-    </w:p>
-    <w:p>
-      <w:pPr>
-        <w:spacing w:after="80"/>
-        <w:ind w:left="340"/>
-        <w:rPr>
-          <w:rFonts w:hint="eastAsia"/>
-          <w:lang w:eastAsia="zh-CN"/>
-        </w:rPr>
-      </w:pPr>
-      <w:r>
-        <w:fldChar w:fldCharType="begin"/>
-      </w:r>
-      <w:r>
-        <w:instrText xml:space="preserve"> HYPERLINK \l "_toc_2" \h </w:instrText>
-      </w:r>
-      <w:r>
-        <w:fldChar w:fldCharType="separate"/>
-      </w:r>
-      <w:r>
-        <w:rPr>
-          <w:color w:val="0563C1"/>
-          <w:u w:val="single"/>
-          <w:lang w:eastAsia="zh-CN"/>
-        </w:rPr>
-        <w:t>1.1 问题描述</w:t>
-      </w:r>
-      <w:r>
-        <w:rPr>
-          <w:color w:val="0563C1"/>
-          <w:u w:val="single"/>
-          <w:lang w:eastAsia="zh-CN"/>
-        </w:rPr>
-        <w:fldChar w:fldCharType="end"/>
-      </w:r>
-    </w:p>
-    <w:p>
-      <w:pPr>
-        <w:spacing w:after="80"/>
-        <w:ind w:left="340"/>
-        <w:rPr>
-          <w:rFonts w:hint="eastAsia"/>
-          <w:lang w:eastAsia="zh-CN"/>
-        </w:rPr>
-      </w:pPr>
-      <w:r>
-        <w:fldChar w:fldCharType="begin"/>
-      </w:r>
-      <w:r>
-        <w:instrText xml:space="preserve"> HYPERLINK \l "_toc_3" \h </w:instrText>
-      </w:r>
-      <w:r>
-        <w:fldChar w:fldCharType="separate"/>
-      </w:r>
-      <w:r>
-        <w:rPr>
-          <w:color w:val="0563C1"/>
-          <w:u w:val="single"/>
-          <w:lang w:eastAsia="zh-CN"/>
-        </w:rPr>
-        <w:t>1.2 系统功能分析</w:t>
-      </w:r>
-      <w:r>
-        <w:rPr>
-          <w:color w:val="0563C1"/>
-          <w:u w:val="single"/>
-          <w:lang w:eastAsia="zh-CN"/>
-        </w:rPr>
-        <w:fldChar w:fldCharType="end"/>
-      </w:r>
-    </w:p>
-    <w:p>
-      <w:pPr>
-        <w:spacing w:after="80"/>
-        <w:ind w:left="340"/>
-        <w:rPr>
-          <w:rFonts w:hint="eastAsia"/>
-          <w:lang w:eastAsia="zh-CN"/>
-        </w:rPr>
-      </w:pPr>
-      <w:r>
-        <w:fldChar w:fldCharType="begin"/>
-      </w:r>
-      <w:r>
-        <w:instrText xml:space="preserve"> HYPERLINK \l "_toc_4" \h </w:instrText>
-      </w:r>
-      <w:r>
-        <w:fldChar w:fldCharType="separate"/>
-      </w:r>
-      <w:r>
-        <w:rPr>
-          <w:color w:val="0563C1"/>
-          <w:u w:val="single"/>
-          <w:lang w:eastAsia="zh-CN"/>
-        </w:rPr>
-        <w:t>1.3 开发平台及工具介绍</w:t>
-      </w:r>
-      <w:r>
-        <w:rPr>
-          <w:color w:val="0563C1"/>
-          <w:u w:val="single"/>
-          <w:lang w:eastAsia="zh-CN"/>
-        </w:rPr>
-        <w:fldChar w:fldCharType="end"/>
-      </w:r>
-    </w:p>
-    <w:p>
-      <w:pPr>
-        <w:spacing w:after="80"/>
-        <w:rPr>
-          <w:rFonts w:hint="eastAsia"/>
-          <w:lang w:eastAsia="zh-CN"/>
-        </w:rPr>
-      </w:pPr>
-      <w:r>
-        <w:fldChar w:fldCharType="begin"/>
-      </w:r>
-      <w:r>
-        <w:instrText xml:space="preserve"> HYPERLINK \l "_toc_5" \h </w:instrText>
-      </w:r>
-      <w:r>
-        <w:fldChar w:fldCharType="separate"/>
-      </w:r>
-      <w:r>
-        <w:rPr>
-          <w:color w:val="0563C1"/>
-          <w:u w:val="single"/>
-          <w:lang w:eastAsia="zh-CN"/>
-        </w:rPr>
-        <w:t>2 系统设计</w:t>
-      </w:r>
-      <w:r>
-        <w:rPr>
-          <w:color w:val="0563C1"/>
-          <w:u w:val="single"/>
-          <w:lang w:eastAsia="zh-CN"/>
-        </w:rPr>
-        <w:fldChar w:fldCharType="end"/>
-      </w:r>
-    </w:p>
-    <w:p>
-      <w:pPr>
-        <w:spacing w:after="80"/>
-        <w:ind w:left="340"/>
-        <w:rPr>
-          <w:rFonts w:hint="eastAsia"/>
-          <w:lang w:eastAsia="zh-CN"/>
-        </w:rPr>
-      </w:pPr>
-      <w:r>
-        <w:fldChar w:fldCharType="begin"/>
-      </w:r>
-      <w:r>
-        <w:instrText xml:space="preserve"> HYPERLINK \l "_toc_6" \h </w:instrText>
-      </w:r>
-      <w:r>
-        <w:fldChar w:fldCharType="separate"/>
-      </w:r>
-      <w:r>
-        <w:rPr>
-          <w:color w:val="0563C1"/>
-          <w:u w:val="single"/>
-          <w:lang w:eastAsia="zh-CN"/>
-        </w:rPr>
-        <w:t>2.1 系统总体结构设计</w:t>
-      </w:r>
-      <w:r>
-        <w:rPr>
-          <w:color w:val="0563C1"/>
-          <w:u w:val="single"/>
-          <w:lang w:eastAsia="zh-CN"/>
-        </w:rPr>
-        <w:fldChar w:fldCharType="end"/>
-      </w:r>
-    </w:p>
-    <w:p>
-      <w:pPr>
-        <w:spacing w:after="80"/>
-        <w:ind w:left="340"/>
-        <w:rPr>
-          <w:rFonts w:hint="eastAsia"/>
-          <w:lang w:eastAsia="zh-CN"/>
-        </w:rPr>
-      </w:pPr>
-      <w:r>
-        <w:fldChar w:fldCharType="begin"/>
-      </w:r>
-      <w:r>
-        <w:instrText xml:space="preserve"> HYPERLINK \l "_toc_7" \h </w:instrText>
-      </w:r>
-      <w:r>
-        <w:fldChar w:fldCharType="separate"/>
-      </w:r>
-      <w:r>
-        <w:rPr>
-          <w:color w:val="0563C1"/>
-          <w:u w:val="single"/>
-          <w:lang w:eastAsia="zh-CN"/>
-        </w:rPr>
-        <w:t>2.2 系统各个类及类之间关系设计</w:t>
-      </w:r>
-      <w:r>
-        <w:rPr>
-          <w:color w:val="0563C1"/>
-          <w:u w:val="single"/>
-          <w:lang w:eastAsia="zh-CN"/>
-        </w:rPr>
-        <w:fldChar w:fldCharType="end"/>
-      </w:r>
-    </w:p>
-    <w:p>
-      <w:pPr>
-        <w:spacing w:after="80"/>
-        <w:ind w:left="340"/>
-        <w:rPr>
-          <w:rFonts w:hint="eastAsia"/>
-          <w:lang w:eastAsia="zh-CN"/>
-        </w:rPr>
-      </w:pPr>
-      <w:r>
-        <w:fldChar w:fldCharType="begin"/>
-      </w:r>
-      <w:r>
-        <w:instrText xml:space="preserve"> HYPERLINK \l "_toc_8" \h </w:instrText>
-      </w:r>
-      <w:r>
-        <w:fldChar w:fldCharType="separate"/>
-      </w:r>
-      <w:r>
-        <w:rPr>
-          <w:color w:val="0563C1"/>
-          <w:u w:val="single"/>
-          <w:lang w:eastAsia="zh-CN"/>
-        </w:rPr>
-        <w:t>2.3 数据存储的设计（文件等）</w:t>
-      </w:r>
-      <w:r>
-        <w:rPr>
-          <w:color w:val="0563C1"/>
-          <w:u w:val="single"/>
-          <w:lang w:eastAsia="zh-CN"/>
-        </w:rPr>
-        <w:fldChar w:fldCharType="end"/>
-      </w:r>
-    </w:p>
-    <w:p>
-      <w:pPr>
-        <w:spacing w:after="80"/>
-        <w:ind w:left="340"/>
-        <w:rPr>
-          <w:rFonts w:hint="eastAsia"/>
-          <w:lang w:eastAsia="zh-CN"/>
-        </w:rPr>
-      </w:pPr>
-      <w:r>
-        <w:fldChar w:fldCharType="begin"/>
-      </w:r>
-      <w:r>
-        <w:instrText xml:space="preserve"> HYPERLINK \l "_toc_9" \h </w:instrText>
-      </w:r>
-      <w:r>
-        <w:fldChar w:fldCharType="separate"/>
-      </w:r>
-      <w:r>
-        <w:rPr>
-          <w:color w:val="0563C1"/>
-          <w:u w:val="single"/>
-          <w:lang w:eastAsia="zh-CN"/>
-        </w:rPr>
-        <w:t>2.4 界面设计</w:t>
-      </w:r>
-      <w:r>
-        <w:rPr>
-          <w:color w:val="0563C1"/>
-          <w:u w:val="single"/>
-          <w:lang w:eastAsia="zh-CN"/>
-        </w:rPr>
-        <w:fldChar w:fldCharType="end"/>
-      </w:r>
-    </w:p>
-    <w:p>
-      <w:pPr>
-        <w:spacing w:after="80"/>
-        <w:rPr>
-          <w:rFonts w:hint="eastAsia"/>
-          <w:lang w:eastAsia="zh-CN"/>
-        </w:rPr>
-      </w:pPr>
-      <w:r>
-        <w:fldChar w:fldCharType="begin"/>
-      </w:r>
-      <w:r>
-        <w:instrText xml:space="preserve"> HYPERLINK \l "_toc_10" \h </w:instrText>
-      </w:r>
-      <w:r>
-        <w:fldChar w:fldCharType="separate"/>
-      </w:r>
-      <w:r>
-        <w:rPr>
-          <w:color w:val="0563C1"/>
-          <w:u w:val="single"/>
-          <w:lang w:eastAsia="zh-CN"/>
-        </w:rPr>
-        <w:t>3 系统实现</w:t>
-      </w:r>
-      <w:r>
-        <w:rPr>
-          <w:color w:val="0563C1"/>
-          <w:u w:val="single"/>
-          <w:lang w:eastAsia="zh-CN"/>
-        </w:rPr>
-        <w:fldChar w:fldCharType="end"/>
-      </w:r>
-    </w:p>
-    <w:p>
-      <w:pPr>
-        <w:spacing w:after="80"/>
-        <w:ind w:left="340"/>
-        <w:rPr>
-          <w:rFonts w:hint="eastAsia"/>
-          <w:lang w:eastAsia="zh-CN"/>
-        </w:rPr>
-      </w:pPr>
-      <w:r>
-        <w:fldChar w:fldCharType="begin"/>
-      </w:r>
-      <w:r>
-        <w:instrText xml:space="preserve"> HYPERLINK \l "_toc_11" \h </w:instrText>
-      </w:r>
-      <w:r>
-        <w:fldChar w:fldCharType="separate"/>
-      </w:r>
-      <w:r>
-        <w:rPr>
-          <w:color w:val="0563C1"/>
-          <w:u w:val="single"/>
-          <w:lang w:eastAsia="zh-CN"/>
-        </w:rPr>
-        <w:t>3.1 程序启动与界面初始化</w:t>
-      </w:r>
-      <w:r>
-        <w:rPr>
-          <w:color w:val="0563C1"/>
-          <w:u w:val="single"/>
-          <w:lang w:eastAsia="zh-CN"/>
-        </w:rPr>
-        <w:fldChar w:fldCharType="end"/>
-      </w:r>
-    </w:p>
-    <w:p>
-      <w:pPr>
-        <w:spacing w:after="80"/>
-        <w:ind w:left="340"/>
-        <w:rPr>
-          <w:rFonts w:hint="eastAsia"/>
-          <w:lang w:eastAsia="zh-CN"/>
-        </w:rPr>
-      </w:pPr>
-      <w:r>
-        <w:fldChar w:fldCharType="begin"/>
-      </w:r>
-      <w:r>
-        <w:instrText xml:space="preserve"> HYPERLINK \l "_toc_12" \h </w:instrText>
-      </w:r>
-      <w:r>
-        <w:fldChar w:fldCharType="separate"/>
-      </w:r>
-      <w:r>
-        <w:rPr>
-          <w:color w:val="0563C1"/>
-          <w:u w:val="single"/>
-          <w:lang w:eastAsia="zh-CN"/>
-        </w:rPr>
-        <w:t>3.2 节点新增与删除</w:t>
-      </w:r>
-      <w:r>
-        <w:rPr>
-          <w:color w:val="0563C1"/>
-          <w:u w:val="single"/>
-          <w:lang w:eastAsia="zh-CN"/>
-        </w:rPr>
-        <w:fldChar w:fldCharType="end"/>
-      </w:r>
-    </w:p>
-    <w:p>
-      <w:pPr>
-        <w:spacing w:after="80"/>
-        <w:ind w:left="340"/>
-        <w:rPr>
-          <w:rFonts w:hint="eastAsia"/>
-          <w:lang w:eastAsia="zh-CN"/>
-        </w:rPr>
-      </w:pPr>
-      <w:r>
-        <w:fldChar w:fldCharType="begin"/>
-      </w:r>
-      <w:r>
-        <w:instrText xml:space="preserve"> HYPERLINK \l "_toc_13" \h </w:instrText>
-      </w:r>
-      <w:r>
-        <w:fldChar w:fldCharType="separate"/>
-      </w:r>
-      <w:r>
-        <w:rPr>
-          <w:color w:val="0563C1"/>
-          <w:u w:val="single"/>
-          <w:lang w:eastAsia="zh-CN"/>
-        </w:rPr>
-        <w:t>3.3 布局切换</w:t>
-      </w:r>
-      <w:r>
-        <w:rPr>
-          <w:color w:val="0563C1"/>
-          <w:u w:val="single"/>
-          <w:lang w:eastAsia="zh-CN"/>
-        </w:rPr>
-        <w:fldChar w:fldCharType="end"/>
-      </w:r>
-    </w:p>
-    <w:p>
-      <w:pPr>
-        <w:spacing w:after="80"/>
-        <w:ind w:left="340"/>
-        <w:rPr>
-          <w:rFonts w:hint="eastAsia"/>
-          <w:lang w:eastAsia="zh-CN"/>
-        </w:rPr>
-      </w:pPr>
-      <w:r>
-        <w:fldChar w:fldCharType="begin"/>
-      </w:r>
-      <w:r>
-        <w:instrText xml:space="preserve"> HYPERLINK \l "_toc_14" \h </w:instrText>
-      </w:r>
-      <w:r>
-        <w:fldChar w:fldCharType="separate"/>
-      </w:r>
-      <w:r>
-        <w:rPr>
-          <w:color w:val="0563C1"/>
-          <w:u w:val="single"/>
-          <w:lang w:eastAsia="zh-CN"/>
-        </w:rPr>
-        <w:t>3.4 保存、打开与图片导出</w:t>
-      </w:r>
-      <w:r>
-        <w:rPr>
-          <w:color w:val="0563C1"/>
-          <w:u w:val="single"/>
-          <w:lang w:eastAsia="zh-CN"/>
-        </w:rPr>
-        <w:fldChar w:fldCharType="end"/>
-      </w:r>
-    </w:p>
-    <w:p>
-      <w:pPr>
-        <w:spacing w:after="80"/>
-        <w:rPr>
-          <w:rFonts w:hint="eastAsia"/>
-          <w:lang w:eastAsia="zh-CN"/>
-        </w:rPr>
-      </w:pPr>
-      <w:r>
-        <w:fldChar w:fldCharType="begin"/>
-      </w:r>
-      <w:r>
-        <w:instrText xml:space="preserve"> HYPERLINK \l "_toc_15" \h </w:instrText>
-      </w:r>
-      <w:r>
-        <w:fldChar w:fldCharType="separate"/>
-      </w:r>
-      <w:r>
-        <w:rPr>
-          <w:color w:val="0563C1"/>
-          <w:u w:val="single"/>
-          <w:lang w:eastAsia="zh-CN"/>
-        </w:rPr>
-        <w:t>4 系统测试</w:t>
-      </w:r>
-      <w:r>
-        <w:rPr>
-          <w:color w:val="0563C1"/>
-          <w:u w:val="single"/>
-          <w:lang w:eastAsia="zh-CN"/>
-        </w:rPr>
-        <w:fldChar w:fldCharType="end"/>
-      </w:r>
-    </w:p>
-    <w:p>
-      <w:pPr>
-        <w:spacing w:after="80"/>
-        <w:ind w:left="340"/>
-        <w:rPr>
-          <w:rFonts w:hint="eastAsia"/>
-          <w:lang w:eastAsia="zh-CN"/>
-        </w:rPr>
-      </w:pPr>
-      <w:r>
-        <w:fldChar w:fldCharType="begin"/>
-      </w:r>
-      <w:r>
-        <w:instrText xml:space="preserve"> HYPERLINK \l "_toc_16" \h </w:instrText>
-      </w:r>
-      <w:r>
-        <w:fldChar w:fldCharType="separate"/>
-      </w:r>
-      <w:r>
-        <w:rPr>
-          <w:color w:val="0563C1"/>
-          <w:u w:val="single"/>
-          <w:lang w:eastAsia="zh-CN"/>
-        </w:rPr>
-        <w:t>4.1 模块测试</w:t>
-      </w:r>
-      <w:r>
-        <w:rPr>
-          <w:color w:val="0563C1"/>
-          <w:u w:val="single"/>
-          <w:lang w:eastAsia="zh-CN"/>
-        </w:rPr>
-        <w:fldChar w:fldCharType="end"/>
-      </w:r>
-    </w:p>
-    <w:p>
-      <w:pPr>
-        <w:spacing w:after="80"/>
-        <w:ind w:left="340"/>
-        <w:rPr>
-          <w:rFonts w:hint="eastAsia"/>
-          <w:lang w:eastAsia="zh-CN"/>
-        </w:rPr>
-      </w:pPr>
-      <w:r>
-        <w:fldChar w:fldCharType="begin"/>
-      </w:r>
-      <w:r>
-        <w:instrText xml:space="preserve"> HYPERLINK \l "_toc_17" \h </w:instrText>
-      </w:r>
-      <w:r>
-        <w:fldChar w:fldCharType="separate"/>
-      </w:r>
-      <w:r>
-        <w:rPr>
-          <w:color w:val="0563C1"/>
-          <w:u w:val="single"/>
-          <w:lang w:eastAsia="zh-CN"/>
-        </w:rPr>
-        <w:t>4.2 系统测试</w:t>
-      </w:r>
-      <w:r>
-        <w:rPr>
-          <w:color w:val="0563C1"/>
-          <w:u w:val="single"/>
-          <w:lang w:eastAsia="zh-CN"/>
-        </w:rPr>
-        <w:fldChar w:fldCharType="end"/>
-      </w:r>
-    </w:p>
-    <w:p>
-      <w:pPr>
-        <w:spacing w:after="80"/>
-        <w:rPr>
-          <w:rFonts w:hint="eastAsia"/>
-          <w:lang w:eastAsia="zh-CN"/>
-        </w:rPr>
-      </w:pPr>
-      <w:r>
-        <w:fldChar w:fldCharType="begin"/>
-      </w:r>
-      <w:r>
-        <w:instrText xml:space="preserve"> HYPERLINK \l "_toc_18" \h </w:instrText>
-      </w:r>
-      <w:r>
-        <w:fldChar w:fldCharType="separate"/>
-      </w:r>
-      <w:r>
-        <w:rPr>
-          <w:color w:val="0563C1"/>
-          <w:u w:val="single"/>
-          <w:lang w:eastAsia="zh-CN"/>
-        </w:rPr>
-        <w:t>5 系统运行界面</w:t>
-      </w:r>
-      <w:r>
-        <w:rPr>
-          <w:color w:val="0563C1"/>
-          <w:u w:val="single"/>
-          <w:lang w:eastAsia="zh-CN"/>
-        </w:rPr>
-        <w:fldChar w:fldCharType="end"/>
-      </w:r>
-    </w:p>
-    <w:p>
-      <w:pPr>
-        <w:spacing w:after="80"/>
-        <w:rPr>
-          <w:rFonts w:hint="eastAsia"/>
-          <w:lang w:eastAsia="zh-CN"/>
-        </w:rPr>
-      </w:pPr>
-      <w:r>
-        <w:fldChar w:fldCharType="begin"/>
-      </w:r>
-      <w:r>
-        <w:instrText xml:space="preserve"> HYPERLINK \l "_toc_19" \h </w:instrText>
-      </w:r>
-      <w:r>
-        <w:fldChar w:fldCharType="separate"/>
-      </w:r>
-      <w:r>
-        <w:rPr>
-          <w:color w:val="0563C1"/>
-          <w:u w:val="single"/>
-          <w:lang w:eastAsia="zh-CN"/>
-        </w:rPr>
-        <w:t>6 总结</w:t>
-      </w:r>
-      <w:r>
-        <w:rPr>
-          <w:color w:val="0563C1"/>
-          <w:u w:val="single"/>
-          <w:lang w:eastAsia="zh-CN"/>
-        </w:rPr>
-        <w:fldChar w:fldCharType="end"/>
-      </w:r>
-    </w:p>
-    <w:p>
-      <w:pPr>
-        <w:spacing w:after="80"/>
-        <w:ind w:left="340"/>
-        <w:rPr>
-          <w:rFonts w:hint="eastAsia"/>
-          <w:lang w:eastAsia="zh-CN"/>
-        </w:rPr>
-      </w:pPr>
-      <w:r>
-        <w:fldChar w:fldCharType="begin"/>
-      </w:r>
-      <w:r>
-        <w:instrText xml:space="preserve"> HYPERLINK \l "_toc_20" \h </w:instrText>
-      </w:r>
-      <w:r>
-        <w:fldChar w:fldCharType="separate"/>
-      </w:r>
-      <w:r>
-        <w:rPr>
-          <w:color w:val="0563C1"/>
-          <w:u w:val="single"/>
-          <w:lang w:eastAsia="zh-CN"/>
-        </w:rPr>
-        <w:t>6.1 胡衍科总结</w:t>
-      </w:r>
-      <w:r>
-        <w:rPr>
-          <w:color w:val="0563C1"/>
-          <w:u w:val="single"/>
-          <w:lang w:eastAsia="zh-CN"/>
-        </w:rPr>
-        <w:fldChar w:fldCharType="end"/>
-      </w:r>
-    </w:p>
-    <w:p>
-      <w:pPr>
-        <w:spacing w:after="80"/>
-        <w:ind w:left="340"/>
-        <w:rPr>
-          <w:rFonts w:hint="eastAsia"/>
-          <w:lang w:eastAsia="zh-CN"/>
-        </w:rPr>
-      </w:pPr>
-      <w:r>
-        <w:fldChar w:fldCharType="begin"/>
-      </w:r>
-      <w:r>
-        <w:instrText xml:space="preserve"> HYPERLINK \l "_toc_21" \h </w:instrText>
-      </w:r>
-      <w:r>
-        <w:fldChar w:fldCharType="separate"/>
-      </w:r>
-      <w:r>
-        <w:rPr>
-          <w:color w:val="0563C1"/>
-          <w:u w:val="single"/>
-          <w:lang w:eastAsia="zh-CN"/>
-        </w:rPr>
-        <w:t>6.2 陈志杰总结</w:t>
-      </w:r>
-      <w:r>
-        <w:rPr>
-          <w:color w:val="0563C1"/>
-          <w:u w:val="single"/>
-          <w:lang w:eastAsia="zh-CN"/>
-        </w:rPr>
-        <w:fldChar w:fldCharType="end"/>
-      </w:r>
-    </w:p>
-    <w:p>
-      <w:pPr>
-        <w:spacing w:after="80"/>
-        <w:ind w:left="340"/>
-        <w:rPr>
-          <w:rFonts w:hint="eastAsia"/>
-          <w:lang w:eastAsia="zh-CN"/>
-        </w:rPr>
-      </w:pPr>
-      <w:r>
-        <w:fldChar w:fldCharType="begin"/>
-      </w:r>
-      <w:r>
-        <w:instrText xml:space="preserve"> HYPERLINK \l "_toc_22" \h </w:instrText>
-      </w:r>
-      <w:r>
-        <w:fldChar w:fldCharType="separate"/>
-      </w:r>
-      <w:r>
-        <w:rPr>
-          <w:color w:val="0563C1"/>
-          <w:u w:val="single"/>
-          <w:lang w:eastAsia="zh-CN"/>
-        </w:rPr>
-        <w:t>6.3 项目总结与展望</w:t>
-      </w:r>
-      <w:r>
-        <w:rPr>
-          <w:color w:val="0563C1"/>
-          <w:u w:val="single"/>
-          <w:lang w:eastAsia="zh-CN"/>
-        </w:rPr>
-        <w:fldChar w:fldCharType="end"/>
-      </w:r>
-    </w:p>
+        <w:id w:val="147474488"/>
+        <w15:color w:val="DBDBDB"/>
+        <w:docPartObj>
+          <w:docPartGallery w:val="Table of Contents"/>
+          <w:docPartUnique/>
+        </w:docPartObj>
+      </w:sdtPr>
+      <w:sdtContent>
+        <w:p>
+          <w:pPr>
+            <w:spacing w:before="0" w:beforeLines="0" w:after="0" w:afterLines="0" w:line="240" w:lineRule="auto"/>
+            <w:ind w:left="0" w:leftChars="0" w:right="0" w:rightChars="0" w:firstLine="0" w:firstLineChars="0"/>
+            <w:jc w:val="center"/>
+          </w:pPr>
+          <w:r>
+            <w:rPr>
+              <w:rFonts w:ascii="SimSun" w:hAnsi="SimSun" w:eastAsia="SimSun"/>
+              <w:sz w:val="21"/>
+            </w:rPr>
+            <w:t>目录</w:t>
+          </w:r>
+        </w:p>
+        <w:p>
+          <w:pPr>
+            <w:pStyle w:val="26"/>
+            <w:tabs>
+              <w:tab w:val="right" w:leader="dot" w:pos="8300"/>
+            </w:tabs>
+          </w:pPr>
+          <w:r>
+            <w:fldChar w:fldCharType="begin"/>
+          </w:r>
+          <w:r>
+            <w:instrText xml:space="preserve">TOC \o "1-3" \h \u </w:instrText>
+          </w:r>
+          <w:r>
+            <w:fldChar w:fldCharType="separate"/>
+          </w:r>
+          <w:r>
+            <w:fldChar w:fldCharType="begin"/>
+          </w:r>
+          <w:r>
+            <w:instrText xml:space="preserve"> HYPERLINK \l _Toc11955 </w:instrText>
+          </w:r>
+          <w:r>
+            <w:fldChar w:fldCharType="separate"/>
+          </w:r>
+          <w:r>
+            <w:rPr>
+              <w:rFonts w:ascii="SimSun" w:hAnsi="SimSun" w:eastAsia="SimSun"/>
+              <w:lang w:eastAsia="zh-CN"/>
+            </w:rPr>
+            <w:t>1 系统分析</w:t>
+          </w:r>
+          <w:r>
+            <w:tab/>
+          </w:r>
+          <w:r>
+            <w:fldChar w:fldCharType="begin"/>
+          </w:r>
+          <w:r>
+            <w:instrText xml:space="preserve"> PAGEREF _Toc11955 \h </w:instrText>
+          </w:r>
+          <w:r>
+            <w:fldChar w:fldCharType="separate"/>
+          </w:r>
+          <w:r>
+            <w:t>3</w:t>
+          </w:r>
+          <w:r>
+            <w:fldChar w:fldCharType="end"/>
+          </w:r>
+          <w:r>
+            <w:fldChar w:fldCharType="end"/>
+          </w:r>
+        </w:p>
+        <w:p>
+          <w:pPr>
+            <w:pStyle w:val="29"/>
+            <w:tabs>
+              <w:tab w:val="right" w:leader="dot" w:pos="8300"/>
+            </w:tabs>
+          </w:pPr>
+          <w:r>
+            <w:fldChar w:fldCharType="begin"/>
+          </w:r>
+          <w:r>
+            <w:instrText xml:space="preserve"> HYPERLINK \l _Toc3712 </w:instrText>
+          </w:r>
+          <w:r>
+            <w:fldChar w:fldCharType="separate"/>
+          </w:r>
+          <w:r>
+            <w:rPr>
+              <w:rFonts w:ascii="SimSun" w:hAnsi="SimSun" w:eastAsia="SimSun"/>
+              <w:lang w:eastAsia="zh-CN"/>
+            </w:rPr>
+            <w:t>1.1 问题描述</w:t>
+          </w:r>
+          <w:r>
+            <w:tab/>
+          </w:r>
+          <w:r>
+            <w:fldChar w:fldCharType="begin"/>
+          </w:r>
+          <w:r>
+            <w:instrText xml:space="preserve"> PAGEREF _Toc3712 \h </w:instrText>
+          </w:r>
+          <w:r>
+            <w:fldChar w:fldCharType="separate"/>
+          </w:r>
+          <w:r>
+            <w:t>3</w:t>
+          </w:r>
+          <w:r>
+            <w:fldChar w:fldCharType="end"/>
+          </w:r>
+          <w:r>
+            <w:fldChar w:fldCharType="end"/>
+          </w:r>
+        </w:p>
+        <w:p>
+          <w:pPr>
+            <w:pStyle w:val="29"/>
+            <w:tabs>
+              <w:tab w:val="right" w:leader="dot" w:pos="8300"/>
+            </w:tabs>
+          </w:pPr>
+          <w:r>
+            <w:fldChar w:fldCharType="begin"/>
+          </w:r>
+          <w:r>
+            <w:instrText xml:space="preserve"> HYPERLINK \l _Toc29616 </w:instrText>
+          </w:r>
+          <w:r>
+            <w:fldChar w:fldCharType="separate"/>
+          </w:r>
+          <w:r>
+            <w:rPr>
+              <w:rFonts w:ascii="SimSun" w:hAnsi="SimSun" w:eastAsia="SimSun"/>
+            </w:rPr>
+            <w:t>1.2 系统功能分析</w:t>
+          </w:r>
+          <w:r>
+            <w:tab/>
+          </w:r>
+          <w:r>
+            <w:fldChar w:fldCharType="begin"/>
+          </w:r>
+          <w:r>
+            <w:instrText xml:space="preserve"> PAGEREF _Toc29616 \h </w:instrText>
+          </w:r>
+          <w:r>
+            <w:fldChar w:fldCharType="separate"/>
+          </w:r>
+          <w:r>
+            <w:t>3</w:t>
+          </w:r>
+          <w:r>
+            <w:fldChar w:fldCharType="end"/>
+          </w:r>
+          <w:r>
+            <w:fldChar w:fldCharType="end"/>
+          </w:r>
+        </w:p>
+        <w:p>
+          <w:pPr>
+            <w:pStyle w:val="29"/>
+            <w:tabs>
+              <w:tab w:val="right" w:leader="dot" w:pos="8300"/>
+            </w:tabs>
+          </w:pPr>
+          <w:r>
+            <w:fldChar w:fldCharType="begin"/>
+          </w:r>
+          <w:r>
+            <w:instrText xml:space="preserve"> HYPERLINK \l _Toc8392 </w:instrText>
+          </w:r>
+          <w:r>
+            <w:fldChar w:fldCharType="separate"/>
+          </w:r>
+          <w:r>
+            <w:rPr>
+              <w:rFonts w:ascii="SimSun" w:hAnsi="SimSun" w:eastAsia="SimSun"/>
+            </w:rPr>
+            <w:t>1.3 开发平台及工具介绍</w:t>
+          </w:r>
+          <w:r>
+            <w:tab/>
+          </w:r>
+          <w:r>
+            <w:fldChar w:fldCharType="begin"/>
+          </w:r>
+          <w:r>
+            <w:instrText xml:space="preserve"> PAGEREF _Toc8392 \h </w:instrText>
+          </w:r>
+          <w:r>
+            <w:fldChar w:fldCharType="separate"/>
+          </w:r>
+          <w:r>
+            <w:t>4</w:t>
+          </w:r>
+          <w:r>
+            <w:fldChar w:fldCharType="end"/>
+          </w:r>
+          <w:r>
+            <w:fldChar w:fldCharType="end"/>
+          </w:r>
+        </w:p>
+        <w:p>
+          <w:pPr>
+            <w:pStyle w:val="26"/>
+            <w:tabs>
+              <w:tab w:val="right" w:leader="dot" w:pos="8300"/>
+            </w:tabs>
+          </w:pPr>
+          <w:r>
+            <w:fldChar w:fldCharType="begin"/>
+          </w:r>
+          <w:r>
+            <w:instrText xml:space="preserve"> HYPERLINK \l _Toc1080 </w:instrText>
+          </w:r>
+          <w:r>
+            <w:fldChar w:fldCharType="separate"/>
+          </w:r>
+          <w:r>
+            <w:rPr>
+              <w:rFonts w:ascii="SimSun" w:hAnsi="SimSun" w:eastAsia="SimSun"/>
+              <w:lang w:eastAsia="zh-CN"/>
+            </w:rPr>
+            <w:t>2 系统设计</w:t>
+          </w:r>
+          <w:r>
+            <w:tab/>
+          </w:r>
+          <w:r>
+            <w:fldChar w:fldCharType="begin"/>
+          </w:r>
+          <w:r>
+            <w:instrText xml:space="preserve"> PAGEREF _Toc1080 \h </w:instrText>
+          </w:r>
+          <w:r>
+            <w:fldChar w:fldCharType="separate"/>
+          </w:r>
+          <w:r>
+            <w:t>4</w:t>
+          </w:r>
+          <w:r>
+            <w:fldChar w:fldCharType="end"/>
+          </w:r>
+          <w:r>
+            <w:fldChar w:fldCharType="end"/>
+          </w:r>
+        </w:p>
+        <w:p>
+          <w:pPr>
+            <w:pStyle w:val="29"/>
+            <w:tabs>
+              <w:tab w:val="right" w:leader="dot" w:pos="8300"/>
+            </w:tabs>
+          </w:pPr>
+          <w:r>
+            <w:fldChar w:fldCharType="begin"/>
+          </w:r>
+          <w:r>
+            <w:instrText xml:space="preserve"> HYPERLINK \l _Toc22450 </w:instrText>
+          </w:r>
+          <w:r>
+            <w:fldChar w:fldCharType="separate"/>
+          </w:r>
+          <w:r>
+            <w:rPr>
+              <w:rFonts w:ascii="SimSun" w:hAnsi="SimSun" w:eastAsia="SimSun"/>
+              <w:lang w:eastAsia="zh-CN"/>
+            </w:rPr>
+            <w:t>2.1 系统总体结构设计</w:t>
+          </w:r>
+          <w:r>
+            <w:tab/>
+          </w:r>
+          <w:r>
+            <w:fldChar w:fldCharType="begin"/>
+          </w:r>
+          <w:r>
+            <w:instrText xml:space="preserve"> PAGEREF _Toc22450 \h </w:instrText>
+          </w:r>
+          <w:r>
+            <w:fldChar w:fldCharType="separate"/>
+          </w:r>
+          <w:r>
+            <w:t>4</w:t>
+          </w:r>
+          <w:r>
+            <w:fldChar w:fldCharType="end"/>
+          </w:r>
+          <w:r>
+            <w:fldChar w:fldCharType="end"/>
+          </w:r>
+        </w:p>
+        <w:p>
+          <w:pPr>
+            <w:pStyle w:val="29"/>
+            <w:tabs>
+              <w:tab w:val="right" w:leader="dot" w:pos="8300"/>
+            </w:tabs>
+          </w:pPr>
+          <w:r>
+            <w:fldChar w:fldCharType="begin"/>
+          </w:r>
+          <w:r>
+            <w:instrText xml:space="preserve"> HYPERLINK \l _Toc27152 </w:instrText>
+          </w:r>
+          <w:r>
+            <w:fldChar w:fldCharType="separate"/>
+          </w:r>
+          <w:r>
+            <w:rPr>
+              <w:rFonts w:ascii="SimSun" w:hAnsi="SimSun" w:eastAsia="SimSun"/>
+              <w:lang w:eastAsia="zh-CN"/>
+            </w:rPr>
+            <w:t>2.2 系统各个类及类之间关系设计</w:t>
+          </w:r>
+          <w:r>
+            <w:tab/>
+          </w:r>
+          <w:r>
+            <w:fldChar w:fldCharType="begin"/>
+          </w:r>
+          <w:r>
+            <w:instrText xml:space="preserve"> PAGEREF _Toc27152 \h </w:instrText>
+          </w:r>
+          <w:r>
+            <w:fldChar w:fldCharType="separate"/>
+          </w:r>
+          <w:r>
+            <w:t>4</w:t>
+          </w:r>
+          <w:r>
+            <w:fldChar w:fldCharType="end"/>
+          </w:r>
+          <w:r>
+            <w:fldChar w:fldCharType="end"/>
+          </w:r>
+        </w:p>
+        <w:p>
+          <w:pPr>
+            <w:pStyle w:val="29"/>
+            <w:tabs>
+              <w:tab w:val="right" w:leader="dot" w:pos="8300"/>
+            </w:tabs>
+          </w:pPr>
+          <w:r>
+            <w:fldChar w:fldCharType="begin"/>
+          </w:r>
+          <w:r>
+            <w:instrText xml:space="preserve"> HYPERLINK \l _Toc14848 </w:instrText>
+          </w:r>
+          <w:r>
+            <w:fldChar w:fldCharType="separate"/>
+          </w:r>
+          <w:r>
+            <w:rPr>
+              <w:rFonts w:ascii="SimSun" w:hAnsi="SimSun" w:eastAsia="SimSun"/>
+              <w:lang w:eastAsia="zh-CN"/>
+            </w:rPr>
+            <w:t>2.3 数据存储的设计（文件等）</w:t>
+          </w:r>
+          <w:r>
+            <w:tab/>
+          </w:r>
+          <w:r>
+            <w:fldChar w:fldCharType="begin"/>
+          </w:r>
+          <w:r>
+            <w:instrText xml:space="preserve"> PAGEREF _Toc14848 \h </w:instrText>
+          </w:r>
+          <w:r>
+            <w:fldChar w:fldCharType="separate"/>
+          </w:r>
+          <w:r>
+            <w:t>5</w:t>
+          </w:r>
+          <w:r>
+            <w:fldChar w:fldCharType="end"/>
+          </w:r>
+          <w:r>
+            <w:fldChar w:fldCharType="end"/>
+          </w:r>
+        </w:p>
+        <w:p>
+          <w:pPr>
+            <w:pStyle w:val="29"/>
+            <w:tabs>
+              <w:tab w:val="right" w:leader="dot" w:pos="8300"/>
+            </w:tabs>
+          </w:pPr>
+          <w:r>
+            <w:fldChar w:fldCharType="begin"/>
+          </w:r>
+          <w:r>
+            <w:instrText xml:space="preserve"> HYPERLINK \l _Toc27842 </w:instrText>
+          </w:r>
+          <w:r>
+            <w:fldChar w:fldCharType="separate"/>
+          </w:r>
+          <w:r>
+            <w:rPr>
+              <w:rFonts w:ascii="SimSun" w:hAnsi="SimSun" w:eastAsia="SimSun"/>
+              <w:lang w:eastAsia="zh-CN"/>
+            </w:rPr>
+            <w:t>2.4 界面设计</w:t>
+          </w:r>
+          <w:r>
+            <w:tab/>
+          </w:r>
+          <w:r>
+            <w:fldChar w:fldCharType="begin"/>
+          </w:r>
+          <w:r>
+            <w:instrText xml:space="preserve"> PAGEREF _Toc27842 \h </w:instrText>
+          </w:r>
+          <w:r>
+            <w:fldChar w:fldCharType="separate"/>
+          </w:r>
+          <w:r>
+            <w:t>5</w:t>
+          </w:r>
+          <w:r>
+            <w:fldChar w:fldCharType="end"/>
+          </w:r>
+          <w:r>
+            <w:fldChar w:fldCharType="end"/>
+          </w:r>
+        </w:p>
+        <w:p>
+          <w:pPr>
+            <w:pStyle w:val="26"/>
+            <w:tabs>
+              <w:tab w:val="right" w:leader="dot" w:pos="8300"/>
+            </w:tabs>
+          </w:pPr>
+          <w:r>
+            <w:fldChar w:fldCharType="begin"/>
+          </w:r>
+          <w:r>
+            <w:instrText xml:space="preserve"> HYPERLINK \l _Toc1466 </w:instrText>
+          </w:r>
+          <w:r>
+            <w:fldChar w:fldCharType="separate"/>
+          </w:r>
+          <w:r>
+            <w:rPr>
+              <w:rFonts w:ascii="SimSun" w:hAnsi="SimSun" w:eastAsia="SimSun"/>
+              <w:lang w:eastAsia="zh-CN"/>
+            </w:rPr>
+            <w:t>3 系统实现</w:t>
+          </w:r>
+          <w:r>
+            <w:tab/>
+          </w:r>
+          <w:r>
+            <w:fldChar w:fldCharType="begin"/>
+          </w:r>
+          <w:r>
+            <w:instrText xml:space="preserve"> PAGEREF _Toc1466 \h </w:instrText>
+          </w:r>
+          <w:r>
+            <w:fldChar w:fldCharType="separate"/>
+          </w:r>
+          <w:r>
+            <w:t>6</w:t>
+          </w:r>
+          <w:r>
+            <w:fldChar w:fldCharType="end"/>
+          </w:r>
+          <w:r>
+            <w:fldChar w:fldCharType="end"/>
+          </w:r>
+        </w:p>
+        <w:p>
+          <w:pPr>
+            <w:pStyle w:val="29"/>
+            <w:tabs>
+              <w:tab w:val="right" w:leader="dot" w:pos="8300"/>
+            </w:tabs>
+          </w:pPr>
+          <w:r>
+            <w:fldChar w:fldCharType="begin"/>
+          </w:r>
+          <w:r>
+            <w:instrText xml:space="preserve"> HYPERLINK \l _Toc7247 </w:instrText>
+          </w:r>
+          <w:r>
+            <w:fldChar w:fldCharType="separate"/>
+          </w:r>
+          <w:r>
+            <w:rPr>
+              <w:rFonts w:ascii="SimSun" w:hAnsi="SimSun" w:eastAsia="SimSun"/>
+            </w:rPr>
+            <w:t>3.1 程序启动与界面初始化</w:t>
+          </w:r>
+          <w:r>
+            <w:tab/>
+          </w:r>
+          <w:r>
+            <w:fldChar w:fldCharType="begin"/>
+          </w:r>
+          <w:r>
+            <w:instrText xml:space="preserve"> PAGEREF _Toc7247 \h </w:instrText>
+          </w:r>
+          <w:r>
+            <w:fldChar w:fldCharType="separate"/>
+          </w:r>
+          <w:r>
+            <w:t>6</w:t>
+          </w:r>
+          <w:r>
+            <w:fldChar w:fldCharType="end"/>
+          </w:r>
+          <w:r>
+            <w:fldChar w:fldCharType="end"/>
+          </w:r>
+        </w:p>
+        <w:p>
+          <w:pPr>
+            <w:pStyle w:val="29"/>
+            <w:tabs>
+              <w:tab w:val="right" w:leader="dot" w:pos="8300"/>
+            </w:tabs>
+          </w:pPr>
+          <w:r>
+            <w:fldChar w:fldCharType="begin"/>
+          </w:r>
+          <w:r>
+            <w:instrText xml:space="preserve"> HYPERLINK \l _Toc5256 </w:instrText>
+          </w:r>
+          <w:r>
+            <w:fldChar w:fldCharType="separate"/>
+          </w:r>
+          <w:r>
+            <w:rPr>
+              <w:rFonts w:ascii="SimSun" w:hAnsi="SimSun" w:eastAsia="SimSun"/>
+              <w:lang w:eastAsia="zh-CN"/>
+            </w:rPr>
+            <w:t>3.2 节点新增与删除</w:t>
+          </w:r>
+          <w:r>
+            <w:tab/>
+          </w:r>
+          <w:r>
+            <w:fldChar w:fldCharType="begin"/>
+          </w:r>
+          <w:r>
+            <w:instrText xml:space="preserve"> PAGEREF _Toc5256 \h </w:instrText>
+          </w:r>
+          <w:r>
+            <w:fldChar w:fldCharType="separate"/>
+          </w:r>
+          <w:r>
+            <w:t>6</w:t>
+          </w:r>
+          <w:r>
+            <w:fldChar w:fldCharType="end"/>
+          </w:r>
+          <w:r>
+            <w:fldChar w:fldCharType="end"/>
+          </w:r>
+        </w:p>
+        <w:p>
+          <w:pPr>
+            <w:pStyle w:val="29"/>
+            <w:tabs>
+              <w:tab w:val="right" w:leader="dot" w:pos="8300"/>
+            </w:tabs>
+          </w:pPr>
+          <w:r>
+            <w:fldChar w:fldCharType="begin"/>
+          </w:r>
+          <w:r>
+            <w:instrText xml:space="preserve"> HYPERLINK \l _Toc5796 </w:instrText>
+          </w:r>
+          <w:r>
+            <w:fldChar w:fldCharType="separate"/>
+          </w:r>
+          <w:r>
+            <w:rPr>
+              <w:rFonts w:ascii="SimSun" w:hAnsi="SimSun" w:eastAsia="SimSun"/>
+              <w:lang w:eastAsia="zh-CN"/>
+            </w:rPr>
+            <w:t>3.3 布局切换</w:t>
+          </w:r>
+          <w:r>
+            <w:tab/>
+          </w:r>
+          <w:r>
+            <w:fldChar w:fldCharType="begin"/>
+          </w:r>
+          <w:r>
+            <w:instrText xml:space="preserve"> PAGEREF _Toc5796 \h </w:instrText>
+          </w:r>
+          <w:r>
+            <w:fldChar w:fldCharType="separate"/>
+          </w:r>
+          <w:r>
+            <w:t>7</w:t>
+          </w:r>
+          <w:r>
+            <w:fldChar w:fldCharType="end"/>
+          </w:r>
+          <w:r>
+            <w:fldChar w:fldCharType="end"/>
+          </w:r>
+        </w:p>
+        <w:p>
+          <w:pPr>
+            <w:pStyle w:val="29"/>
+            <w:tabs>
+              <w:tab w:val="right" w:leader="dot" w:pos="8300"/>
+            </w:tabs>
+          </w:pPr>
+          <w:r>
+            <w:fldChar w:fldCharType="begin"/>
+          </w:r>
+          <w:r>
+            <w:instrText xml:space="preserve"> HYPERLINK \l _Toc13286 </w:instrText>
+          </w:r>
+          <w:r>
+            <w:fldChar w:fldCharType="separate"/>
+          </w:r>
+          <w:r>
+            <w:rPr>
+              <w:rFonts w:ascii="SimSun" w:hAnsi="SimSun" w:eastAsia="SimSun"/>
+              <w:lang w:eastAsia="zh-CN"/>
+            </w:rPr>
+            <w:t>3.4 保存、打开与图片导出</w:t>
+          </w:r>
+          <w:r>
+            <w:tab/>
+          </w:r>
+          <w:r>
+            <w:fldChar w:fldCharType="begin"/>
+          </w:r>
+          <w:r>
+            <w:instrText xml:space="preserve"> PAGEREF _Toc13286 \h </w:instrText>
+          </w:r>
+          <w:r>
+            <w:fldChar w:fldCharType="separate"/>
+          </w:r>
+          <w:r>
+            <w:t>8</w:t>
+          </w:r>
+          <w:r>
+            <w:fldChar w:fldCharType="end"/>
+          </w:r>
+          <w:r>
+            <w:fldChar w:fldCharType="end"/>
+          </w:r>
+        </w:p>
+        <w:p>
+          <w:pPr>
+            <w:pStyle w:val="26"/>
+            <w:tabs>
+              <w:tab w:val="right" w:leader="dot" w:pos="8300"/>
+            </w:tabs>
+          </w:pPr>
+          <w:r>
+            <w:fldChar w:fldCharType="begin"/>
+          </w:r>
+          <w:r>
+            <w:instrText xml:space="preserve"> HYPERLINK \l _Toc1419 </w:instrText>
+          </w:r>
+          <w:r>
+            <w:fldChar w:fldCharType="separate"/>
+          </w:r>
+          <w:r>
+            <w:rPr>
+              <w:rFonts w:ascii="SimSun" w:hAnsi="SimSun" w:eastAsia="SimSun"/>
+              <w:lang w:eastAsia="zh-CN"/>
+            </w:rPr>
+            <w:t>4 系统测试</w:t>
+          </w:r>
+          <w:r>
+            <w:tab/>
+          </w:r>
+          <w:r>
+            <w:fldChar w:fldCharType="begin"/>
+          </w:r>
+          <w:r>
+            <w:instrText xml:space="preserve"> PAGEREF _Toc1419 \h </w:instrText>
+          </w:r>
+          <w:r>
+            <w:fldChar w:fldCharType="separate"/>
+          </w:r>
+          <w:r>
+            <w:t>8</w:t>
+          </w:r>
+          <w:r>
+            <w:fldChar w:fldCharType="end"/>
+          </w:r>
+          <w:r>
+            <w:fldChar w:fldCharType="end"/>
+          </w:r>
+        </w:p>
+        <w:p>
+          <w:pPr>
+            <w:pStyle w:val="29"/>
+            <w:tabs>
+              <w:tab w:val="right" w:leader="dot" w:pos="8300"/>
+            </w:tabs>
+          </w:pPr>
+          <w:r>
+            <w:fldChar w:fldCharType="begin"/>
+          </w:r>
+          <w:r>
+            <w:instrText xml:space="preserve"> HYPERLINK \l _Toc6094 </w:instrText>
+          </w:r>
+          <w:r>
+            <w:fldChar w:fldCharType="separate"/>
+          </w:r>
+          <w:r>
+            <w:rPr>
+              <w:rFonts w:ascii="SimSun" w:hAnsi="SimSun" w:eastAsia="SimSun"/>
+              <w:lang w:eastAsia="zh-CN"/>
+            </w:rPr>
+            <w:t>4.1 模块测试</w:t>
+          </w:r>
+          <w:r>
+            <w:tab/>
+          </w:r>
+          <w:r>
+            <w:fldChar w:fldCharType="begin"/>
+          </w:r>
+          <w:r>
+            <w:instrText xml:space="preserve"> PAGEREF _Toc6094 \h </w:instrText>
+          </w:r>
+          <w:r>
+            <w:fldChar w:fldCharType="separate"/>
+          </w:r>
+          <w:r>
+            <w:t>8</w:t>
+          </w:r>
+          <w:r>
+            <w:fldChar w:fldCharType="end"/>
+          </w:r>
+          <w:r>
+            <w:fldChar w:fldCharType="end"/>
+          </w:r>
+        </w:p>
+        <w:p>
+          <w:pPr>
+            <w:pStyle w:val="29"/>
+            <w:tabs>
+              <w:tab w:val="right" w:leader="dot" w:pos="8300"/>
+            </w:tabs>
+          </w:pPr>
+          <w:r>
+            <w:fldChar w:fldCharType="begin"/>
+          </w:r>
+          <w:r>
+            <w:instrText xml:space="preserve"> HYPERLINK \l _Toc288 </w:instrText>
+          </w:r>
+          <w:r>
+            <w:fldChar w:fldCharType="separate"/>
+          </w:r>
+          <w:r>
+            <w:rPr>
+              <w:rFonts w:ascii="SimSun" w:hAnsi="SimSun" w:eastAsia="SimSun"/>
+            </w:rPr>
+            <w:t>4.2 系统测试</w:t>
+          </w:r>
+          <w:r>
+            <w:tab/>
+          </w:r>
+          <w:r>
+            <w:fldChar w:fldCharType="begin"/>
+          </w:r>
+          <w:r>
+            <w:instrText xml:space="preserve"> PAGEREF _Toc288 \h </w:instrText>
+          </w:r>
+          <w:r>
+            <w:fldChar w:fldCharType="separate"/>
+          </w:r>
+          <w:r>
+            <w:t>9</w:t>
+          </w:r>
+          <w:r>
+            <w:fldChar w:fldCharType="end"/>
+          </w:r>
+          <w:r>
+            <w:fldChar w:fldCharType="end"/>
+          </w:r>
+        </w:p>
+        <w:p>
+          <w:pPr>
+            <w:pStyle w:val="26"/>
+            <w:tabs>
+              <w:tab w:val="right" w:leader="dot" w:pos="8300"/>
+            </w:tabs>
+          </w:pPr>
+          <w:r>
+            <w:fldChar w:fldCharType="begin"/>
+          </w:r>
+          <w:r>
+            <w:instrText xml:space="preserve"> HYPERLINK \l _Toc969 </w:instrText>
+          </w:r>
+          <w:r>
+            <w:fldChar w:fldCharType="separate"/>
+          </w:r>
+          <w:r>
+            <w:rPr>
+              <w:rFonts w:ascii="SimSun" w:hAnsi="SimSun" w:eastAsia="SimSun"/>
+              <w:lang w:eastAsia="zh-CN"/>
+            </w:rPr>
+            <w:t>5 系统运行界面</w:t>
+          </w:r>
+          <w:r>
+            <w:tab/>
+          </w:r>
+          <w:r>
+            <w:fldChar w:fldCharType="begin"/>
+          </w:r>
+          <w:r>
+            <w:instrText xml:space="preserve"> PAGEREF _Toc969 \h </w:instrText>
+          </w:r>
+          <w:r>
+            <w:fldChar w:fldCharType="separate"/>
+          </w:r>
+          <w:r>
+            <w:t>9</w:t>
+          </w:r>
+          <w:r>
+            <w:fldChar w:fldCharType="end"/>
+          </w:r>
+          <w:r>
+            <w:fldChar w:fldCharType="end"/>
+          </w:r>
+        </w:p>
+        <w:p>
+          <w:pPr>
+            <w:pStyle w:val="26"/>
+            <w:tabs>
+              <w:tab w:val="right" w:leader="dot" w:pos="8300"/>
+            </w:tabs>
+          </w:pPr>
+          <w:r>
+            <w:fldChar w:fldCharType="begin"/>
+          </w:r>
+          <w:r>
+            <w:instrText xml:space="preserve"> HYPERLINK \l _Toc8994 </w:instrText>
+          </w:r>
+          <w:r>
+            <w:fldChar w:fldCharType="separate"/>
+          </w:r>
+          <w:r>
+            <w:rPr>
+              <w:rFonts w:ascii="SimSun" w:hAnsi="SimSun" w:eastAsia="SimSun"/>
+              <w:lang w:eastAsia="zh-CN"/>
+            </w:rPr>
+            <w:t>6 总结</w:t>
+          </w:r>
+          <w:r>
+            <w:tab/>
+          </w:r>
+          <w:r>
+            <w:fldChar w:fldCharType="begin"/>
+          </w:r>
+          <w:r>
+            <w:instrText xml:space="preserve"> PAGEREF _Toc8994 \h </w:instrText>
+          </w:r>
+          <w:r>
+            <w:fldChar w:fldCharType="separate"/>
+          </w:r>
+          <w:r>
+            <w:t>10</w:t>
+          </w:r>
+          <w:r>
+            <w:fldChar w:fldCharType="end"/>
+          </w:r>
+          <w:r>
+            <w:fldChar w:fldCharType="end"/>
+          </w:r>
+        </w:p>
+        <w:p>
+          <w:pPr>
+            <w:pStyle w:val="29"/>
+            <w:tabs>
+              <w:tab w:val="right" w:leader="dot" w:pos="8300"/>
+            </w:tabs>
+          </w:pPr>
+          <w:r>
+            <w:fldChar w:fldCharType="begin"/>
+          </w:r>
+          <w:r>
+            <w:instrText xml:space="preserve"> HYPERLINK \l _Toc25998 </w:instrText>
+          </w:r>
+          <w:r>
+            <w:fldChar w:fldCharType="separate"/>
+          </w:r>
+          <w:r>
+            <w:rPr>
+              <w:rFonts w:ascii="SimSun" w:hAnsi="SimSun" w:eastAsia="SimSun"/>
+              <w:lang w:eastAsia="zh-CN"/>
+            </w:rPr>
+            <w:t>6.1 胡衍科总结</w:t>
+          </w:r>
+          <w:r>
+            <w:tab/>
+          </w:r>
+          <w:r>
+            <w:fldChar w:fldCharType="begin"/>
+          </w:r>
+          <w:r>
+            <w:instrText xml:space="preserve"> PAGEREF _Toc25998 \h </w:instrText>
+          </w:r>
+          <w:r>
+            <w:fldChar w:fldCharType="separate"/>
+          </w:r>
+          <w:r>
+            <w:t>10</w:t>
+          </w:r>
+          <w:r>
+            <w:fldChar w:fldCharType="end"/>
+          </w:r>
+          <w:r>
+            <w:fldChar w:fldCharType="end"/>
+          </w:r>
+        </w:p>
+        <w:p>
+          <w:pPr>
+            <w:pStyle w:val="29"/>
+            <w:tabs>
+              <w:tab w:val="right" w:leader="dot" w:pos="8300"/>
+            </w:tabs>
+          </w:pPr>
+          <w:r>
+            <w:fldChar w:fldCharType="begin"/>
+          </w:r>
+          <w:r>
+            <w:instrText xml:space="preserve"> HYPERLINK \l _Toc14739 </w:instrText>
+          </w:r>
+          <w:r>
+            <w:fldChar w:fldCharType="separate"/>
+          </w:r>
+          <w:r>
+            <w:rPr>
+              <w:rFonts w:ascii="SimSun" w:hAnsi="SimSun" w:eastAsia="SimSun"/>
+              <w:lang w:eastAsia="zh-CN"/>
+            </w:rPr>
+            <w:t>6.2 陈志杰总结</w:t>
+          </w:r>
+          <w:r>
+            <w:tab/>
+          </w:r>
+          <w:r>
+            <w:fldChar w:fldCharType="begin"/>
+          </w:r>
+          <w:r>
+            <w:instrText xml:space="preserve"> PAGEREF _Toc14739 \h </w:instrText>
+          </w:r>
+          <w:r>
+            <w:fldChar w:fldCharType="separate"/>
+          </w:r>
+          <w:r>
+            <w:t>11</w:t>
+          </w:r>
+          <w:r>
+            <w:fldChar w:fldCharType="end"/>
+          </w:r>
+          <w:r>
+            <w:fldChar w:fldCharType="end"/>
+          </w:r>
+        </w:p>
+        <w:p>
+          <w:pPr>
+            <w:pStyle w:val="29"/>
+            <w:tabs>
+              <w:tab w:val="right" w:leader="dot" w:pos="8300"/>
+            </w:tabs>
+          </w:pPr>
+          <w:r>
+            <w:fldChar w:fldCharType="begin"/>
+          </w:r>
+          <w:r>
+            <w:instrText xml:space="preserve"> HYPERLINK \l _Toc13720 </w:instrText>
+          </w:r>
+          <w:r>
+            <w:fldChar w:fldCharType="separate"/>
+          </w:r>
+          <w:r>
+            <w:rPr>
+              <w:rFonts w:ascii="SimSun" w:hAnsi="SimSun" w:eastAsia="SimSun"/>
+              <w:lang w:eastAsia="zh-CN"/>
+            </w:rPr>
+            <w:t>6.3 项目总结与展望</w:t>
+          </w:r>
+          <w:r>
+            <w:tab/>
+          </w:r>
+          <w:r>
+            <w:fldChar w:fldCharType="begin"/>
+          </w:r>
+          <w:r>
+            <w:instrText xml:space="preserve"> PAGEREF _Toc13720 \h </w:instrText>
+          </w:r>
+          <w:r>
+            <w:fldChar w:fldCharType="separate"/>
+          </w:r>
+          <w:r>
+            <w:t>11</w:t>
+          </w:r>
+          <w:r>
+            <w:fldChar w:fldCharType="end"/>
+          </w:r>
+          <w:r>
+            <w:fldChar w:fldCharType="end"/>
+          </w:r>
+        </w:p>
+        <w:p>
+          <w:r>
+            <w:fldChar w:fldCharType="end"/>
+          </w:r>
+        </w:p>
+      </w:sdtContent>
+    </w:sdt>
+    <w:p/>
     <w:p>
       <w:pPr>
         <w:rPr>
@@ -1356,6 +1607,7 @@
         </w:rPr>
       </w:pPr>
       <w:bookmarkStart w:id="0" w:name="_toc_1"/>
+      <w:bookmarkStart w:id="1" w:name="_Toc11955"/>
       <w:r>
         <w:rPr>
           <w:rFonts w:ascii="SimSun" w:hAnsi="SimSun" w:eastAsia="SimSun"/>
@@ -1364,6 +1616,7 @@
         <w:t>1 系统分析</w:t>
       </w:r>
       <w:bookmarkEnd w:id="0"/>
+      <w:bookmarkEnd w:id="1"/>
     </w:p>
     <w:p>
       <w:pPr>
@@ -1372,7 +1625,8 @@
           <w:lang w:eastAsia="zh-CN"/>
         </w:rPr>
       </w:pPr>
-      <w:bookmarkStart w:id="1" w:name="_toc_2"/>
+      <w:bookmarkStart w:id="2" w:name="_toc_2"/>
+      <w:bookmarkStart w:id="3" w:name="_Toc3712"/>
       <w:r>
         <w:rPr>
           <w:rFonts w:ascii="SimSun" w:hAnsi="SimSun" w:eastAsia="SimSun"/>
@@ -1380,7 +1634,8 @@
         </w:rPr>
         <w:t>1.1 问题描述</w:t>
       </w:r>
-      <w:bookmarkEnd w:id="1"/>
+      <w:bookmarkEnd w:id="2"/>
+      <w:bookmarkEnd w:id="3"/>
     </w:p>
     <w:p>
       <w:pPr>
@@ -1395,15 +1650,15 @@
         <w:rPr>
           <w:lang w:eastAsia="zh-CN"/>
         </w:rPr>
-        <w:t>思维导图是一种以中心主题为核心，通过分支节点逐级展开信息结构的图形化表达方式。它能够帮助使用者将零散信息整理成层级清晰、关系明确的知识网络，在课程学习、项目计划、会议记录和个人知识管理中都具有较强的实用价值。传统的文字记录方式通常按线性顺序展开，难以直观体现主题之间的层级关系，而思维导图能够利用图形节点和连线表达父子关系，便于快速浏览和</w:t>
+        <w:t>思维导图是一种以中心主题为核心，通过分支节点逐级展开信息结构的图</w:t>
       </w:r>
-      <w:bookmarkStart w:id="22" w:name="_GoBack"/>
-      <w:bookmarkEnd w:id="22"/>
+      <w:bookmarkStart w:id="44" w:name="_GoBack"/>
+      <w:bookmarkEnd w:id="44"/>
       <w:r>
         <w:rPr>
           <w:lang w:eastAsia="zh-CN"/>
         </w:rPr>
-        <w:t>修改。</w:t>
+        <w:t>形化表达方式。它能够帮助使用者将零散信息整理成层级清晰、关系明确的知识网络，在课程学习、项目计划、会议记录和个人知识管理中都具有较强的实用价值。传统的文字记录方式通常按线性顺序展开，难以直观体现主题之间的层级关系，而思维导图能够利用图形节点和连线表达父子关系，便于快速浏览和修改。</w:t>
       </w:r>
     </w:p>
     <w:p>
@@ -1442,18 +1697,20 @@
       <w:pPr>
         <w:pStyle w:val="4"/>
       </w:pPr>
-      <w:bookmarkStart w:id="2" w:name="_toc_3"/>
+      <w:bookmarkStart w:id="4" w:name="_toc_3"/>
+      <w:bookmarkStart w:id="5" w:name="_Toc29616"/>
       <w:r>
         <w:rPr>
           <w:rFonts w:ascii="SimSun" w:hAnsi="SimSun" w:eastAsia="SimSun"/>
         </w:rPr>
         <w:t>1.2 系统功能分析</w:t>
       </w:r>
-      <w:bookmarkEnd w:id="2"/>
+      <w:bookmarkEnd w:id="4"/>
+      <w:bookmarkEnd w:id="5"/>
     </w:p>
     <w:tbl>
       <w:tblPr>
-        <w:tblStyle w:val="33"/>
+        <w:tblStyle w:val="35"/>
         <w:tblW w:w="0" w:type="auto"/>
         <w:jc w:val="center"/>
         <w:tblBorders>
@@ -2287,18 +2544,20 @@
       <w:pPr>
         <w:pStyle w:val="4"/>
       </w:pPr>
-      <w:bookmarkStart w:id="3" w:name="_toc_4"/>
+      <w:bookmarkStart w:id="6" w:name="_toc_4"/>
+      <w:bookmarkStart w:id="7" w:name="_Toc8392"/>
       <w:r>
         <w:rPr>
           <w:rFonts w:ascii="SimSun" w:hAnsi="SimSun" w:eastAsia="SimSun"/>
         </w:rPr>
         <w:t>1.3 开发平台及工具介绍</w:t>
       </w:r>
-      <w:bookmarkEnd w:id="3"/>
+      <w:bookmarkEnd w:id="6"/>
+      <w:bookmarkEnd w:id="7"/>
     </w:p>
     <w:tbl>
       <w:tblPr>
-        <w:tblStyle w:val="33"/>
+        <w:tblStyle w:val="35"/>
         <w:tblW w:w="0" w:type="auto"/>
         <w:jc w:val="center"/>
         <w:tblBorders>
@@ -2732,7 +2991,8 @@
           <w:lang w:eastAsia="zh-CN"/>
         </w:rPr>
       </w:pPr>
-      <w:bookmarkStart w:id="4" w:name="_toc_5"/>
+      <w:bookmarkStart w:id="8" w:name="_toc_5"/>
+      <w:bookmarkStart w:id="9" w:name="_Toc1080"/>
       <w:r>
         <w:rPr>
           <w:rFonts w:ascii="SimSun" w:hAnsi="SimSun" w:eastAsia="SimSun"/>
@@ -2740,7 +3000,8 @@
         </w:rPr>
         <w:t>2 系统设计</w:t>
       </w:r>
-      <w:bookmarkEnd w:id="4"/>
+      <w:bookmarkEnd w:id="8"/>
+      <w:bookmarkEnd w:id="9"/>
     </w:p>
     <w:p>
       <w:pPr>
@@ -2749,7 +3010,8 @@
           <w:lang w:eastAsia="zh-CN"/>
         </w:rPr>
       </w:pPr>
-      <w:bookmarkStart w:id="5" w:name="_toc_6"/>
+      <w:bookmarkStart w:id="10" w:name="_toc_6"/>
+      <w:bookmarkStart w:id="11" w:name="_Toc22450"/>
       <w:r>
         <w:rPr>
           <w:rFonts w:ascii="SimSun" w:hAnsi="SimSun" w:eastAsia="SimSun"/>
@@ -2757,7 +3019,8 @@
         </w:rPr>
         <w:t>2.1 系统总体结构设计</w:t>
       </w:r>
-      <w:bookmarkEnd w:id="5"/>
+      <w:bookmarkEnd w:id="10"/>
+      <w:bookmarkEnd w:id="11"/>
     </w:p>
     <w:p>
       <w:pPr>
@@ -2777,7 +3040,7 @@
     </w:p>
     <w:tbl>
       <w:tblPr>
-        <w:tblStyle w:val="33"/>
+        <w:tblStyle w:val="35"/>
         <w:tblW w:w="0" w:type="auto"/>
         <w:jc w:val="center"/>
         <w:tblBorders>
@@ -3235,7 +3498,8 @@
           <w:lang w:eastAsia="zh-CN"/>
         </w:rPr>
       </w:pPr>
-      <w:bookmarkStart w:id="6" w:name="_toc_7"/>
+      <w:bookmarkStart w:id="12" w:name="_toc_7"/>
+      <w:bookmarkStart w:id="13" w:name="_Toc27152"/>
       <w:r>
         <w:rPr>
           <w:rFonts w:ascii="SimSun" w:hAnsi="SimSun" w:eastAsia="SimSun"/>
@@ -3243,7 +3507,8 @@
         </w:rPr>
         <w:t>2.2 系统各个类及类之间关系设计</w:t>
       </w:r>
-      <w:bookmarkEnd w:id="6"/>
+      <w:bookmarkEnd w:id="12"/>
+      <w:bookmarkEnd w:id="13"/>
     </w:p>
     <w:p>
       <w:pPr>
@@ -3263,847 +3528,7 @@
     </w:p>
     <w:tbl>
       <w:tblPr>
-        <w:tblStyle w:val="33"/>
-        <w:tblW w:w="0" w:type="auto"/>
-        <w:jc w:val="center"/>
-        <w:tblBorders>
-          <w:top w:val="single" w:color="auto" w:sz="4" w:space="0"/>
-          <w:left w:val="single" w:color="auto" w:sz="4" w:space="0"/>
-          <w:bottom w:val="single" w:color="auto" w:sz="4" w:space="0"/>
-          <w:right w:val="single" w:color="auto" w:sz="4" w:space="0"/>
-          <w:insideH w:val="single" w:color="auto" w:sz="4" w:space="0"/>
-          <w:insideV w:val="single" w:color="auto" w:sz="4" w:space="0"/>
-        </w:tblBorders>
-        <w:tblLayout w:type="autofit"/>
-        <w:tblCellMar>
-          <w:top w:w="0" w:type="dxa"/>
-          <w:left w:w="108" w:type="dxa"/>
-          <w:bottom w:w="0" w:type="dxa"/>
-          <w:right w:w="108" w:type="dxa"/>
-        </w:tblCellMar>
-      </w:tblPr>
-      <w:tblGrid>
-        <w:gridCol w:w="2767"/>
-        <w:gridCol w:w="2767"/>
-        <w:gridCol w:w="2767"/>
-      </w:tblGrid>
-      <w:tr>
-        <w:tblPrEx>
-          <w:tblBorders>
-            <w:top w:val="single" w:color="auto" w:sz="4" w:space="0"/>
-            <w:left w:val="single" w:color="auto" w:sz="4" w:space="0"/>
-            <w:bottom w:val="single" w:color="auto" w:sz="4" w:space="0"/>
-            <w:right w:val="single" w:color="auto" w:sz="4" w:space="0"/>
-            <w:insideH w:val="single" w:color="auto" w:sz="4" w:space="0"/>
-            <w:insideV w:val="single" w:color="auto" w:sz="4" w:space="0"/>
-          </w:tblBorders>
-        </w:tblPrEx>
-        <w:trPr>
-          <w:jc w:val="center"/>
-        </w:trPr>
-        <w:tc>
-          <w:tcPr>
-            <w:tcW w:w="2767" w:type="dxa"/>
-            <w:shd w:val="clear" w:color="auto" w:fill="EAF2F8"/>
-            <w:vAlign w:val="center"/>
-          </w:tcPr>
-          <w:p>
-            <w:pPr>
-              <w:spacing w:after="0" w:line="276" w:lineRule="auto"/>
-              <w:jc w:val="center"/>
-              <w:rPr>
-                <w:rFonts w:hint="eastAsia"/>
-              </w:rPr>
-            </w:pPr>
-            <w:r>
-              <w:rPr>
-                <w:b/>
-                <w:sz w:val="18"/>
-              </w:rPr>
-              <w:t>类名</w:t>
-            </w:r>
-          </w:p>
-        </w:tc>
-        <w:tc>
-          <w:tcPr>
-            <w:tcW w:w="2767" w:type="dxa"/>
-            <w:shd w:val="clear" w:color="auto" w:fill="EAF2F8"/>
-            <w:vAlign w:val="center"/>
-          </w:tcPr>
-          <w:p>
-            <w:pPr>
-              <w:spacing w:after="0" w:line="276" w:lineRule="auto"/>
-              <w:jc w:val="center"/>
-              <w:rPr>
-                <w:rFonts w:hint="eastAsia"/>
-              </w:rPr>
-            </w:pPr>
-            <w:r>
-              <w:rPr>
-                <w:b/>
-                <w:sz w:val="18"/>
-              </w:rPr>
-              <w:t>父类/类型</w:t>
-            </w:r>
-          </w:p>
-        </w:tc>
-        <w:tc>
-          <w:tcPr>
-            <w:tcW w:w="2767" w:type="dxa"/>
-            <w:shd w:val="clear" w:color="auto" w:fill="EAF2F8"/>
-            <w:vAlign w:val="center"/>
-          </w:tcPr>
-          <w:p>
-            <w:pPr>
-              <w:spacing w:after="0" w:line="276" w:lineRule="auto"/>
-              <w:jc w:val="center"/>
-              <w:rPr>
-                <w:rFonts w:hint="eastAsia"/>
-              </w:rPr>
-            </w:pPr>
-            <w:r>
-              <w:rPr>
-                <w:b/>
-                <w:sz w:val="18"/>
-              </w:rPr>
-              <w:t>主要属性或职责</w:t>
-            </w:r>
-          </w:p>
-        </w:tc>
-      </w:tr>
-      <w:tr>
-        <w:tblPrEx>
-          <w:tblBorders>
-            <w:top w:val="single" w:color="auto" w:sz="4" w:space="0"/>
-            <w:left w:val="single" w:color="auto" w:sz="4" w:space="0"/>
-            <w:bottom w:val="single" w:color="auto" w:sz="4" w:space="0"/>
-            <w:right w:val="single" w:color="auto" w:sz="4" w:space="0"/>
-            <w:insideH w:val="single" w:color="auto" w:sz="4" w:space="0"/>
-            <w:insideV w:val="single" w:color="auto" w:sz="4" w:space="0"/>
-          </w:tblBorders>
-          <w:tblCellMar>
-            <w:top w:w="0" w:type="dxa"/>
-            <w:left w:w="108" w:type="dxa"/>
-            <w:bottom w:w="0" w:type="dxa"/>
-            <w:right w:w="108" w:type="dxa"/>
-          </w:tblCellMar>
-        </w:tblPrEx>
-        <w:trPr>
-          <w:jc w:val="center"/>
-        </w:trPr>
-        <w:tc>
-          <w:tcPr>
-            <w:tcW w:w="2767" w:type="dxa"/>
-            <w:vAlign w:val="center"/>
-          </w:tcPr>
-          <w:p>
-            <w:pPr>
-              <w:spacing w:after="0" w:line="276" w:lineRule="auto"/>
-              <w:jc w:val="center"/>
-              <w:rPr>
-                <w:rFonts w:hint="eastAsia"/>
-              </w:rPr>
-            </w:pPr>
-            <w:r>
-              <w:rPr>
-                <w:sz w:val="18"/>
-              </w:rPr>
-              <w:t>Main</w:t>
-            </w:r>
-          </w:p>
-        </w:tc>
-        <w:tc>
-          <w:tcPr>
-            <w:tcW w:w="2767" w:type="dxa"/>
-            <w:vAlign w:val="center"/>
-          </w:tcPr>
-          <w:p>
-            <w:pPr>
-              <w:spacing w:after="0" w:line="276" w:lineRule="auto"/>
-              <w:jc w:val="center"/>
-              <w:rPr>
-                <w:rFonts w:hint="eastAsia"/>
-              </w:rPr>
-            </w:pPr>
-            <w:r>
-              <w:rPr>
-                <w:sz w:val="18"/>
-              </w:rPr>
-              <w:t>Application</w:t>
-            </w:r>
-          </w:p>
-        </w:tc>
-        <w:tc>
-          <w:tcPr>
-            <w:tcW w:w="2767" w:type="dxa"/>
-            <w:vAlign w:val="center"/>
-          </w:tcPr>
-          <w:p>
-            <w:pPr>
-              <w:spacing w:after="0" w:line="276" w:lineRule="auto"/>
-              <w:rPr>
-                <w:rFonts w:hint="eastAsia"/>
-                <w:lang w:eastAsia="zh-CN"/>
-              </w:rPr>
-            </w:pPr>
-            <w:r>
-              <w:rPr>
-                <w:sz w:val="18"/>
-                <w:lang w:eastAsia="zh-CN"/>
-              </w:rPr>
-              <w:t>加载 FXML、CSS、图标，初始化控制器和工具类依赖。</w:t>
-            </w:r>
-          </w:p>
-        </w:tc>
-      </w:tr>
-      <w:tr>
-        <w:tblPrEx>
-          <w:tblBorders>
-            <w:top w:val="single" w:color="auto" w:sz="4" w:space="0"/>
-            <w:left w:val="single" w:color="auto" w:sz="4" w:space="0"/>
-            <w:bottom w:val="single" w:color="auto" w:sz="4" w:space="0"/>
-            <w:right w:val="single" w:color="auto" w:sz="4" w:space="0"/>
-            <w:insideH w:val="single" w:color="auto" w:sz="4" w:space="0"/>
-            <w:insideV w:val="single" w:color="auto" w:sz="4" w:space="0"/>
-          </w:tblBorders>
-          <w:tblCellMar>
-            <w:top w:w="0" w:type="dxa"/>
-            <w:left w:w="108" w:type="dxa"/>
-            <w:bottom w:w="0" w:type="dxa"/>
-            <w:right w:w="108" w:type="dxa"/>
-          </w:tblCellMar>
-        </w:tblPrEx>
-        <w:trPr>
-          <w:jc w:val="center"/>
-        </w:trPr>
-        <w:tc>
-          <w:tcPr>
-            <w:tcW w:w="2767" w:type="dxa"/>
-            <w:vAlign w:val="center"/>
-          </w:tcPr>
-          <w:p>
-            <w:pPr>
-              <w:spacing w:after="0" w:line="276" w:lineRule="auto"/>
-              <w:rPr>
-                <w:rFonts w:hint="eastAsia"/>
-              </w:rPr>
-            </w:pPr>
-            <w:r>
-              <w:rPr>
-                <w:sz w:val="18"/>
-              </w:rPr>
-              <w:t>adaptiveController</w:t>
-            </w:r>
-          </w:p>
-        </w:tc>
-        <w:tc>
-          <w:tcPr>
-            <w:tcW w:w="2767" w:type="dxa"/>
-            <w:vAlign w:val="center"/>
-          </w:tcPr>
-          <w:p>
-            <w:pPr>
-              <w:spacing w:after="0" w:line="276" w:lineRule="auto"/>
-              <w:rPr>
-                <w:rFonts w:hint="eastAsia"/>
-              </w:rPr>
-            </w:pPr>
-            <w:r>
-              <w:rPr>
-                <w:sz w:val="18"/>
-              </w:rPr>
-              <w:t>Initializable</w:t>
-            </w:r>
-          </w:p>
-        </w:tc>
-        <w:tc>
-          <w:tcPr>
-            <w:tcW w:w="2767" w:type="dxa"/>
-            <w:vAlign w:val="center"/>
-          </w:tcPr>
-          <w:p>
-            <w:pPr>
-              <w:spacing w:after="0" w:line="276" w:lineRule="auto"/>
-              <w:rPr>
-                <w:rFonts w:hint="eastAsia"/>
-                <w:lang w:eastAsia="zh-CN"/>
-              </w:rPr>
-            </w:pPr>
-            <w:r>
-              <w:rPr>
-                <w:sz w:val="18"/>
-                <w:lang w:eastAsia="zh-CN"/>
-              </w:rPr>
-              <w:t>管理菜单事件、选中节点、状态提示、当前导图名称。</w:t>
-            </w:r>
-          </w:p>
-        </w:tc>
-      </w:tr>
-      <w:tr>
-        <w:tblPrEx>
-          <w:tblBorders>
-            <w:top w:val="single" w:color="auto" w:sz="4" w:space="0"/>
-            <w:left w:val="single" w:color="auto" w:sz="4" w:space="0"/>
-            <w:bottom w:val="single" w:color="auto" w:sz="4" w:space="0"/>
-            <w:right w:val="single" w:color="auto" w:sz="4" w:space="0"/>
-            <w:insideH w:val="single" w:color="auto" w:sz="4" w:space="0"/>
-            <w:insideV w:val="single" w:color="auto" w:sz="4" w:space="0"/>
-          </w:tblBorders>
-          <w:tblCellMar>
-            <w:top w:w="0" w:type="dxa"/>
-            <w:left w:w="108" w:type="dxa"/>
-            <w:bottom w:w="0" w:type="dxa"/>
-            <w:right w:w="108" w:type="dxa"/>
-          </w:tblCellMar>
-        </w:tblPrEx>
-        <w:trPr>
-          <w:jc w:val="center"/>
-        </w:trPr>
-        <w:tc>
-          <w:tcPr>
-            <w:tcW w:w="2767" w:type="dxa"/>
-            <w:vAlign w:val="center"/>
-          </w:tcPr>
-          <w:p>
-            <w:pPr>
-              <w:spacing w:after="0" w:line="276" w:lineRule="auto"/>
-              <w:jc w:val="center"/>
-              <w:rPr>
-                <w:rFonts w:hint="eastAsia"/>
-              </w:rPr>
-            </w:pPr>
-            <w:r>
-              <w:rPr>
-                <w:sz w:val="18"/>
-              </w:rPr>
-              <w:t>MapTab</w:t>
-            </w:r>
-          </w:p>
-        </w:tc>
-        <w:tc>
-          <w:tcPr>
-            <w:tcW w:w="2767" w:type="dxa"/>
-            <w:vAlign w:val="center"/>
-          </w:tcPr>
-          <w:p>
-            <w:pPr>
-              <w:spacing w:after="0" w:line="276" w:lineRule="auto"/>
-              <w:jc w:val="center"/>
-              <w:rPr>
-                <w:rFonts w:hint="eastAsia"/>
-              </w:rPr>
-            </w:pPr>
-            <w:r>
-              <w:rPr>
-                <w:sz w:val="18"/>
-              </w:rPr>
-              <w:t>Tab</w:t>
-            </w:r>
-          </w:p>
-        </w:tc>
-        <w:tc>
-          <w:tcPr>
-            <w:tcW w:w="2767" w:type="dxa"/>
-            <w:vAlign w:val="center"/>
-          </w:tcPr>
-          <w:p>
-            <w:pPr>
-              <w:spacing w:after="0" w:line="276" w:lineRule="auto"/>
-              <w:rPr>
-                <w:rFonts w:hint="eastAsia"/>
-                <w:lang w:eastAsia="zh-CN"/>
-              </w:rPr>
-            </w:pPr>
-            <w:r>
-              <w:rPr>
-                <w:sz w:val="18"/>
-                <w:lang w:eastAsia="zh-CN"/>
-              </w:rPr>
-              <w:t>表示一张导图，保存中心节点、连线集合、布局方向和保存路径。</w:t>
-            </w:r>
-          </w:p>
-        </w:tc>
-      </w:tr>
-      <w:tr>
-        <w:tblPrEx>
-          <w:tblBorders>
-            <w:top w:val="single" w:color="auto" w:sz="4" w:space="0"/>
-            <w:left w:val="single" w:color="auto" w:sz="4" w:space="0"/>
-            <w:bottom w:val="single" w:color="auto" w:sz="4" w:space="0"/>
-            <w:right w:val="single" w:color="auto" w:sz="4" w:space="0"/>
-            <w:insideH w:val="single" w:color="auto" w:sz="4" w:space="0"/>
-            <w:insideV w:val="single" w:color="auto" w:sz="4" w:space="0"/>
-          </w:tblBorders>
-          <w:tblCellMar>
-            <w:top w:w="0" w:type="dxa"/>
-            <w:left w:w="108" w:type="dxa"/>
-            <w:bottom w:w="0" w:type="dxa"/>
-            <w:right w:w="108" w:type="dxa"/>
-          </w:tblCellMar>
-        </w:tblPrEx>
-        <w:trPr>
-          <w:jc w:val="center"/>
-        </w:trPr>
-        <w:tc>
-          <w:tcPr>
-            <w:tcW w:w="2767" w:type="dxa"/>
-            <w:vAlign w:val="center"/>
-          </w:tcPr>
-          <w:p>
-            <w:pPr>
-              <w:spacing w:after="0" w:line="276" w:lineRule="auto"/>
-              <w:jc w:val="center"/>
-              <w:rPr>
-                <w:rFonts w:hint="eastAsia"/>
-              </w:rPr>
-            </w:pPr>
-            <w:r>
-              <w:rPr>
-                <w:sz w:val="18"/>
-              </w:rPr>
-              <w:t>MapNode</w:t>
-            </w:r>
-          </w:p>
-        </w:tc>
-        <w:tc>
-          <w:tcPr>
-            <w:tcW w:w="2767" w:type="dxa"/>
-            <w:vAlign w:val="center"/>
-          </w:tcPr>
-          <w:p>
-            <w:pPr>
-              <w:spacing w:after="0" w:line="276" w:lineRule="auto"/>
-              <w:jc w:val="center"/>
-              <w:rPr>
-                <w:rFonts w:hint="eastAsia"/>
-              </w:rPr>
-            </w:pPr>
-            <w:r>
-              <w:rPr>
-                <w:sz w:val="18"/>
-              </w:rPr>
-              <w:t>TextField</w:t>
-            </w:r>
-          </w:p>
-        </w:tc>
-        <w:tc>
-          <w:tcPr>
-            <w:tcW w:w="2767" w:type="dxa"/>
-            <w:vAlign w:val="center"/>
-          </w:tcPr>
-          <w:p>
-            <w:pPr>
-              <w:spacing w:after="0" w:line="276" w:lineRule="auto"/>
-              <w:rPr>
-                <w:rFonts w:hint="eastAsia"/>
-                <w:lang w:eastAsia="zh-CN"/>
-              </w:rPr>
-            </w:pPr>
-            <w:r>
-              <w:rPr>
-                <w:sz w:val="18"/>
-                <w:lang w:eastAsia="zh-CN"/>
-              </w:rPr>
-              <w:t>表示可编辑节点，保存父子关系、坐标、文本、布局状态。</w:t>
-            </w:r>
-          </w:p>
-        </w:tc>
-      </w:tr>
-      <w:tr>
-        <w:tblPrEx>
-          <w:tblBorders>
-            <w:top w:val="single" w:color="auto" w:sz="4" w:space="0"/>
-            <w:left w:val="single" w:color="auto" w:sz="4" w:space="0"/>
-            <w:bottom w:val="single" w:color="auto" w:sz="4" w:space="0"/>
-            <w:right w:val="single" w:color="auto" w:sz="4" w:space="0"/>
-            <w:insideH w:val="single" w:color="auto" w:sz="4" w:space="0"/>
-            <w:insideV w:val="single" w:color="auto" w:sz="4" w:space="0"/>
-          </w:tblBorders>
-          <w:tblCellMar>
-            <w:top w:w="0" w:type="dxa"/>
-            <w:left w:w="108" w:type="dxa"/>
-            <w:bottom w:w="0" w:type="dxa"/>
-            <w:right w:w="108" w:type="dxa"/>
-          </w:tblCellMar>
-        </w:tblPrEx>
-        <w:trPr>
-          <w:jc w:val="center"/>
-        </w:trPr>
-        <w:tc>
-          <w:tcPr>
-            <w:tcW w:w="2767" w:type="dxa"/>
-            <w:vAlign w:val="center"/>
-          </w:tcPr>
-          <w:p>
-            <w:pPr>
-              <w:spacing w:after="0" w:line="276" w:lineRule="auto"/>
-              <w:jc w:val="center"/>
-              <w:rPr>
-                <w:rFonts w:hint="eastAsia"/>
-              </w:rPr>
-            </w:pPr>
-            <w:r>
-              <w:rPr>
-                <w:sz w:val="18"/>
-              </w:rPr>
-              <w:t>MapLine</w:t>
-            </w:r>
-          </w:p>
-        </w:tc>
-        <w:tc>
-          <w:tcPr>
-            <w:tcW w:w="2767" w:type="dxa"/>
-            <w:vAlign w:val="center"/>
-          </w:tcPr>
-          <w:p>
-            <w:pPr>
-              <w:spacing w:after="0" w:line="276" w:lineRule="auto"/>
-              <w:jc w:val="center"/>
-              <w:rPr>
-                <w:rFonts w:hint="eastAsia"/>
-              </w:rPr>
-            </w:pPr>
-            <w:r>
-              <w:rPr>
-                <w:sz w:val="18"/>
-              </w:rPr>
-              <w:t>Line</w:t>
-            </w:r>
-          </w:p>
-        </w:tc>
-        <w:tc>
-          <w:tcPr>
-            <w:tcW w:w="2767" w:type="dxa"/>
-            <w:vAlign w:val="center"/>
-          </w:tcPr>
-          <w:p>
-            <w:pPr>
-              <w:spacing w:after="0" w:line="276" w:lineRule="auto"/>
-              <w:rPr>
-                <w:rFonts w:hint="eastAsia"/>
-                <w:lang w:eastAsia="zh-CN"/>
-              </w:rPr>
-            </w:pPr>
-            <w:r>
-              <w:rPr>
-                <w:sz w:val="18"/>
-                <w:lang w:eastAsia="zh-CN"/>
-              </w:rPr>
-              <w:t>表示父子节点连线，绑定节点坐标并自动更新端点。</w:t>
-            </w:r>
-          </w:p>
-        </w:tc>
-      </w:tr>
-      <w:tr>
-        <w:tblPrEx>
-          <w:tblBorders>
-            <w:top w:val="single" w:color="auto" w:sz="4" w:space="0"/>
-            <w:left w:val="single" w:color="auto" w:sz="4" w:space="0"/>
-            <w:bottom w:val="single" w:color="auto" w:sz="4" w:space="0"/>
-            <w:right w:val="single" w:color="auto" w:sz="4" w:space="0"/>
-            <w:insideH w:val="single" w:color="auto" w:sz="4" w:space="0"/>
-            <w:insideV w:val="single" w:color="auto" w:sz="4" w:space="0"/>
-          </w:tblBorders>
-          <w:tblCellMar>
-            <w:top w:w="0" w:type="dxa"/>
-            <w:left w:w="108" w:type="dxa"/>
-            <w:bottom w:w="0" w:type="dxa"/>
-            <w:right w:w="108" w:type="dxa"/>
-          </w:tblCellMar>
-        </w:tblPrEx>
-        <w:trPr>
-          <w:jc w:val="center"/>
-        </w:trPr>
-        <w:tc>
-          <w:tcPr>
-            <w:tcW w:w="2767" w:type="dxa"/>
-            <w:vAlign w:val="center"/>
-          </w:tcPr>
-          <w:p>
-            <w:pPr>
-              <w:spacing w:after="0" w:line="276" w:lineRule="auto"/>
-              <w:jc w:val="center"/>
-              <w:rPr>
-                <w:rFonts w:hint="eastAsia"/>
-              </w:rPr>
-            </w:pPr>
-            <w:r>
-              <w:rPr>
-                <w:sz w:val="18"/>
-              </w:rPr>
-              <w:t>NodeUtils</w:t>
-            </w:r>
-          </w:p>
-        </w:tc>
-        <w:tc>
-          <w:tcPr>
-            <w:tcW w:w="2767" w:type="dxa"/>
-            <w:vAlign w:val="center"/>
-          </w:tcPr>
-          <w:p>
-            <w:pPr>
-              <w:spacing w:after="0" w:line="276" w:lineRule="auto"/>
-              <w:jc w:val="center"/>
-              <w:rPr>
-                <w:rFonts w:hint="eastAsia"/>
-              </w:rPr>
-            </w:pPr>
-            <w:r>
-              <w:rPr>
-                <w:sz w:val="18"/>
-              </w:rPr>
-              <w:t>工具类</w:t>
-            </w:r>
-          </w:p>
-        </w:tc>
-        <w:tc>
-          <w:tcPr>
-            <w:tcW w:w="2767" w:type="dxa"/>
-            <w:vAlign w:val="center"/>
-          </w:tcPr>
-          <w:p>
-            <w:pPr>
-              <w:spacing w:after="0" w:line="276" w:lineRule="auto"/>
-              <w:rPr>
-                <w:rFonts w:hint="eastAsia"/>
-                <w:lang w:eastAsia="zh-CN"/>
-              </w:rPr>
-            </w:pPr>
-            <w:r>
-              <w:rPr>
-                <w:sz w:val="18"/>
-                <w:lang w:eastAsia="zh-CN"/>
-              </w:rPr>
-              <w:t>新增节点、删除节点、递归移动节点、维护高度和深度。</w:t>
-            </w:r>
-          </w:p>
-        </w:tc>
-      </w:tr>
-      <w:tr>
-        <w:tblPrEx>
-          <w:tblBorders>
-            <w:top w:val="single" w:color="auto" w:sz="4" w:space="0"/>
-            <w:left w:val="single" w:color="auto" w:sz="4" w:space="0"/>
-            <w:bottom w:val="single" w:color="auto" w:sz="4" w:space="0"/>
-            <w:right w:val="single" w:color="auto" w:sz="4" w:space="0"/>
-            <w:insideH w:val="single" w:color="auto" w:sz="4" w:space="0"/>
-            <w:insideV w:val="single" w:color="auto" w:sz="4" w:space="0"/>
-          </w:tblBorders>
-          <w:tblCellMar>
-            <w:top w:w="0" w:type="dxa"/>
-            <w:left w:w="108" w:type="dxa"/>
-            <w:bottom w:w="0" w:type="dxa"/>
-            <w:right w:w="108" w:type="dxa"/>
-          </w:tblCellMar>
-        </w:tblPrEx>
-        <w:trPr>
-          <w:jc w:val="center"/>
-        </w:trPr>
-        <w:tc>
-          <w:tcPr>
-            <w:tcW w:w="2767" w:type="dxa"/>
-            <w:vAlign w:val="center"/>
-          </w:tcPr>
-          <w:p>
-            <w:pPr>
-              <w:spacing w:after="0" w:line="276" w:lineRule="auto"/>
-              <w:jc w:val="center"/>
-              <w:rPr>
-                <w:rFonts w:hint="eastAsia"/>
-              </w:rPr>
-            </w:pPr>
-            <w:r>
-              <w:rPr>
-                <w:sz w:val="18"/>
-              </w:rPr>
-              <w:t>Menu2Utils</w:t>
-            </w:r>
-          </w:p>
-        </w:tc>
-        <w:tc>
-          <w:tcPr>
-            <w:tcW w:w="2767" w:type="dxa"/>
-            <w:vAlign w:val="center"/>
-          </w:tcPr>
-          <w:p>
-            <w:pPr>
-              <w:spacing w:after="0" w:line="276" w:lineRule="auto"/>
-              <w:jc w:val="center"/>
-              <w:rPr>
-                <w:rFonts w:hint="eastAsia"/>
-              </w:rPr>
-            </w:pPr>
-            <w:r>
-              <w:rPr>
-                <w:sz w:val="18"/>
-              </w:rPr>
-              <w:t>工具类</w:t>
-            </w:r>
-          </w:p>
-        </w:tc>
-        <w:tc>
-          <w:tcPr>
-            <w:tcW w:w="2767" w:type="dxa"/>
-            <w:vAlign w:val="center"/>
-          </w:tcPr>
-          <w:p>
-            <w:pPr>
-              <w:spacing w:after="0" w:line="276" w:lineRule="auto"/>
-              <w:rPr>
-                <w:rFonts w:hint="eastAsia"/>
-                <w:lang w:eastAsia="zh-CN"/>
-              </w:rPr>
-            </w:pPr>
-            <w:r>
-              <w:rPr>
-                <w:sz w:val="18"/>
-                <w:lang w:eastAsia="zh-CN"/>
-              </w:rPr>
-              <w:t>创建导图、维护 TreeView、执行三种布局算法。</w:t>
-            </w:r>
-          </w:p>
-        </w:tc>
-      </w:tr>
-      <w:tr>
-        <w:tblPrEx>
-          <w:tblBorders>
-            <w:top w:val="single" w:color="auto" w:sz="4" w:space="0"/>
-            <w:left w:val="single" w:color="auto" w:sz="4" w:space="0"/>
-            <w:bottom w:val="single" w:color="auto" w:sz="4" w:space="0"/>
-            <w:right w:val="single" w:color="auto" w:sz="4" w:space="0"/>
-            <w:insideH w:val="single" w:color="auto" w:sz="4" w:space="0"/>
-            <w:insideV w:val="single" w:color="auto" w:sz="4" w:space="0"/>
-          </w:tblBorders>
-          <w:tblCellMar>
-            <w:top w:w="0" w:type="dxa"/>
-            <w:left w:w="108" w:type="dxa"/>
-            <w:bottom w:w="0" w:type="dxa"/>
-            <w:right w:w="108" w:type="dxa"/>
-          </w:tblCellMar>
-        </w:tblPrEx>
-        <w:trPr>
-          <w:jc w:val="center"/>
-        </w:trPr>
-        <w:tc>
-          <w:tcPr>
-            <w:tcW w:w="2767" w:type="dxa"/>
-            <w:vAlign w:val="center"/>
-          </w:tcPr>
-          <w:p>
-            <w:pPr>
-              <w:spacing w:after="0" w:line="276" w:lineRule="auto"/>
-              <w:jc w:val="center"/>
-              <w:rPr>
-                <w:rFonts w:hint="eastAsia"/>
-              </w:rPr>
-            </w:pPr>
-            <w:r>
-              <w:rPr>
-                <w:sz w:val="18"/>
-              </w:rPr>
-              <w:t>FileUtils</w:t>
-            </w:r>
-          </w:p>
-        </w:tc>
-        <w:tc>
-          <w:tcPr>
-            <w:tcW w:w="2767" w:type="dxa"/>
-            <w:vAlign w:val="center"/>
-          </w:tcPr>
-          <w:p>
-            <w:pPr>
-              <w:spacing w:after="0" w:line="276" w:lineRule="auto"/>
-              <w:jc w:val="center"/>
-              <w:rPr>
-                <w:rFonts w:hint="eastAsia"/>
-              </w:rPr>
-            </w:pPr>
-            <w:r>
-              <w:rPr>
-                <w:sz w:val="18"/>
-              </w:rPr>
-              <w:t>工具类</w:t>
-            </w:r>
-          </w:p>
-        </w:tc>
-        <w:tc>
-          <w:tcPr>
-            <w:tcW w:w="2767" w:type="dxa"/>
-            <w:vAlign w:val="center"/>
-          </w:tcPr>
-          <w:p>
-            <w:pPr>
-              <w:spacing w:after="0" w:line="276" w:lineRule="auto"/>
-              <w:rPr>
-                <w:rFonts w:hint="eastAsia"/>
-              </w:rPr>
-            </w:pPr>
-            <w:r>
-              <w:rPr>
-                <w:sz w:val="18"/>
-              </w:rPr>
-              <w:t>保存、另存为、打开 .mindmap 文件，导出 JPG/PNG 图片。</w:t>
-            </w:r>
-          </w:p>
-        </w:tc>
-      </w:tr>
-    </w:tbl>
-    <w:p>
-      <w:pPr>
-        <w:spacing w:after="40"/>
-        <w:rPr>
-          <w:rFonts w:hint="eastAsia"/>
-        </w:rPr>
-      </w:pPr>
-    </w:p>
-    <w:p>
-      <w:pPr>
-        <w:spacing w:after="120" w:line="300" w:lineRule="auto"/>
-        <w:ind w:firstLine="420"/>
-        <w:rPr>
-          <w:rFonts w:hint="eastAsia"/>
-        </w:rPr>
-      </w:pPr>
-      <w:r>
-        <w:t>类之间的核心关系可以概括为：控制器响应用户操作后调用工具类；工具类操作 MapTab 中的 MapNode 和 MapLine；MapNode 之间通过 parentNode 和 childNodes 形成树；MapLine 连接父节点和子节点；TreeView 通过 TreeItem 与节点文本属性绑定，从而保持同步显示。</w:t>
-      </w:r>
-    </w:p>
-    <w:p>
-      <w:pPr>
-        <w:pStyle w:val="4"/>
-        <w:rPr>
-          <w:lang w:eastAsia="zh-CN"/>
-        </w:rPr>
-      </w:pPr>
-      <w:bookmarkStart w:id="7" w:name="_toc_8"/>
-      <w:r>
-        <w:rPr>
-          <w:rFonts w:ascii="SimSun" w:hAnsi="SimSun" w:eastAsia="SimSun"/>
-          <w:lang w:eastAsia="zh-CN"/>
-        </w:rPr>
-        <w:t>2.3 数据存储的设计（文件等）</w:t>
-      </w:r>
-      <w:bookmarkEnd w:id="7"/>
-    </w:p>
-    <w:p>
-      <w:pPr>
-        <w:spacing w:after="120" w:line="300" w:lineRule="auto"/>
-        <w:ind w:firstLine="420"/>
-        <w:rPr>
-          <w:rFonts w:hint="eastAsia"/>
-          <w:lang w:eastAsia="zh-CN"/>
-        </w:rPr>
-      </w:pPr>
-      <w:r>
-        <w:rPr>
-          <w:lang w:eastAsia="zh-CN"/>
-        </w:rPr>
-        <w:t>项目使用 Java 对象序列化保存导图文件。保存格式为 .mindmap，本质上是将当前 MapTab 对象写入文件。由于 JavaFX 控件中的部分属性不能直接稳定序列化，程序在保存前会先将节点文本、节点坐标、连线端点等运行时属性复制到普通字段中，打开文件后再重新初始化 transient 属性和界面绑定关系。</w:t>
-      </w:r>
-    </w:p>
-    <w:tbl>
-      <w:tblPr>
-        <w:tblStyle w:val="33"/>
+        <w:tblStyle w:val="35"/>
         <w:tblW w:w="0" w:type="auto"/>
         <w:jc w:val="center"/>
         <w:tblBorders>
@@ -4166,6 +3591,854 @@
                 <w:b/>
                 <w:sz w:val="18"/>
               </w:rPr>
+              <w:t>类名</w:t>
+            </w:r>
+          </w:p>
+        </w:tc>
+        <w:tc>
+          <w:tcPr>
+            <w:tcW w:w="2767" w:type="dxa"/>
+            <w:shd w:val="clear" w:color="auto" w:fill="EAF2F8"/>
+            <w:vAlign w:val="center"/>
+          </w:tcPr>
+          <w:p>
+            <w:pPr>
+              <w:spacing w:after="0" w:line="276" w:lineRule="auto"/>
+              <w:jc w:val="center"/>
+              <w:rPr>
+                <w:rFonts w:hint="eastAsia"/>
+              </w:rPr>
+            </w:pPr>
+            <w:r>
+              <w:rPr>
+                <w:b/>
+                <w:sz w:val="18"/>
+              </w:rPr>
+              <w:t>父类/类型</w:t>
+            </w:r>
+          </w:p>
+        </w:tc>
+        <w:tc>
+          <w:tcPr>
+            <w:tcW w:w="2767" w:type="dxa"/>
+            <w:shd w:val="clear" w:color="auto" w:fill="EAF2F8"/>
+            <w:vAlign w:val="center"/>
+          </w:tcPr>
+          <w:p>
+            <w:pPr>
+              <w:spacing w:after="0" w:line="276" w:lineRule="auto"/>
+              <w:jc w:val="center"/>
+              <w:rPr>
+                <w:rFonts w:hint="eastAsia"/>
+              </w:rPr>
+            </w:pPr>
+            <w:r>
+              <w:rPr>
+                <w:b/>
+                <w:sz w:val="18"/>
+              </w:rPr>
+              <w:t>主要属性或职责</w:t>
+            </w:r>
+          </w:p>
+        </w:tc>
+      </w:tr>
+      <w:tr>
+        <w:tblPrEx>
+          <w:tblBorders>
+            <w:top w:val="single" w:color="auto" w:sz="4" w:space="0"/>
+            <w:left w:val="single" w:color="auto" w:sz="4" w:space="0"/>
+            <w:bottom w:val="single" w:color="auto" w:sz="4" w:space="0"/>
+            <w:right w:val="single" w:color="auto" w:sz="4" w:space="0"/>
+            <w:insideH w:val="single" w:color="auto" w:sz="4" w:space="0"/>
+            <w:insideV w:val="single" w:color="auto" w:sz="4" w:space="0"/>
+          </w:tblBorders>
+          <w:tblCellMar>
+            <w:top w:w="0" w:type="dxa"/>
+            <w:left w:w="108" w:type="dxa"/>
+            <w:bottom w:w="0" w:type="dxa"/>
+            <w:right w:w="108" w:type="dxa"/>
+          </w:tblCellMar>
+        </w:tblPrEx>
+        <w:trPr>
+          <w:jc w:val="center"/>
+        </w:trPr>
+        <w:tc>
+          <w:tcPr>
+            <w:tcW w:w="2767" w:type="dxa"/>
+            <w:vAlign w:val="center"/>
+          </w:tcPr>
+          <w:p>
+            <w:pPr>
+              <w:spacing w:after="0" w:line="276" w:lineRule="auto"/>
+              <w:jc w:val="center"/>
+              <w:rPr>
+                <w:rFonts w:hint="eastAsia"/>
+              </w:rPr>
+            </w:pPr>
+            <w:r>
+              <w:rPr>
+                <w:sz w:val="18"/>
+              </w:rPr>
+              <w:t>Main</w:t>
+            </w:r>
+          </w:p>
+        </w:tc>
+        <w:tc>
+          <w:tcPr>
+            <w:tcW w:w="2767" w:type="dxa"/>
+            <w:vAlign w:val="center"/>
+          </w:tcPr>
+          <w:p>
+            <w:pPr>
+              <w:spacing w:after="0" w:line="276" w:lineRule="auto"/>
+              <w:jc w:val="center"/>
+              <w:rPr>
+                <w:rFonts w:hint="eastAsia"/>
+              </w:rPr>
+            </w:pPr>
+            <w:r>
+              <w:rPr>
+                <w:sz w:val="18"/>
+              </w:rPr>
+              <w:t>Application</w:t>
+            </w:r>
+          </w:p>
+        </w:tc>
+        <w:tc>
+          <w:tcPr>
+            <w:tcW w:w="2767" w:type="dxa"/>
+            <w:vAlign w:val="center"/>
+          </w:tcPr>
+          <w:p>
+            <w:pPr>
+              <w:spacing w:after="0" w:line="276" w:lineRule="auto"/>
+              <w:rPr>
+                <w:rFonts w:hint="eastAsia"/>
+                <w:lang w:eastAsia="zh-CN"/>
+              </w:rPr>
+            </w:pPr>
+            <w:r>
+              <w:rPr>
+                <w:sz w:val="18"/>
+                <w:lang w:eastAsia="zh-CN"/>
+              </w:rPr>
+              <w:t>加载 FXML、CSS、图标，初始化控制器和工具类依赖。</w:t>
+            </w:r>
+          </w:p>
+        </w:tc>
+      </w:tr>
+      <w:tr>
+        <w:tblPrEx>
+          <w:tblBorders>
+            <w:top w:val="single" w:color="auto" w:sz="4" w:space="0"/>
+            <w:left w:val="single" w:color="auto" w:sz="4" w:space="0"/>
+            <w:bottom w:val="single" w:color="auto" w:sz="4" w:space="0"/>
+            <w:right w:val="single" w:color="auto" w:sz="4" w:space="0"/>
+            <w:insideH w:val="single" w:color="auto" w:sz="4" w:space="0"/>
+            <w:insideV w:val="single" w:color="auto" w:sz="4" w:space="0"/>
+          </w:tblBorders>
+          <w:tblCellMar>
+            <w:top w:w="0" w:type="dxa"/>
+            <w:left w:w="108" w:type="dxa"/>
+            <w:bottom w:w="0" w:type="dxa"/>
+            <w:right w:w="108" w:type="dxa"/>
+          </w:tblCellMar>
+        </w:tblPrEx>
+        <w:trPr>
+          <w:jc w:val="center"/>
+        </w:trPr>
+        <w:tc>
+          <w:tcPr>
+            <w:tcW w:w="2767" w:type="dxa"/>
+            <w:vAlign w:val="center"/>
+          </w:tcPr>
+          <w:p>
+            <w:pPr>
+              <w:spacing w:after="0" w:line="276" w:lineRule="auto"/>
+              <w:rPr>
+                <w:rFonts w:hint="eastAsia"/>
+              </w:rPr>
+            </w:pPr>
+            <w:r>
+              <w:rPr>
+                <w:sz w:val="18"/>
+              </w:rPr>
+              <w:t>adaptiveController</w:t>
+            </w:r>
+          </w:p>
+        </w:tc>
+        <w:tc>
+          <w:tcPr>
+            <w:tcW w:w="2767" w:type="dxa"/>
+            <w:vAlign w:val="center"/>
+          </w:tcPr>
+          <w:p>
+            <w:pPr>
+              <w:spacing w:after="0" w:line="276" w:lineRule="auto"/>
+              <w:rPr>
+                <w:rFonts w:hint="eastAsia"/>
+              </w:rPr>
+            </w:pPr>
+            <w:r>
+              <w:rPr>
+                <w:sz w:val="18"/>
+              </w:rPr>
+              <w:t>Initializable</w:t>
+            </w:r>
+          </w:p>
+        </w:tc>
+        <w:tc>
+          <w:tcPr>
+            <w:tcW w:w="2767" w:type="dxa"/>
+            <w:vAlign w:val="center"/>
+          </w:tcPr>
+          <w:p>
+            <w:pPr>
+              <w:spacing w:after="0" w:line="276" w:lineRule="auto"/>
+              <w:rPr>
+                <w:rFonts w:hint="eastAsia"/>
+                <w:lang w:eastAsia="zh-CN"/>
+              </w:rPr>
+            </w:pPr>
+            <w:r>
+              <w:rPr>
+                <w:sz w:val="18"/>
+                <w:lang w:eastAsia="zh-CN"/>
+              </w:rPr>
+              <w:t>管理菜单事件、选中节点、状态提示、当前导图名称。</w:t>
+            </w:r>
+          </w:p>
+        </w:tc>
+      </w:tr>
+      <w:tr>
+        <w:tblPrEx>
+          <w:tblBorders>
+            <w:top w:val="single" w:color="auto" w:sz="4" w:space="0"/>
+            <w:left w:val="single" w:color="auto" w:sz="4" w:space="0"/>
+            <w:bottom w:val="single" w:color="auto" w:sz="4" w:space="0"/>
+            <w:right w:val="single" w:color="auto" w:sz="4" w:space="0"/>
+            <w:insideH w:val="single" w:color="auto" w:sz="4" w:space="0"/>
+            <w:insideV w:val="single" w:color="auto" w:sz="4" w:space="0"/>
+          </w:tblBorders>
+          <w:tblCellMar>
+            <w:top w:w="0" w:type="dxa"/>
+            <w:left w:w="108" w:type="dxa"/>
+            <w:bottom w:w="0" w:type="dxa"/>
+            <w:right w:w="108" w:type="dxa"/>
+          </w:tblCellMar>
+        </w:tblPrEx>
+        <w:trPr>
+          <w:jc w:val="center"/>
+        </w:trPr>
+        <w:tc>
+          <w:tcPr>
+            <w:tcW w:w="2767" w:type="dxa"/>
+            <w:vAlign w:val="center"/>
+          </w:tcPr>
+          <w:p>
+            <w:pPr>
+              <w:spacing w:after="0" w:line="276" w:lineRule="auto"/>
+              <w:jc w:val="center"/>
+              <w:rPr>
+                <w:rFonts w:hint="eastAsia"/>
+              </w:rPr>
+            </w:pPr>
+            <w:r>
+              <w:rPr>
+                <w:sz w:val="18"/>
+              </w:rPr>
+              <w:t>MapTab</w:t>
+            </w:r>
+          </w:p>
+        </w:tc>
+        <w:tc>
+          <w:tcPr>
+            <w:tcW w:w="2767" w:type="dxa"/>
+            <w:vAlign w:val="center"/>
+          </w:tcPr>
+          <w:p>
+            <w:pPr>
+              <w:spacing w:after="0" w:line="276" w:lineRule="auto"/>
+              <w:jc w:val="center"/>
+              <w:rPr>
+                <w:rFonts w:hint="eastAsia"/>
+              </w:rPr>
+            </w:pPr>
+            <w:r>
+              <w:rPr>
+                <w:sz w:val="18"/>
+              </w:rPr>
+              <w:t>Tab</w:t>
+            </w:r>
+          </w:p>
+        </w:tc>
+        <w:tc>
+          <w:tcPr>
+            <w:tcW w:w="2767" w:type="dxa"/>
+            <w:vAlign w:val="center"/>
+          </w:tcPr>
+          <w:p>
+            <w:pPr>
+              <w:spacing w:after="0" w:line="276" w:lineRule="auto"/>
+              <w:rPr>
+                <w:rFonts w:hint="eastAsia"/>
+                <w:lang w:eastAsia="zh-CN"/>
+              </w:rPr>
+            </w:pPr>
+            <w:r>
+              <w:rPr>
+                <w:sz w:val="18"/>
+                <w:lang w:eastAsia="zh-CN"/>
+              </w:rPr>
+              <w:t>表示一张导图，保存中心节点、连线集合、布局方向和保存路径。</w:t>
+            </w:r>
+          </w:p>
+        </w:tc>
+      </w:tr>
+      <w:tr>
+        <w:tblPrEx>
+          <w:tblBorders>
+            <w:top w:val="single" w:color="auto" w:sz="4" w:space="0"/>
+            <w:left w:val="single" w:color="auto" w:sz="4" w:space="0"/>
+            <w:bottom w:val="single" w:color="auto" w:sz="4" w:space="0"/>
+            <w:right w:val="single" w:color="auto" w:sz="4" w:space="0"/>
+            <w:insideH w:val="single" w:color="auto" w:sz="4" w:space="0"/>
+            <w:insideV w:val="single" w:color="auto" w:sz="4" w:space="0"/>
+          </w:tblBorders>
+          <w:tblCellMar>
+            <w:top w:w="0" w:type="dxa"/>
+            <w:left w:w="108" w:type="dxa"/>
+            <w:bottom w:w="0" w:type="dxa"/>
+            <w:right w:w="108" w:type="dxa"/>
+          </w:tblCellMar>
+        </w:tblPrEx>
+        <w:trPr>
+          <w:jc w:val="center"/>
+        </w:trPr>
+        <w:tc>
+          <w:tcPr>
+            <w:tcW w:w="2767" w:type="dxa"/>
+            <w:vAlign w:val="center"/>
+          </w:tcPr>
+          <w:p>
+            <w:pPr>
+              <w:spacing w:after="0" w:line="276" w:lineRule="auto"/>
+              <w:jc w:val="center"/>
+              <w:rPr>
+                <w:rFonts w:hint="eastAsia"/>
+              </w:rPr>
+            </w:pPr>
+            <w:r>
+              <w:rPr>
+                <w:sz w:val="18"/>
+              </w:rPr>
+              <w:t>MapNode</w:t>
+            </w:r>
+          </w:p>
+        </w:tc>
+        <w:tc>
+          <w:tcPr>
+            <w:tcW w:w="2767" w:type="dxa"/>
+            <w:vAlign w:val="center"/>
+          </w:tcPr>
+          <w:p>
+            <w:pPr>
+              <w:spacing w:after="0" w:line="276" w:lineRule="auto"/>
+              <w:jc w:val="center"/>
+              <w:rPr>
+                <w:rFonts w:hint="eastAsia"/>
+              </w:rPr>
+            </w:pPr>
+            <w:r>
+              <w:rPr>
+                <w:sz w:val="18"/>
+              </w:rPr>
+              <w:t>TextField</w:t>
+            </w:r>
+          </w:p>
+        </w:tc>
+        <w:tc>
+          <w:tcPr>
+            <w:tcW w:w="2767" w:type="dxa"/>
+            <w:vAlign w:val="center"/>
+          </w:tcPr>
+          <w:p>
+            <w:pPr>
+              <w:spacing w:after="0" w:line="276" w:lineRule="auto"/>
+              <w:rPr>
+                <w:rFonts w:hint="eastAsia"/>
+                <w:lang w:eastAsia="zh-CN"/>
+              </w:rPr>
+            </w:pPr>
+            <w:r>
+              <w:rPr>
+                <w:sz w:val="18"/>
+                <w:lang w:eastAsia="zh-CN"/>
+              </w:rPr>
+              <w:t>表示可编辑节点，保存父子关系、坐标、文本、布局状态。</w:t>
+            </w:r>
+          </w:p>
+        </w:tc>
+      </w:tr>
+      <w:tr>
+        <w:tblPrEx>
+          <w:tblBorders>
+            <w:top w:val="single" w:color="auto" w:sz="4" w:space="0"/>
+            <w:left w:val="single" w:color="auto" w:sz="4" w:space="0"/>
+            <w:bottom w:val="single" w:color="auto" w:sz="4" w:space="0"/>
+            <w:right w:val="single" w:color="auto" w:sz="4" w:space="0"/>
+            <w:insideH w:val="single" w:color="auto" w:sz="4" w:space="0"/>
+            <w:insideV w:val="single" w:color="auto" w:sz="4" w:space="0"/>
+          </w:tblBorders>
+          <w:tblCellMar>
+            <w:top w:w="0" w:type="dxa"/>
+            <w:left w:w="108" w:type="dxa"/>
+            <w:bottom w:w="0" w:type="dxa"/>
+            <w:right w:w="108" w:type="dxa"/>
+          </w:tblCellMar>
+        </w:tblPrEx>
+        <w:trPr>
+          <w:jc w:val="center"/>
+        </w:trPr>
+        <w:tc>
+          <w:tcPr>
+            <w:tcW w:w="2767" w:type="dxa"/>
+            <w:vAlign w:val="center"/>
+          </w:tcPr>
+          <w:p>
+            <w:pPr>
+              <w:spacing w:after="0" w:line="276" w:lineRule="auto"/>
+              <w:jc w:val="center"/>
+              <w:rPr>
+                <w:rFonts w:hint="eastAsia"/>
+              </w:rPr>
+            </w:pPr>
+            <w:r>
+              <w:rPr>
+                <w:sz w:val="18"/>
+              </w:rPr>
+              <w:t>MapLine</w:t>
+            </w:r>
+          </w:p>
+        </w:tc>
+        <w:tc>
+          <w:tcPr>
+            <w:tcW w:w="2767" w:type="dxa"/>
+            <w:vAlign w:val="center"/>
+          </w:tcPr>
+          <w:p>
+            <w:pPr>
+              <w:spacing w:after="0" w:line="276" w:lineRule="auto"/>
+              <w:jc w:val="center"/>
+              <w:rPr>
+                <w:rFonts w:hint="eastAsia"/>
+              </w:rPr>
+            </w:pPr>
+            <w:r>
+              <w:rPr>
+                <w:sz w:val="18"/>
+              </w:rPr>
+              <w:t>Line</w:t>
+            </w:r>
+          </w:p>
+        </w:tc>
+        <w:tc>
+          <w:tcPr>
+            <w:tcW w:w="2767" w:type="dxa"/>
+            <w:vAlign w:val="center"/>
+          </w:tcPr>
+          <w:p>
+            <w:pPr>
+              <w:spacing w:after="0" w:line="276" w:lineRule="auto"/>
+              <w:rPr>
+                <w:rFonts w:hint="eastAsia"/>
+                <w:lang w:eastAsia="zh-CN"/>
+              </w:rPr>
+            </w:pPr>
+            <w:r>
+              <w:rPr>
+                <w:sz w:val="18"/>
+                <w:lang w:eastAsia="zh-CN"/>
+              </w:rPr>
+              <w:t>表示父子节点连线，绑定节点坐标并自动更新端点。</w:t>
+            </w:r>
+          </w:p>
+        </w:tc>
+      </w:tr>
+      <w:tr>
+        <w:tblPrEx>
+          <w:tblBorders>
+            <w:top w:val="single" w:color="auto" w:sz="4" w:space="0"/>
+            <w:left w:val="single" w:color="auto" w:sz="4" w:space="0"/>
+            <w:bottom w:val="single" w:color="auto" w:sz="4" w:space="0"/>
+            <w:right w:val="single" w:color="auto" w:sz="4" w:space="0"/>
+            <w:insideH w:val="single" w:color="auto" w:sz="4" w:space="0"/>
+            <w:insideV w:val="single" w:color="auto" w:sz="4" w:space="0"/>
+          </w:tblBorders>
+          <w:tblCellMar>
+            <w:top w:w="0" w:type="dxa"/>
+            <w:left w:w="108" w:type="dxa"/>
+            <w:bottom w:w="0" w:type="dxa"/>
+            <w:right w:w="108" w:type="dxa"/>
+          </w:tblCellMar>
+        </w:tblPrEx>
+        <w:trPr>
+          <w:jc w:val="center"/>
+        </w:trPr>
+        <w:tc>
+          <w:tcPr>
+            <w:tcW w:w="2767" w:type="dxa"/>
+            <w:vAlign w:val="center"/>
+          </w:tcPr>
+          <w:p>
+            <w:pPr>
+              <w:spacing w:after="0" w:line="276" w:lineRule="auto"/>
+              <w:jc w:val="center"/>
+              <w:rPr>
+                <w:rFonts w:hint="eastAsia"/>
+              </w:rPr>
+            </w:pPr>
+            <w:r>
+              <w:rPr>
+                <w:sz w:val="18"/>
+              </w:rPr>
+              <w:t>NodeUtils</w:t>
+            </w:r>
+          </w:p>
+        </w:tc>
+        <w:tc>
+          <w:tcPr>
+            <w:tcW w:w="2767" w:type="dxa"/>
+            <w:vAlign w:val="center"/>
+          </w:tcPr>
+          <w:p>
+            <w:pPr>
+              <w:spacing w:after="0" w:line="276" w:lineRule="auto"/>
+              <w:jc w:val="center"/>
+              <w:rPr>
+                <w:rFonts w:hint="eastAsia"/>
+              </w:rPr>
+            </w:pPr>
+            <w:r>
+              <w:rPr>
+                <w:sz w:val="18"/>
+              </w:rPr>
+              <w:t>工具类</w:t>
+            </w:r>
+          </w:p>
+        </w:tc>
+        <w:tc>
+          <w:tcPr>
+            <w:tcW w:w="2767" w:type="dxa"/>
+            <w:vAlign w:val="center"/>
+          </w:tcPr>
+          <w:p>
+            <w:pPr>
+              <w:spacing w:after="0" w:line="276" w:lineRule="auto"/>
+              <w:rPr>
+                <w:rFonts w:hint="eastAsia"/>
+                <w:lang w:eastAsia="zh-CN"/>
+              </w:rPr>
+            </w:pPr>
+            <w:r>
+              <w:rPr>
+                <w:sz w:val="18"/>
+                <w:lang w:eastAsia="zh-CN"/>
+              </w:rPr>
+              <w:t>新增节点、删除节点、递归移动节点、维护高度和深度。</w:t>
+            </w:r>
+          </w:p>
+        </w:tc>
+      </w:tr>
+      <w:tr>
+        <w:tblPrEx>
+          <w:tblBorders>
+            <w:top w:val="single" w:color="auto" w:sz="4" w:space="0"/>
+            <w:left w:val="single" w:color="auto" w:sz="4" w:space="0"/>
+            <w:bottom w:val="single" w:color="auto" w:sz="4" w:space="0"/>
+            <w:right w:val="single" w:color="auto" w:sz="4" w:space="0"/>
+            <w:insideH w:val="single" w:color="auto" w:sz="4" w:space="0"/>
+            <w:insideV w:val="single" w:color="auto" w:sz="4" w:space="0"/>
+          </w:tblBorders>
+          <w:tblCellMar>
+            <w:top w:w="0" w:type="dxa"/>
+            <w:left w:w="108" w:type="dxa"/>
+            <w:bottom w:w="0" w:type="dxa"/>
+            <w:right w:w="108" w:type="dxa"/>
+          </w:tblCellMar>
+        </w:tblPrEx>
+        <w:trPr>
+          <w:jc w:val="center"/>
+        </w:trPr>
+        <w:tc>
+          <w:tcPr>
+            <w:tcW w:w="2767" w:type="dxa"/>
+            <w:vAlign w:val="center"/>
+          </w:tcPr>
+          <w:p>
+            <w:pPr>
+              <w:spacing w:after="0" w:line="276" w:lineRule="auto"/>
+              <w:jc w:val="center"/>
+              <w:rPr>
+                <w:rFonts w:hint="eastAsia"/>
+              </w:rPr>
+            </w:pPr>
+            <w:r>
+              <w:rPr>
+                <w:sz w:val="18"/>
+              </w:rPr>
+              <w:t>Menu2Utils</w:t>
+            </w:r>
+          </w:p>
+        </w:tc>
+        <w:tc>
+          <w:tcPr>
+            <w:tcW w:w="2767" w:type="dxa"/>
+            <w:vAlign w:val="center"/>
+          </w:tcPr>
+          <w:p>
+            <w:pPr>
+              <w:spacing w:after="0" w:line="276" w:lineRule="auto"/>
+              <w:jc w:val="center"/>
+              <w:rPr>
+                <w:rFonts w:hint="eastAsia"/>
+              </w:rPr>
+            </w:pPr>
+            <w:r>
+              <w:rPr>
+                <w:sz w:val="18"/>
+              </w:rPr>
+              <w:t>工具类</w:t>
+            </w:r>
+          </w:p>
+        </w:tc>
+        <w:tc>
+          <w:tcPr>
+            <w:tcW w:w="2767" w:type="dxa"/>
+            <w:vAlign w:val="center"/>
+          </w:tcPr>
+          <w:p>
+            <w:pPr>
+              <w:spacing w:after="0" w:line="276" w:lineRule="auto"/>
+              <w:rPr>
+                <w:rFonts w:hint="eastAsia"/>
+                <w:lang w:eastAsia="zh-CN"/>
+              </w:rPr>
+            </w:pPr>
+            <w:r>
+              <w:rPr>
+                <w:sz w:val="18"/>
+                <w:lang w:eastAsia="zh-CN"/>
+              </w:rPr>
+              <w:t>创建导图、维护 TreeView、执行三种布局算法。</w:t>
+            </w:r>
+          </w:p>
+        </w:tc>
+      </w:tr>
+      <w:tr>
+        <w:tblPrEx>
+          <w:tblBorders>
+            <w:top w:val="single" w:color="auto" w:sz="4" w:space="0"/>
+            <w:left w:val="single" w:color="auto" w:sz="4" w:space="0"/>
+            <w:bottom w:val="single" w:color="auto" w:sz="4" w:space="0"/>
+            <w:right w:val="single" w:color="auto" w:sz="4" w:space="0"/>
+            <w:insideH w:val="single" w:color="auto" w:sz="4" w:space="0"/>
+            <w:insideV w:val="single" w:color="auto" w:sz="4" w:space="0"/>
+          </w:tblBorders>
+          <w:tblCellMar>
+            <w:top w:w="0" w:type="dxa"/>
+            <w:left w:w="108" w:type="dxa"/>
+            <w:bottom w:w="0" w:type="dxa"/>
+            <w:right w:w="108" w:type="dxa"/>
+          </w:tblCellMar>
+        </w:tblPrEx>
+        <w:trPr>
+          <w:jc w:val="center"/>
+        </w:trPr>
+        <w:tc>
+          <w:tcPr>
+            <w:tcW w:w="2767" w:type="dxa"/>
+            <w:vAlign w:val="center"/>
+          </w:tcPr>
+          <w:p>
+            <w:pPr>
+              <w:spacing w:after="0" w:line="276" w:lineRule="auto"/>
+              <w:jc w:val="center"/>
+              <w:rPr>
+                <w:rFonts w:hint="eastAsia"/>
+              </w:rPr>
+            </w:pPr>
+            <w:r>
+              <w:rPr>
+                <w:sz w:val="18"/>
+              </w:rPr>
+              <w:t>FileUtils</w:t>
+            </w:r>
+          </w:p>
+        </w:tc>
+        <w:tc>
+          <w:tcPr>
+            <w:tcW w:w="2767" w:type="dxa"/>
+            <w:vAlign w:val="center"/>
+          </w:tcPr>
+          <w:p>
+            <w:pPr>
+              <w:spacing w:after="0" w:line="276" w:lineRule="auto"/>
+              <w:jc w:val="center"/>
+              <w:rPr>
+                <w:rFonts w:hint="eastAsia"/>
+              </w:rPr>
+            </w:pPr>
+            <w:r>
+              <w:rPr>
+                <w:sz w:val="18"/>
+              </w:rPr>
+              <w:t>工具类</w:t>
+            </w:r>
+          </w:p>
+        </w:tc>
+        <w:tc>
+          <w:tcPr>
+            <w:tcW w:w="2767" w:type="dxa"/>
+            <w:vAlign w:val="center"/>
+          </w:tcPr>
+          <w:p>
+            <w:pPr>
+              <w:spacing w:after="0" w:line="276" w:lineRule="auto"/>
+              <w:rPr>
+                <w:rFonts w:hint="eastAsia"/>
+              </w:rPr>
+            </w:pPr>
+            <w:r>
+              <w:rPr>
+                <w:sz w:val="18"/>
+              </w:rPr>
+              <w:t>保存、另存为、打开 .mindmap 文件，导出 JPG/PNG 图片。</w:t>
+            </w:r>
+          </w:p>
+        </w:tc>
+      </w:tr>
+    </w:tbl>
+    <w:p>
+      <w:pPr>
+        <w:spacing w:after="40"/>
+        <w:rPr>
+          <w:rFonts w:hint="eastAsia"/>
+        </w:rPr>
+      </w:pPr>
+    </w:p>
+    <w:p>
+      <w:pPr>
+        <w:spacing w:after="120" w:line="300" w:lineRule="auto"/>
+        <w:ind w:firstLine="420"/>
+        <w:rPr>
+          <w:rFonts w:hint="eastAsia"/>
+        </w:rPr>
+      </w:pPr>
+      <w:r>
+        <w:t>类之间的核心关系可以概括为：控制器响应用户操作后调用工具类；工具类操作 MapTab 中的 MapNode 和 MapLine；MapNode 之间通过 parentNode 和 childNodes 形成树；MapLine 连接父节点和子节点；TreeView 通过 TreeItem 与节点文本属性绑定，从而保持同步显示。</w:t>
+      </w:r>
+    </w:p>
+    <w:p>
+      <w:pPr>
+        <w:pStyle w:val="4"/>
+        <w:rPr>
+          <w:lang w:eastAsia="zh-CN"/>
+        </w:rPr>
+      </w:pPr>
+      <w:bookmarkStart w:id="14" w:name="_toc_8"/>
+      <w:bookmarkStart w:id="15" w:name="_Toc14848"/>
+      <w:r>
+        <w:rPr>
+          <w:rFonts w:ascii="SimSun" w:hAnsi="SimSun" w:eastAsia="SimSun"/>
+          <w:lang w:eastAsia="zh-CN"/>
+        </w:rPr>
+        <w:t>2.3 数据存储的设计（文件等）</w:t>
+      </w:r>
+      <w:bookmarkEnd w:id="14"/>
+      <w:bookmarkEnd w:id="15"/>
+    </w:p>
+    <w:p>
+      <w:pPr>
+        <w:spacing w:after="120" w:line="300" w:lineRule="auto"/>
+        <w:ind w:firstLine="420"/>
+        <w:rPr>
+          <w:rFonts w:hint="eastAsia"/>
+          <w:lang w:eastAsia="zh-CN"/>
+        </w:rPr>
+      </w:pPr>
+      <w:r>
+        <w:rPr>
+          <w:lang w:eastAsia="zh-CN"/>
+        </w:rPr>
+        <w:t>项目使用 Java 对象序列化保存导图文件。保存格式为 .mindmap，本质上是将当前 MapTab 对象写入文件。由于 JavaFX 控件中的部分属性不能直接稳定序列化，程序在保存前会先将节点文本、节点坐标、连线端点等运行时属性复制到普通字段中，打开文件后再重新初始化 transient 属性和界面绑定关系。</w:t>
+      </w:r>
+    </w:p>
+    <w:tbl>
+      <w:tblPr>
+        <w:tblStyle w:val="35"/>
+        <w:tblW w:w="0" w:type="auto"/>
+        <w:jc w:val="center"/>
+        <w:tblBorders>
+          <w:top w:val="single" w:color="auto" w:sz="4" w:space="0"/>
+          <w:left w:val="single" w:color="auto" w:sz="4" w:space="0"/>
+          <w:bottom w:val="single" w:color="auto" w:sz="4" w:space="0"/>
+          <w:right w:val="single" w:color="auto" w:sz="4" w:space="0"/>
+          <w:insideH w:val="single" w:color="auto" w:sz="4" w:space="0"/>
+          <w:insideV w:val="single" w:color="auto" w:sz="4" w:space="0"/>
+        </w:tblBorders>
+        <w:tblLayout w:type="autofit"/>
+        <w:tblCellMar>
+          <w:top w:w="0" w:type="dxa"/>
+          <w:left w:w="108" w:type="dxa"/>
+          <w:bottom w:w="0" w:type="dxa"/>
+          <w:right w:w="108" w:type="dxa"/>
+        </w:tblCellMar>
+      </w:tblPr>
+      <w:tblGrid>
+        <w:gridCol w:w="2767"/>
+        <w:gridCol w:w="2767"/>
+        <w:gridCol w:w="2767"/>
+      </w:tblGrid>
+      <w:tr>
+        <w:tblPrEx>
+          <w:tblBorders>
+            <w:top w:val="single" w:color="auto" w:sz="4" w:space="0"/>
+            <w:left w:val="single" w:color="auto" w:sz="4" w:space="0"/>
+            <w:bottom w:val="single" w:color="auto" w:sz="4" w:space="0"/>
+            <w:right w:val="single" w:color="auto" w:sz="4" w:space="0"/>
+            <w:insideH w:val="single" w:color="auto" w:sz="4" w:space="0"/>
+            <w:insideV w:val="single" w:color="auto" w:sz="4" w:space="0"/>
+          </w:tblBorders>
+          <w:tblCellMar>
+            <w:top w:w="0" w:type="dxa"/>
+            <w:left w:w="108" w:type="dxa"/>
+            <w:bottom w:w="0" w:type="dxa"/>
+            <w:right w:w="108" w:type="dxa"/>
+          </w:tblCellMar>
+        </w:tblPrEx>
+        <w:trPr>
+          <w:jc w:val="center"/>
+        </w:trPr>
+        <w:tc>
+          <w:tcPr>
+            <w:tcW w:w="2767" w:type="dxa"/>
+            <w:shd w:val="clear" w:color="auto" w:fill="EAF2F8"/>
+            <w:vAlign w:val="center"/>
+          </w:tcPr>
+          <w:p>
+            <w:pPr>
+              <w:spacing w:after="0" w:line="276" w:lineRule="auto"/>
+              <w:jc w:val="center"/>
+              <w:rPr>
+                <w:rFonts w:hint="eastAsia"/>
+              </w:rPr>
+            </w:pPr>
+            <w:r>
+              <w:rPr>
+                <w:b/>
+                <w:sz w:val="18"/>
+              </w:rPr>
               <w:t>数据对象</w:t>
             </w:r>
           </w:p>
@@ -4575,7 +4848,8 @@
           <w:lang w:eastAsia="zh-CN"/>
         </w:rPr>
       </w:pPr>
-      <w:bookmarkStart w:id="8" w:name="_toc_9"/>
+      <w:bookmarkStart w:id="16" w:name="_toc_9"/>
+      <w:bookmarkStart w:id="17" w:name="_Toc27842"/>
       <w:r>
         <w:rPr>
           <w:rFonts w:ascii="SimSun" w:hAnsi="SimSun" w:eastAsia="SimSun"/>
@@ -4583,7 +4857,8 @@
         </w:rPr>
         <w:t>2.4 界面设计</w:t>
       </w:r>
-      <w:bookmarkEnd w:id="8"/>
+      <w:bookmarkEnd w:id="16"/>
+      <w:bookmarkEnd w:id="17"/>
     </w:p>
     <w:p>
       <w:pPr>
@@ -4672,7 +4947,8 @@
           <w:lang w:eastAsia="zh-CN"/>
         </w:rPr>
       </w:pPr>
-      <w:bookmarkStart w:id="9" w:name="_toc_10"/>
+      <w:bookmarkStart w:id="18" w:name="_toc_10"/>
+      <w:bookmarkStart w:id="19" w:name="_Toc1466"/>
       <w:r>
         <w:rPr>
           <w:rFonts w:ascii="SimSun" w:hAnsi="SimSun" w:eastAsia="SimSun"/>
@@ -4680,20 +4956,23 @@
         </w:rPr>
         <w:t>3 系统实现</w:t>
       </w:r>
-      <w:bookmarkEnd w:id="9"/>
+      <w:bookmarkEnd w:id="18"/>
+      <w:bookmarkEnd w:id="19"/>
     </w:p>
     <w:p>
       <w:pPr>
         <w:pStyle w:val="4"/>
       </w:pPr>
-      <w:bookmarkStart w:id="10" w:name="_toc_11"/>
+      <w:bookmarkStart w:id="20" w:name="_toc_11"/>
+      <w:bookmarkStart w:id="21" w:name="_Toc7247"/>
       <w:r>
         <w:rPr>
           <w:rFonts w:ascii="SimSun" w:hAnsi="SimSun" w:eastAsia="SimSun"/>
         </w:rPr>
         <w:t>3.1 程序启动与界面初始化</w:t>
       </w:r>
-      <w:bookmarkEnd w:id="10"/>
+      <w:bookmarkEnd w:id="20"/>
+      <w:bookmarkEnd w:id="21"/>
     </w:p>
     <w:p>
       <w:pPr>
@@ -4772,7 +5051,8 @@
           <w:lang w:eastAsia="zh-CN"/>
         </w:rPr>
       </w:pPr>
-      <w:bookmarkStart w:id="11" w:name="_toc_12"/>
+      <w:bookmarkStart w:id="22" w:name="_toc_12"/>
+      <w:bookmarkStart w:id="23" w:name="_Toc5256"/>
       <w:r>
         <w:rPr>
           <w:rFonts w:ascii="SimSun" w:hAnsi="SimSun" w:eastAsia="SimSun"/>
@@ -4780,7 +5060,8 @@
         </w:rPr>
         <w:t>3.2 节点新增与删除</w:t>
       </w:r>
-      <w:bookmarkEnd w:id="11"/>
+      <w:bookmarkEnd w:id="22"/>
+      <w:bookmarkEnd w:id="23"/>
     </w:p>
     <w:p>
       <w:pPr>
@@ -4930,7 +5211,8 @@
           <w:lang w:eastAsia="zh-CN"/>
         </w:rPr>
       </w:pPr>
-      <w:bookmarkStart w:id="12" w:name="_toc_13"/>
+      <w:bookmarkStart w:id="24" w:name="_toc_13"/>
+      <w:bookmarkStart w:id="25" w:name="_Toc5796"/>
       <w:r>
         <w:rPr>
           <w:rFonts w:ascii="SimSun" w:hAnsi="SimSun" w:eastAsia="SimSun"/>
@@ -4938,7 +5220,8 @@
         </w:rPr>
         <w:t>3.3 布局切换</w:t>
       </w:r>
-      <w:bookmarkEnd w:id="12"/>
+      <w:bookmarkEnd w:id="24"/>
+      <w:bookmarkEnd w:id="25"/>
     </w:p>
     <w:p>
       <w:pPr>
@@ -5027,7 +5310,8 @@
           <w:lang w:eastAsia="zh-CN"/>
         </w:rPr>
       </w:pPr>
-      <w:bookmarkStart w:id="13" w:name="_toc_14"/>
+      <w:bookmarkStart w:id="26" w:name="_toc_14"/>
+      <w:bookmarkStart w:id="27" w:name="_Toc13286"/>
       <w:r>
         <w:rPr>
           <w:rFonts w:ascii="SimSun" w:hAnsi="SimSun" w:eastAsia="SimSun"/>
@@ -5035,7 +5319,8 @@
         </w:rPr>
         <w:t>3.4 保存、打开与图片导出</w:t>
       </w:r>
-      <w:bookmarkEnd w:id="13"/>
+      <w:bookmarkEnd w:id="26"/>
+      <w:bookmarkEnd w:id="27"/>
     </w:p>
     <w:p>
       <w:pPr>
@@ -5187,7 +5472,8 @@
           <w:lang w:eastAsia="zh-CN"/>
         </w:rPr>
       </w:pPr>
-      <w:bookmarkStart w:id="14" w:name="_toc_15"/>
+      <w:bookmarkStart w:id="28" w:name="_toc_15"/>
+      <w:bookmarkStart w:id="29" w:name="_Toc1419"/>
       <w:r>
         <w:rPr>
           <w:rFonts w:ascii="SimSun" w:hAnsi="SimSun" w:eastAsia="SimSun"/>
@@ -5195,7 +5481,8 @@
         </w:rPr>
         <w:t>4 系统测试</w:t>
       </w:r>
-      <w:bookmarkEnd w:id="14"/>
+      <w:bookmarkEnd w:id="28"/>
+      <w:bookmarkEnd w:id="29"/>
     </w:p>
     <w:p>
       <w:pPr>
@@ -5204,7 +5491,8 @@
           <w:lang w:eastAsia="zh-CN"/>
         </w:rPr>
       </w:pPr>
-      <w:bookmarkStart w:id="15" w:name="_toc_16"/>
+      <w:bookmarkStart w:id="30" w:name="_toc_16"/>
+      <w:bookmarkStart w:id="31" w:name="_Toc6094"/>
       <w:r>
         <w:rPr>
           <w:rFonts w:ascii="SimSun" w:hAnsi="SimSun" w:eastAsia="SimSun"/>
@@ -5212,7 +5500,8 @@
         </w:rPr>
         <w:t>4.1 模块测试</w:t>
       </w:r>
-      <w:bookmarkEnd w:id="15"/>
+      <w:bookmarkEnd w:id="30"/>
+      <w:bookmarkEnd w:id="31"/>
     </w:p>
     <w:p>
       <w:pPr>
@@ -5232,7 +5521,7 @@
     </w:p>
     <w:tbl>
       <w:tblPr>
-        <w:tblStyle w:val="33"/>
+        <w:tblStyle w:val="35"/>
         <w:tblW w:w="0" w:type="auto"/>
         <w:jc w:val="center"/>
         <w:tblBorders>
@@ -6053,14 +6342,16 @@
       <w:pPr>
         <w:pStyle w:val="4"/>
       </w:pPr>
-      <w:bookmarkStart w:id="16" w:name="_toc_17"/>
+      <w:bookmarkStart w:id="32" w:name="_toc_17"/>
+      <w:bookmarkStart w:id="33" w:name="_Toc288"/>
       <w:r>
         <w:rPr>
           <w:rFonts w:ascii="SimSun" w:hAnsi="SimSun" w:eastAsia="SimSun"/>
         </w:rPr>
         <w:t>4.2 系统测试</w:t>
       </w:r>
-      <w:bookmarkEnd w:id="16"/>
+      <w:bookmarkEnd w:id="32"/>
+      <w:bookmarkEnd w:id="33"/>
     </w:p>
     <w:p>
       <w:pPr>
@@ -6080,7 +6371,7 @@
     </w:p>
     <w:tbl>
       <w:tblPr>
-        <w:tblStyle w:val="33"/>
+        <w:tblStyle w:val="35"/>
         <w:tblW w:w="0" w:type="auto"/>
         <w:jc w:val="center"/>
         <w:tblBorders>
@@ -6790,7 +7081,8 @@
           <w:lang w:eastAsia="zh-CN"/>
         </w:rPr>
       </w:pPr>
-      <w:bookmarkStart w:id="17" w:name="_toc_18"/>
+      <w:bookmarkStart w:id="34" w:name="_toc_18"/>
+      <w:bookmarkStart w:id="35" w:name="_Toc969"/>
       <w:r>
         <w:rPr>
           <w:rFonts w:ascii="SimSun" w:hAnsi="SimSun" w:eastAsia="SimSun"/>
@@ -6798,7 +7090,8 @@
         </w:rPr>
         <w:t>5 系统运行界面</w:t>
       </w:r>
-      <w:bookmarkEnd w:id="17"/>
+      <w:bookmarkEnd w:id="34"/>
+      <w:bookmarkEnd w:id="35"/>
     </w:p>
     <w:p>
       <w:pPr>
@@ -6983,7 +7276,8 @@
           <w:lang w:eastAsia="zh-CN"/>
         </w:rPr>
       </w:pPr>
-      <w:bookmarkStart w:id="18" w:name="_toc_19"/>
+      <w:bookmarkStart w:id="36" w:name="_toc_19"/>
+      <w:bookmarkStart w:id="37" w:name="_Toc8994"/>
       <w:r>
         <w:rPr>
           <w:rFonts w:ascii="SimSun" w:hAnsi="SimSun" w:eastAsia="SimSun"/>
@@ -6991,7 +7285,8 @@
         </w:rPr>
         <w:t>6 总结</w:t>
       </w:r>
-      <w:bookmarkEnd w:id="18"/>
+      <w:bookmarkEnd w:id="36"/>
+      <w:bookmarkEnd w:id="37"/>
     </w:p>
     <w:p>
       <w:pPr>
@@ -7000,7 +7295,8 @@
           <w:lang w:eastAsia="zh-CN"/>
         </w:rPr>
       </w:pPr>
-      <w:bookmarkStart w:id="19" w:name="_toc_20"/>
+      <w:bookmarkStart w:id="38" w:name="_toc_20"/>
+      <w:bookmarkStart w:id="39" w:name="_Toc25998"/>
       <w:r>
         <w:rPr>
           <w:rFonts w:ascii="SimSun" w:hAnsi="SimSun" w:eastAsia="SimSun"/>
@@ -7008,7 +7304,8 @@
         </w:rPr>
         <w:t>6.1 胡衍科总结</w:t>
       </w:r>
-      <w:bookmarkEnd w:id="19"/>
+      <w:bookmarkEnd w:id="38"/>
+      <w:bookmarkEnd w:id="39"/>
     </w:p>
     <w:p>
       <w:pPr>
@@ -7065,7 +7362,8 @@
           <w:lang w:eastAsia="zh-CN"/>
         </w:rPr>
       </w:pPr>
-      <w:bookmarkStart w:id="20" w:name="_toc_21"/>
+      <w:bookmarkStart w:id="40" w:name="_toc_21"/>
+      <w:bookmarkStart w:id="41" w:name="_Toc14739"/>
       <w:r>
         <w:rPr>
           <w:rFonts w:ascii="SimSun" w:hAnsi="SimSun" w:eastAsia="SimSun"/>
@@ -7073,7 +7371,8 @@
         </w:rPr>
         <w:t>6.2 陈志杰总结</w:t>
       </w:r>
-      <w:bookmarkEnd w:id="20"/>
+      <w:bookmarkEnd w:id="40"/>
+      <w:bookmarkEnd w:id="41"/>
     </w:p>
     <w:p>
       <w:pPr>
@@ -7130,7 +7429,8 @@
           <w:lang w:eastAsia="zh-CN"/>
         </w:rPr>
       </w:pPr>
-      <w:bookmarkStart w:id="21" w:name="_toc_22"/>
+      <w:bookmarkStart w:id="42" w:name="_toc_22"/>
+      <w:bookmarkStart w:id="43" w:name="_Toc13720"/>
       <w:r>
         <w:rPr>
           <w:rFonts w:ascii="SimSun" w:hAnsi="SimSun" w:eastAsia="SimSun"/>
@@ -7138,7 +7438,8 @@
         </w:rPr>
         <w:t>6.3 项目总结与展望</w:t>
       </w:r>
-      <w:bookmarkEnd w:id="21"/>
+      <w:bookmarkEnd w:id="42"/>
+      <w:bookmarkEnd w:id="43"/>
     </w:p>
     <w:p>
       <w:pPr>
@@ -7459,7 +7760,7 @@
     <w:lsdException w:uiPriority="99" w:name="Normal Indent"/>
     <w:lsdException w:uiPriority="99" w:name="footnote text"/>
     <w:lsdException w:uiPriority="99" w:name="annotation text"/>
-    <w:lsdException w:uiPriority="99" w:semiHidden="0" w:name="header"/>
+    <w:lsdException w:qFormat="1" w:uiPriority="99" w:semiHidden="0" w:name="header"/>
     <w:lsdException w:uiPriority="99" w:semiHidden="0" w:name="footer"/>
     <w:lsdException w:uiPriority="99" w:name="index heading"/>
     <w:lsdException w:qFormat="1" w:uiPriority="35" w:name="caption"/>
@@ -7487,7 +7788,7 @@
     <w:lsdException w:uiPriority="99" w:name="List Bullet 4"/>
     <w:lsdException w:uiPriority="99" w:name="List Bullet 5"/>
     <w:lsdException w:uiPriority="99" w:semiHidden="0" w:name="List Number 2"/>
-    <w:lsdException w:uiPriority="99" w:semiHidden="0" w:name="List Number 3"/>
+    <w:lsdException w:qFormat="1" w:uiPriority="99" w:semiHidden="0" w:name="List Number 3"/>
     <w:lsdException w:uiPriority="99" w:name="List Number 4"/>
     <w:lsdException w:uiPriority="99" w:name="List Number 5"/>
     <w:lsdException w:qFormat="1" w:unhideWhenUsed="0" w:uiPriority="10" w:semiHidden="0" w:name="Title"/>
@@ -7498,7 +7799,7 @@
     <w:lsdException w:uiPriority="99" w:name="Body Text Indent"/>
     <w:lsdException w:uiPriority="99" w:semiHidden="0" w:name="List Continue"/>
     <w:lsdException w:uiPriority="99" w:semiHidden="0" w:name="List Continue 2"/>
-    <w:lsdException w:uiPriority="99" w:semiHidden="0" w:name="List Continue 3"/>
+    <w:lsdException w:qFormat="1" w:uiPriority="99" w:semiHidden="0" w:name="List Continue 3"/>
     <w:lsdException w:uiPriority="99" w:name="List Continue 4"/>
     <w:lsdException w:uiPriority="99" w:name="List Continue 5"/>
     <w:lsdException w:uiPriority="99" w:name="Message Header"/>
@@ -7508,7 +7809,7 @@
     <w:lsdException w:uiPriority="99" w:name="Body Text First Indent"/>
     <w:lsdException w:uiPriority="99" w:name="Body Text First Indent 2"/>
     <w:lsdException w:uiPriority="99" w:name="Note Heading"/>
-    <w:lsdException w:uiPriority="99" w:semiHidden="0" w:name="Body Text 2"/>
+    <w:lsdException w:qFormat="1" w:uiPriority="99" w:semiHidden="0" w:name="Body Text 2"/>
     <w:lsdException w:uiPriority="99" w:semiHidden="0" w:name="Body Text 3"/>
     <w:lsdException w:uiPriority="99" w:name="Body Text Indent 2"/>
     <w:lsdException w:uiPriority="99" w:name="Body Text Indent 3"/>
@@ -7699,7 +8000,7 @@
     <w:name w:val="heading 1"/>
     <w:basedOn w:val="1"/>
     <w:next w:val="1"/>
-    <w:link w:val="138"/>
+    <w:link w:val="140"/>
     <w:qFormat/>
     <w:uiPriority w:val="9"/>
     <w:pPr>
@@ -7721,7 +8022,7 @@
     <w:name w:val="heading 2"/>
     <w:basedOn w:val="1"/>
     <w:next w:val="1"/>
-    <w:link w:val="139"/>
+    <w:link w:val="141"/>
     <w:unhideWhenUsed/>
     <w:qFormat/>
     <w:uiPriority w:val="9"/>
@@ -7749,7 +8050,7 @@
     <w:name w:val="heading 3"/>
     <w:basedOn w:val="1"/>
     <w:next w:val="1"/>
-    <w:link w:val="140"/>
+    <w:link w:val="142"/>
     <w:unhideWhenUsed/>
     <w:qFormat/>
     <w:uiPriority w:val="9"/>
@@ -7775,7 +8076,7 @@
     <w:name w:val="heading 4"/>
     <w:basedOn w:val="1"/>
     <w:next w:val="1"/>
-    <w:link w:val="150"/>
+    <w:link w:val="152"/>
     <w:semiHidden/>
     <w:unhideWhenUsed/>
     <w:qFormat/>
@@ -7804,7 +8105,7 @@
     <w:name w:val="heading 5"/>
     <w:basedOn w:val="1"/>
     <w:next w:val="1"/>
-    <w:link w:val="151"/>
+    <w:link w:val="153"/>
     <w:semiHidden/>
     <w:unhideWhenUsed/>
     <w:qFormat/>
@@ -7824,7 +8125,7 @@
     <w:name w:val="heading 6"/>
     <w:basedOn w:val="1"/>
     <w:next w:val="1"/>
-    <w:link w:val="152"/>
+    <w:link w:val="154"/>
     <w:semiHidden/>
     <w:unhideWhenUsed/>
     <w:qFormat/>
@@ -7846,7 +8147,7 @@
     <w:name w:val="heading 7"/>
     <w:basedOn w:val="1"/>
     <w:next w:val="1"/>
-    <w:link w:val="153"/>
+    <w:link w:val="155"/>
     <w:semiHidden/>
     <w:unhideWhenUsed/>
     <w:qFormat/>
@@ -7876,7 +8177,7 @@
     <w:name w:val="heading 8"/>
     <w:basedOn w:val="1"/>
     <w:next w:val="1"/>
-    <w:link w:val="154"/>
+    <w:link w:val="156"/>
     <w:semiHidden/>
     <w:unhideWhenUsed/>
     <w:qFormat/>
@@ -7903,7 +8204,7 @@
     <w:name w:val="heading 9"/>
     <w:basedOn w:val="1"/>
     <w:next w:val="1"/>
-    <w:link w:val="155"/>
+    <w:link w:val="157"/>
     <w:semiHidden/>
     <w:unhideWhenUsed/>
     <w:qFormat/>
@@ -7931,13 +8232,13 @@
       </w14:textFill>
     </w:rPr>
   </w:style>
-  <w:style w:type="character" w:default="1" w:styleId="132">
+  <w:style w:type="character" w:default="1" w:styleId="134">
     <w:name w:val="Default Paragraph Font"/>
     <w:semiHidden/>
     <w:unhideWhenUsed/>
     <w:uiPriority w:val="1"/>
   </w:style>
-  <w:style w:type="table" w:default="1" w:styleId="32">
+  <w:style w:type="table" w:default="1" w:styleId="34">
     <w:name w:val="Normal Table"/>
     <w:semiHidden/>
     <w:unhideWhenUsed/>
@@ -7953,7 +8254,7 @@
   </w:style>
   <w:style w:type="paragraph" w:styleId="2">
     <w:name w:val="macro"/>
-    <w:link w:val="147"/>
+    <w:link w:val="149"/>
     <w:unhideWhenUsed/>
     <w:qFormat/>
     <w:uiPriority w:val="99"/>
@@ -8052,7 +8353,7 @@
   <w:style w:type="paragraph" w:styleId="17">
     <w:name w:val="Body Text 3"/>
     <w:basedOn w:val="1"/>
-    <w:link w:val="146"/>
+    <w:link w:val="148"/>
     <w:unhideWhenUsed/>
     <w:uiPriority w:val="99"/>
     <w:pPr>
@@ -8079,7 +8380,7 @@
   <w:style w:type="paragraph" w:styleId="19">
     <w:name w:val="Body Text"/>
     <w:basedOn w:val="1"/>
-    <w:link w:val="144"/>
+    <w:link w:val="146"/>
     <w:unhideWhenUsed/>
     <w:uiPriority w:val="99"/>
     <w:pPr>
@@ -8090,6 +8391,7 @@
     <w:name w:val="List Number 3"/>
     <w:basedOn w:val="1"/>
     <w:unhideWhenUsed/>
+    <w:qFormat/>
     <w:uiPriority w:val="99"/>
     <w:pPr>
       <w:numPr>
@@ -8136,7 +8438,7 @@
   <w:style w:type="paragraph" w:styleId="24">
     <w:name w:val="footer"/>
     <w:basedOn w:val="1"/>
-    <w:link w:val="136"/>
+    <w:link w:val="138"/>
     <w:unhideWhenUsed/>
     <w:uiPriority w:val="99"/>
     <w:pPr>
@@ -8150,8 +8452,9 @@
   <w:style w:type="paragraph" w:styleId="25">
     <w:name w:val="header"/>
     <w:basedOn w:val="1"/>
-    <w:link w:val="135"/>
+    <w:link w:val="137"/>
     <w:unhideWhenUsed/>
+    <w:qFormat/>
     <w:uiPriority w:val="99"/>
     <w:pPr>
       <w:tabs>
@@ -8162,10 +8465,18 @@
     </w:pPr>
   </w:style>
   <w:style w:type="paragraph" w:styleId="26">
+    <w:name w:val="toc 1"/>
+    <w:basedOn w:val="1"/>
+    <w:next w:val="1"/>
+    <w:semiHidden/>
+    <w:unhideWhenUsed/>
+    <w:uiPriority w:val="39"/>
+  </w:style>
+  <w:style w:type="paragraph" w:styleId="27">
     <w:name w:val="Subtitle"/>
     <w:basedOn w:val="1"/>
     <w:next w:val="1"/>
-    <w:link w:val="142"/>
+    <w:link w:val="144"/>
     <w:qFormat/>
     <w:uiPriority w:val="11"/>
     <w:rPr>
@@ -8183,7 +8494,7 @@
       </w14:textFill>
     </w:rPr>
   </w:style>
-  <w:style w:type="paragraph" w:styleId="27">
+  <w:style w:type="paragraph" w:styleId="28">
     <w:name w:val="List"/>
     <w:basedOn w:val="1"/>
     <w:unhideWhenUsed/>
@@ -8193,17 +8504,29 @@
       <w:contextualSpacing/>
     </w:pPr>
   </w:style>
-  <w:style w:type="paragraph" w:styleId="28">
+  <w:style w:type="paragraph" w:styleId="29">
+    <w:name w:val="toc 2"/>
+    <w:basedOn w:val="1"/>
+    <w:next w:val="1"/>
+    <w:semiHidden/>
+    <w:unhideWhenUsed/>
+    <w:uiPriority w:val="39"/>
+    <w:pPr>
+      <w:ind w:left="420" w:leftChars="200"/>
+    </w:pPr>
+  </w:style>
+  <w:style w:type="paragraph" w:styleId="30">
     <w:name w:val="Body Text 2"/>
     <w:basedOn w:val="1"/>
-    <w:link w:val="145"/>
+    <w:link w:val="147"/>
     <w:unhideWhenUsed/>
+    <w:qFormat/>
     <w:uiPriority w:val="99"/>
     <w:pPr>
       <w:spacing w:after="120" w:line="480" w:lineRule="auto"/>
     </w:pPr>
   </w:style>
-  <w:style w:type="paragraph" w:styleId="29">
+  <w:style w:type="paragraph" w:styleId="31">
     <w:name w:val="List Continue 2"/>
     <w:basedOn w:val="1"/>
     <w:unhideWhenUsed/>
@@ -8214,10 +8537,11 @@
       <w:contextualSpacing/>
     </w:pPr>
   </w:style>
-  <w:style w:type="paragraph" w:styleId="30">
+  <w:style w:type="paragraph" w:styleId="32">
     <w:name w:val="List Continue 3"/>
     <w:basedOn w:val="1"/>
     <w:unhideWhenUsed/>
+    <w:qFormat/>
     <w:uiPriority w:val="99"/>
     <w:pPr>
       <w:spacing w:after="120"/>
@@ -8225,11 +8549,11 @@
       <w:contextualSpacing/>
     </w:pPr>
   </w:style>
-  <w:style w:type="paragraph" w:styleId="31">
+  <w:style w:type="paragraph" w:styleId="33">
     <w:name w:val="Title"/>
     <w:basedOn w:val="1"/>
     <w:next w:val="1"/>
-    <w:link w:val="141"/>
+    <w:link w:val="143"/>
     <w:qFormat/>
     <w:uiPriority w:val="10"/>
     <w:pPr>
@@ -8248,9 +8572,9 @@
       <w:szCs w:val="52"/>
     </w:rPr>
   </w:style>
-  <w:style w:type="table" w:styleId="33">
+  <w:style w:type="table" w:styleId="35">
     <w:name w:val="Table Grid"/>
-    <w:basedOn w:val="32"/>
+    <w:basedOn w:val="34"/>
     <w:uiPriority w:val="59"/>
     <w:pPr>
       <w:spacing w:after="0" w:line="240" w:lineRule="auto"/>
@@ -8266,9 +8590,9 @@
       </w:tblBorders>
     </w:tblPr>
   </w:style>
-  <w:style w:type="table" w:styleId="34">
+  <w:style w:type="table" w:styleId="36">
     <w:name w:val="Light Shading"/>
-    <w:basedOn w:val="32"/>
+    <w:basedOn w:val="34"/>
     <w:uiPriority w:val="60"/>
     <w:pPr>
       <w:spacing w:after="0" w:line="240" w:lineRule="auto"/>
@@ -8359,9 +8683,9 @@
       </w:tcPr>
     </w:tblStylePr>
   </w:style>
-  <w:style w:type="table" w:styleId="35">
+  <w:style w:type="table" w:styleId="37">
     <w:name w:val="Light Shading Accent 1"/>
-    <w:basedOn w:val="32"/>
+    <w:basedOn w:val="34"/>
     <w:uiPriority w:val="60"/>
     <w:pPr>
       <w:spacing w:after="0" w:line="240" w:lineRule="auto"/>
@@ -8452,9 +8776,9 @@
       </w:tcPr>
     </w:tblStylePr>
   </w:style>
-  <w:style w:type="table" w:styleId="36">
+  <w:style w:type="table" w:styleId="38">
     <w:name w:val="Light Shading Accent 2"/>
-    <w:basedOn w:val="32"/>
+    <w:basedOn w:val="34"/>
     <w:uiPriority w:val="60"/>
     <w:pPr>
       <w:spacing w:after="0" w:line="240" w:lineRule="auto"/>
@@ -8545,9 +8869,9 @@
       </w:tcPr>
     </w:tblStylePr>
   </w:style>
-  <w:style w:type="table" w:styleId="37">
+  <w:style w:type="table" w:styleId="39">
     <w:name w:val="Light Shading Accent 3"/>
-    <w:basedOn w:val="32"/>
+    <w:basedOn w:val="34"/>
     <w:uiPriority w:val="60"/>
     <w:pPr>
       <w:spacing w:after="0" w:line="240" w:lineRule="auto"/>
@@ -8638,9 +8962,9 @@
       </w:tcPr>
     </w:tblStylePr>
   </w:style>
-  <w:style w:type="table" w:styleId="38">
+  <w:style w:type="table" w:styleId="40">
     <w:name w:val="Light Shading Accent 4"/>
-    <w:basedOn w:val="32"/>
+    <w:basedOn w:val="34"/>
     <w:uiPriority w:val="60"/>
     <w:pPr>
       <w:spacing w:after="0" w:line="240" w:lineRule="auto"/>
@@ -8731,9 +9055,9 @@
       </w:tcPr>
     </w:tblStylePr>
   </w:style>
-  <w:style w:type="table" w:styleId="39">
+  <w:style w:type="table" w:styleId="41">
     <w:name w:val="Light Shading Accent 5"/>
-    <w:basedOn w:val="32"/>
+    <w:basedOn w:val="34"/>
     <w:uiPriority w:val="60"/>
     <w:pPr>
       <w:spacing w:after="0" w:line="240" w:lineRule="auto"/>
@@ -8824,9 +9148,9 @@
       </w:tcPr>
     </w:tblStylePr>
   </w:style>
-  <w:style w:type="table" w:styleId="40">
+  <w:style w:type="table" w:styleId="42">
     <w:name w:val="Light Shading Accent 6"/>
-    <w:basedOn w:val="32"/>
+    <w:basedOn w:val="34"/>
     <w:uiPriority w:val="60"/>
     <w:pPr>
       <w:spacing w:after="0" w:line="240" w:lineRule="auto"/>
@@ -8917,9 +9241,9 @@
       </w:tcPr>
     </w:tblStylePr>
   </w:style>
-  <w:style w:type="table" w:styleId="41">
+  <w:style w:type="table" w:styleId="43">
     <w:name w:val="Light List"/>
-    <w:basedOn w:val="32"/>
+    <w:basedOn w:val="34"/>
     <w:uiPriority w:val="61"/>
     <w:pPr>
       <w:spacing w:after="0" w:line="240" w:lineRule="auto"/>
@@ -9004,9 +9328,9 @@
       </w:tcPr>
     </w:tblStylePr>
   </w:style>
-  <w:style w:type="table" w:styleId="42">
+  <w:style w:type="table" w:styleId="44">
     <w:name w:val="Light List Accent 1"/>
-    <w:basedOn w:val="32"/>
+    <w:basedOn w:val="34"/>
     <w:uiPriority w:val="61"/>
     <w:pPr>
       <w:spacing w:after="0" w:line="240" w:lineRule="auto"/>
@@ -9091,9 +9415,9 @@
       </w:tcPr>
     </w:tblStylePr>
   </w:style>
-  <w:style w:type="table" w:styleId="43">
+  <w:style w:type="table" w:styleId="45">
     <w:name w:val="Light List Accent 2"/>
-    <w:basedOn w:val="32"/>
+    <w:basedOn w:val="34"/>
     <w:uiPriority w:val="61"/>
     <w:pPr>
       <w:spacing w:after="0" w:line="240" w:lineRule="auto"/>
@@ -9178,9 +9502,9 @@
       </w:tcPr>
     </w:tblStylePr>
   </w:style>
-  <w:style w:type="table" w:styleId="44">
+  <w:style w:type="table" w:styleId="46">
     <w:name w:val="Light List Accent 3"/>
-    <w:basedOn w:val="32"/>
+    <w:basedOn w:val="34"/>
     <w:uiPriority w:val="61"/>
     <w:pPr>
       <w:spacing w:after="0" w:line="240" w:lineRule="auto"/>
@@ -9265,9 +9589,9 @@
       </w:tcPr>
     </w:tblStylePr>
   </w:style>
-  <w:style w:type="table" w:styleId="45">
+  <w:style w:type="table" w:styleId="47">
     <w:name w:val="Light List Accent 4"/>
-    <w:basedOn w:val="32"/>
+    <w:basedOn w:val="34"/>
     <w:uiPriority w:val="61"/>
     <w:pPr>
       <w:spacing w:after="0" w:line="240" w:lineRule="auto"/>
@@ -9352,9 +9676,9 @@
       </w:tcPr>
     </w:tblStylePr>
   </w:style>
-  <w:style w:type="table" w:styleId="46">
+  <w:style w:type="table" w:styleId="48">
     <w:name w:val="Light List Accent 5"/>
-    <w:basedOn w:val="32"/>
+    <w:basedOn w:val="34"/>
     <w:uiPriority w:val="61"/>
     <w:pPr>
       <w:spacing w:after="0" w:line="240" w:lineRule="auto"/>
@@ -9439,9 +9763,9 @@
       </w:tcPr>
     </w:tblStylePr>
   </w:style>
-  <w:style w:type="table" w:styleId="47">
+  <w:style w:type="table" w:styleId="49">
     <w:name w:val="Light List Accent 6"/>
-    <w:basedOn w:val="32"/>
+    <w:basedOn w:val="34"/>
     <w:uiPriority w:val="61"/>
     <w:pPr>
       <w:spacing w:after="0" w:line="240" w:lineRule="auto"/>
@@ -9526,9 +9850,9 @@
       </w:tcPr>
     </w:tblStylePr>
   </w:style>
-  <w:style w:type="table" w:styleId="48">
+  <w:style w:type="table" w:styleId="50">
     <w:name w:val="Light Grid"/>
-    <w:basedOn w:val="32"/>
+    <w:basedOn w:val="34"/>
     <w:uiPriority w:val="62"/>
     <w:pPr>
       <w:spacing w:after="0" w:line="240" w:lineRule="auto"/>
@@ -9646,9 +9970,9 @@
       </w:tcPr>
     </w:tblStylePr>
   </w:style>
-  <w:style w:type="table" w:styleId="49">
+  <w:style w:type="table" w:styleId="51">
     <w:name w:val="Light Grid Accent 1"/>
-    <w:basedOn w:val="32"/>
+    <w:basedOn w:val="34"/>
     <w:uiPriority w:val="62"/>
     <w:pPr>
       <w:spacing w:after="0" w:line="240" w:lineRule="auto"/>
@@ -9766,9 +10090,9 @@
       </w:tcPr>
     </w:tblStylePr>
   </w:style>
-  <w:style w:type="table" w:styleId="50">
+  <w:style w:type="table" w:styleId="52">
     <w:name w:val="Light Grid Accent 2"/>
-    <w:basedOn w:val="32"/>
+    <w:basedOn w:val="34"/>
     <w:uiPriority w:val="62"/>
     <w:pPr>
       <w:spacing w:after="0" w:line="240" w:lineRule="auto"/>
@@ -9886,9 +10210,9 @@
       </w:tcPr>
     </w:tblStylePr>
   </w:style>
-  <w:style w:type="table" w:styleId="51">
+  <w:style w:type="table" w:styleId="53">
     <w:name w:val="Light Grid Accent 3"/>
-    <w:basedOn w:val="32"/>
+    <w:basedOn w:val="34"/>
     <w:uiPriority w:val="62"/>
     <w:pPr>
       <w:spacing w:after="0" w:line="240" w:lineRule="auto"/>
@@ -10006,9 +10330,9 @@
       </w:tcPr>
     </w:tblStylePr>
   </w:style>
-  <w:style w:type="table" w:styleId="52">
+  <w:style w:type="table" w:styleId="54">
     <w:name w:val="Light Grid Accent 4"/>
-    <w:basedOn w:val="32"/>
+    <w:basedOn w:val="34"/>
     <w:uiPriority w:val="62"/>
     <w:pPr>
       <w:spacing w:after="0" w:line="240" w:lineRule="auto"/>
@@ -10126,9 +10450,9 @@
       </w:tcPr>
     </w:tblStylePr>
   </w:style>
-  <w:style w:type="table" w:styleId="53">
+  <w:style w:type="table" w:styleId="55">
     <w:name w:val="Light Grid Accent 5"/>
-    <w:basedOn w:val="32"/>
+    <w:basedOn w:val="34"/>
     <w:uiPriority w:val="62"/>
     <w:pPr>
       <w:spacing w:after="0" w:line="240" w:lineRule="auto"/>
@@ -10246,9 +10570,9 @@
       </w:tcPr>
     </w:tblStylePr>
   </w:style>
-  <w:style w:type="table" w:styleId="54">
+  <w:style w:type="table" w:styleId="56">
     <w:name w:val="Light Grid Accent 6"/>
-    <w:basedOn w:val="32"/>
+    <w:basedOn w:val="34"/>
     <w:uiPriority w:val="62"/>
     <w:pPr>
       <w:spacing w:after="0" w:line="240" w:lineRule="auto"/>
@@ -10366,9 +10690,9 @@
       </w:tcPr>
     </w:tblStylePr>
   </w:style>
-  <w:style w:type="table" w:styleId="55">
+  <w:style w:type="table" w:styleId="57">
     <w:name w:val="Medium Shading 1"/>
-    <w:basedOn w:val="32"/>
+    <w:basedOn w:val="34"/>
     <w:uiPriority w:val="63"/>
     <w:pPr>
       <w:spacing w:after="0" w:line="240" w:lineRule="auto"/>
@@ -10467,9 +10791,9 @@
       </w:tcPr>
     </w:tblStylePr>
   </w:style>
-  <w:style w:type="table" w:styleId="56">
+  <w:style w:type="table" w:styleId="58">
     <w:name w:val="Medium Shading 1 Accent 1"/>
-    <w:basedOn w:val="32"/>
+    <w:basedOn w:val="34"/>
     <w:uiPriority w:val="63"/>
     <w:pPr>
       <w:spacing w:after="0" w:line="240" w:lineRule="auto"/>
@@ -10568,9 +10892,9 @@
       </w:tcPr>
     </w:tblStylePr>
   </w:style>
-  <w:style w:type="table" w:styleId="57">
+  <w:style w:type="table" w:styleId="59">
     <w:name w:val="Medium Shading 1 Accent 2"/>
-    <w:basedOn w:val="32"/>
+    <w:basedOn w:val="34"/>
     <w:uiPriority w:val="63"/>
     <w:pPr>
       <w:spacing w:after="0" w:line="240" w:lineRule="auto"/>
@@ -10669,9 +10993,9 @@
       </w:tcPr>
     </w:tblStylePr>
   </w:style>
-  <w:style w:type="table" w:styleId="58">
+  <w:style w:type="table" w:styleId="60">
     <w:name w:val="Medium Shading 1 Accent 3"/>
-    <w:basedOn w:val="32"/>
+    <w:basedOn w:val="34"/>
     <w:uiPriority w:val="63"/>
     <w:pPr>
       <w:spacing w:after="0" w:line="240" w:lineRule="auto"/>
@@ -10770,9 +11094,9 @@
       </w:tcPr>
     </w:tblStylePr>
   </w:style>
-  <w:style w:type="table" w:styleId="59">
+  <w:style w:type="table" w:styleId="61">
     <w:name w:val="Medium Shading 1 Accent 4"/>
-    <w:basedOn w:val="32"/>
+    <w:basedOn w:val="34"/>
     <w:uiPriority w:val="63"/>
     <w:pPr>
       <w:spacing w:after="0" w:line="240" w:lineRule="auto"/>
@@ -10871,9 +11195,9 @@
       </w:tcPr>
     </w:tblStylePr>
   </w:style>
-  <w:style w:type="table" w:styleId="60">
+  <w:style w:type="table" w:styleId="62">
     <w:name w:val="Medium Shading 1 Accent 5"/>
-    <w:basedOn w:val="32"/>
+    <w:basedOn w:val="34"/>
     <w:uiPriority w:val="63"/>
     <w:pPr>
       <w:spacing w:after="0" w:line="240" w:lineRule="auto"/>
@@ -10972,9 +11296,9 @@
       </w:tcPr>
     </w:tblStylePr>
   </w:style>
-  <w:style w:type="table" w:styleId="61">
+  <w:style w:type="table" w:styleId="63">
     <w:name w:val="Medium Shading 1 Accent 6"/>
-    <w:basedOn w:val="32"/>
+    <w:basedOn w:val="34"/>
     <w:uiPriority w:val="63"/>
     <w:pPr>
       <w:spacing w:after="0" w:line="240" w:lineRule="auto"/>
@@ -11073,9 +11397,9 @@
       </w:tcPr>
     </w:tblStylePr>
   </w:style>
-  <w:style w:type="table" w:styleId="62">
+  <w:style w:type="table" w:styleId="64">
     <w:name w:val="Medium Shading 2"/>
-    <w:basedOn w:val="32"/>
+    <w:basedOn w:val="34"/>
     <w:uiPriority w:val="64"/>
     <w:pPr>
       <w:spacing w:after="0" w:line="240" w:lineRule="auto"/>
@@ -11232,9 +11556,9 @@
       </w:tcPr>
     </w:tblStylePr>
   </w:style>
-  <w:style w:type="table" w:styleId="63">
+  <w:style w:type="table" w:styleId="65">
     <w:name w:val="Medium Shading 2 Accent 1"/>
-    <w:basedOn w:val="32"/>
+    <w:basedOn w:val="34"/>
     <w:uiPriority w:val="64"/>
     <w:pPr>
       <w:spacing w:after="0" w:line="240" w:lineRule="auto"/>
@@ -11391,9 +11715,9 @@
       </w:tcPr>
     </w:tblStylePr>
   </w:style>
-  <w:style w:type="table" w:styleId="64">
+  <w:style w:type="table" w:styleId="66">
     <w:name w:val="Medium Shading 2 Accent 2"/>
-    <w:basedOn w:val="32"/>
+    <w:basedOn w:val="34"/>
     <w:qFormat/>
     <w:uiPriority w:val="64"/>
     <w:pPr>
@@ -11551,9 +11875,9 @@
       </w:tcPr>
     </w:tblStylePr>
   </w:style>
-  <w:style w:type="table" w:styleId="65">
+  <w:style w:type="table" w:styleId="67">
     <w:name w:val="Medium Shading 2 Accent 3"/>
-    <w:basedOn w:val="32"/>
+    <w:basedOn w:val="34"/>
     <w:uiPriority w:val="64"/>
     <w:pPr>
       <w:spacing w:after="0" w:line="240" w:lineRule="auto"/>
@@ -11710,9 +12034,9 @@
       </w:tcPr>
     </w:tblStylePr>
   </w:style>
-  <w:style w:type="table" w:styleId="66">
+  <w:style w:type="table" w:styleId="68">
     <w:name w:val="Medium Shading 2 Accent 4"/>
-    <w:basedOn w:val="32"/>
+    <w:basedOn w:val="34"/>
     <w:uiPriority w:val="64"/>
     <w:pPr>
       <w:spacing w:after="0" w:line="240" w:lineRule="auto"/>
@@ -11869,9 +12193,9 @@
       </w:tcPr>
     </w:tblStylePr>
   </w:style>
-  <w:style w:type="table" w:styleId="67">
+  <w:style w:type="table" w:styleId="69">
     <w:name w:val="Medium Shading 2 Accent 5"/>
-    <w:basedOn w:val="32"/>
+    <w:basedOn w:val="34"/>
     <w:uiPriority w:val="64"/>
     <w:pPr>
       <w:spacing w:after="0" w:line="240" w:lineRule="auto"/>
@@ -12028,9 +12352,9 @@
       </w:tcPr>
     </w:tblStylePr>
   </w:style>
-  <w:style w:type="table" w:styleId="68">
+  <w:style w:type="table" w:styleId="70">
     <w:name w:val="Medium Shading 2 Accent 6"/>
-    <w:basedOn w:val="32"/>
+    <w:basedOn w:val="34"/>
     <w:uiPriority w:val="64"/>
     <w:pPr>
       <w:spacing w:after="0" w:line="240" w:lineRule="auto"/>
@@ -12187,9 +12511,9 @@
       </w:tcPr>
     </w:tblStylePr>
   </w:style>
-  <w:style w:type="table" w:styleId="69">
+  <w:style w:type="table" w:styleId="71">
     <w:name w:val="Medium List 1"/>
-    <w:basedOn w:val="32"/>
+    <w:basedOn w:val="34"/>
     <w:uiPriority w:val="65"/>
     <w:pPr>
       <w:spacing w:after="0" w:line="240" w:lineRule="auto"/>
@@ -12271,9 +12595,9 @@
       </w:tcPr>
     </w:tblStylePr>
   </w:style>
-  <w:style w:type="table" w:styleId="70">
+  <w:style w:type="table" w:styleId="72">
     <w:name w:val="Medium List 1 Accent 1"/>
-    <w:basedOn w:val="32"/>
+    <w:basedOn w:val="34"/>
     <w:uiPriority w:val="65"/>
     <w:pPr>
       <w:spacing w:after="0" w:line="240" w:lineRule="auto"/>
@@ -12355,9 +12679,9 @@
       </w:tcPr>
     </w:tblStylePr>
   </w:style>
-  <w:style w:type="table" w:styleId="71">
+  <w:style w:type="table" w:styleId="73">
     <w:name w:val="Medium List 1 Accent 2"/>
-    <w:basedOn w:val="32"/>
+    <w:basedOn w:val="34"/>
     <w:uiPriority w:val="65"/>
     <w:pPr>
       <w:spacing w:after="0" w:line="240" w:lineRule="auto"/>
@@ -12439,9 +12763,9 @@
       </w:tcPr>
     </w:tblStylePr>
   </w:style>
-  <w:style w:type="table" w:styleId="72">
+  <w:style w:type="table" w:styleId="74">
     <w:name w:val="Medium List 1 Accent 3"/>
-    <w:basedOn w:val="32"/>
+    <w:basedOn w:val="34"/>
     <w:uiPriority w:val="65"/>
     <w:pPr>
       <w:spacing w:after="0" w:line="240" w:lineRule="auto"/>
@@ -12523,9 +12847,9 @@
       </w:tcPr>
     </w:tblStylePr>
   </w:style>
-  <w:style w:type="table" w:styleId="73">
+  <w:style w:type="table" w:styleId="75">
     <w:name w:val="Medium List 1 Accent 4"/>
-    <w:basedOn w:val="32"/>
+    <w:basedOn w:val="34"/>
     <w:uiPriority w:val="65"/>
     <w:pPr>
       <w:spacing w:after="0" w:line="240" w:lineRule="auto"/>
@@ -12607,9 +12931,9 @@
       </w:tcPr>
     </w:tblStylePr>
   </w:style>
-  <w:style w:type="table" w:styleId="74">
+  <w:style w:type="table" w:styleId="76">
     <w:name w:val="Medium List 1 Accent 5"/>
-    <w:basedOn w:val="32"/>
+    <w:basedOn w:val="34"/>
     <w:qFormat/>
     <w:uiPriority w:val="65"/>
     <w:pPr>
@@ -12692,9 +13016,9 @@
       </w:tcPr>
     </w:tblStylePr>
   </w:style>
-  <w:style w:type="table" w:styleId="75">
+  <w:style w:type="table" w:styleId="77">
     <w:name w:val="Medium List 1 Accent 6"/>
-    <w:basedOn w:val="32"/>
+    <w:basedOn w:val="34"/>
     <w:uiPriority w:val="65"/>
     <w:pPr>
       <w:spacing w:after="0" w:line="240" w:lineRule="auto"/>
@@ -12776,9 +13100,9 @@
       </w:tcPr>
     </w:tblStylePr>
   </w:style>
-  <w:style w:type="table" w:styleId="76">
+  <w:style w:type="table" w:styleId="78">
     <w:name w:val="Medium List 2"/>
-    <w:basedOn w:val="32"/>
+    <w:basedOn w:val="34"/>
     <w:uiPriority w:val="66"/>
     <w:pPr>
       <w:spacing w:after="0" w:line="240" w:lineRule="auto"/>
@@ -12899,9 +13223,9 @@
       </w:tcPr>
     </w:tblStylePr>
   </w:style>
-  <w:style w:type="table" w:styleId="77">
+  <w:style w:type="table" w:styleId="79">
     <w:name w:val="Medium List 2 Accent 1"/>
-    <w:basedOn w:val="32"/>
+    <w:basedOn w:val="34"/>
     <w:uiPriority w:val="66"/>
     <w:pPr>
       <w:spacing w:after="0" w:line="240" w:lineRule="auto"/>
@@ -13022,9 +13346,9 @@
       </w:tcPr>
     </w:tblStylePr>
   </w:style>
-  <w:style w:type="table" w:styleId="78">
+  <w:style w:type="table" w:styleId="80">
     <w:name w:val="Medium List 2 Accent 2"/>
-    <w:basedOn w:val="32"/>
+    <w:basedOn w:val="34"/>
     <w:uiPriority w:val="66"/>
     <w:pPr>
       <w:spacing w:after="0" w:line="240" w:lineRule="auto"/>
@@ -13145,9 +13469,9 @@
       </w:tcPr>
     </w:tblStylePr>
   </w:style>
-  <w:style w:type="table" w:styleId="79">
+  <w:style w:type="table" w:styleId="81">
     <w:name w:val="Medium List 2 Accent 3"/>
-    <w:basedOn w:val="32"/>
+    <w:basedOn w:val="34"/>
     <w:uiPriority w:val="66"/>
     <w:pPr>
       <w:spacing w:after="0" w:line="240" w:lineRule="auto"/>
@@ -13268,9 +13592,9 @@
       </w:tcPr>
     </w:tblStylePr>
   </w:style>
-  <w:style w:type="table" w:styleId="80">
+  <w:style w:type="table" w:styleId="82">
     <w:name w:val="Medium List 2 Accent 4"/>
-    <w:basedOn w:val="32"/>
+    <w:basedOn w:val="34"/>
     <w:uiPriority w:val="66"/>
     <w:pPr>
       <w:spacing w:after="0" w:line="240" w:lineRule="auto"/>
@@ -13391,9 +13715,9 @@
       </w:tcPr>
     </w:tblStylePr>
   </w:style>
-  <w:style w:type="table" w:styleId="81">
+  <w:style w:type="table" w:styleId="83">
     <w:name w:val="Medium List 2 Accent 5"/>
-    <w:basedOn w:val="32"/>
+    <w:basedOn w:val="34"/>
     <w:uiPriority w:val="66"/>
     <w:pPr>
       <w:spacing w:after="0" w:line="240" w:lineRule="auto"/>
@@ -13514,9 +13838,9 @@
       </w:tcPr>
     </w:tblStylePr>
   </w:style>
-  <w:style w:type="table" w:styleId="82">
+  <w:style w:type="table" w:styleId="84">
     <w:name w:val="Medium List 2 Accent 6"/>
-    <w:basedOn w:val="32"/>
+    <w:basedOn w:val="34"/>
     <w:uiPriority w:val="66"/>
     <w:pPr>
       <w:spacing w:after="0" w:line="240" w:lineRule="auto"/>
@@ -13637,9 +13961,9 @@
       </w:tcPr>
     </w:tblStylePr>
   </w:style>
-  <w:style w:type="table" w:styleId="83">
+  <w:style w:type="table" w:styleId="85">
     <w:name w:val="Medium Grid 1"/>
-    <w:basedOn w:val="32"/>
+    <w:basedOn w:val="34"/>
     <w:uiPriority w:val="67"/>
     <w:pPr>
       <w:spacing w:after="0" w:line="240" w:lineRule="auto"/>
@@ -13700,9 +14024,9 @@
       </w:tcPr>
     </w:tblStylePr>
   </w:style>
-  <w:style w:type="table" w:styleId="84">
+  <w:style w:type="table" w:styleId="86">
     <w:name w:val="Medium Grid 1 Accent 1"/>
-    <w:basedOn w:val="32"/>
+    <w:basedOn w:val="34"/>
     <w:uiPriority w:val="67"/>
     <w:pPr>
       <w:spacing w:after="0" w:line="240" w:lineRule="auto"/>
@@ -13763,9 +14087,9 @@
       </w:tcPr>
     </w:tblStylePr>
   </w:style>
-  <w:style w:type="table" w:styleId="85">
+  <w:style w:type="table" w:styleId="87">
     <w:name w:val="Medium Grid 1 Accent 2"/>
-    <w:basedOn w:val="32"/>
+    <w:basedOn w:val="34"/>
     <w:uiPriority w:val="67"/>
     <w:pPr>
       <w:spacing w:after="0" w:line="240" w:lineRule="auto"/>
@@ -13826,9 +14150,9 @@
       </w:tcPr>
     </w:tblStylePr>
   </w:style>
-  <w:style w:type="table" w:styleId="86">
+  <w:style w:type="table" w:styleId="88">
     <w:name w:val="Medium Grid 1 Accent 3"/>
-    <w:basedOn w:val="32"/>
+    <w:basedOn w:val="34"/>
     <w:uiPriority w:val="67"/>
     <w:pPr>
       <w:spacing w:after="0" w:line="240" w:lineRule="auto"/>
@@ -13889,9 +14213,9 @@
       </w:tcPr>
     </w:tblStylePr>
   </w:style>
-  <w:style w:type="table" w:styleId="87">
+  <w:style w:type="table" w:styleId="89">
     <w:name w:val="Medium Grid 1 Accent 4"/>
-    <w:basedOn w:val="32"/>
+    <w:basedOn w:val="34"/>
     <w:uiPriority w:val="67"/>
     <w:pPr>
       <w:spacing w:after="0" w:line="240" w:lineRule="auto"/>
@@ -13952,9 +14276,9 @@
       </w:tcPr>
     </w:tblStylePr>
   </w:style>
-  <w:style w:type="table" w:styleId="88">
+  <w:style w:type="table" w:styleId="90">
     <w:name w:val="Medium Grid 1 Accent 5"/>
-    <w:basedOn w:val="32"/>
+    <w:basedOn w:val="34"/>
     <w:uiPriority w:val="67"/>
     <w:pPr>
       <w:spacing w:after="0" w:line="240" w:lineRule="auto"/>
@@ -14015,9 +14339,9 @@
       </w:tcPr>
     </w:tblStylePr>
   </w:style>
-  <w:style w:type="table" w:styleId="89">
+  <w:style w:type="table" w:styleId="91">
     <w:name w:val="Medium Grid 1 Accent 6"/>
-    <w:basedOn w:val="32"/>
+    <w:basedOn w:val="34"/>
     <w:uiPriority w:val="67"/>
     <w:pPr>
       <w:spacing w:after="0" w:line="240" w:lineRule="auto"/>
@@ -14078,9 +14402,9 @@
       </w:tcPr>
     </w:tblStylePr>
   </w:style>
-  <w:style w:type="table" w:styleId="90">
+  <w:style w:type="table" w:styleId="92">
     <w:name w:val="Medium Grid 2"/>
-    <w:basedOn w:val="32"/>
+    <w:basedOn w:val="34"/>
     <w:uiPriority w:val="68"/>
     <w:pPr>
       <w:spacing w:after="0" w:line="240" w:lineRule="auto"/>
@@ -14218,9 +14542,9 @@
       </w:tcPr>
     </w:tblStylePr>
   </w:style>
-  <w:style w:type="table" w:styleId="91">
+  <w:style w:type="table" w:styleId="93">
     <w:name w:val="Medium Grid 2 Accent 1"/>
-    <w:basedOn w:val="32"/>
+    <w:basedOn w:val="34"/>
     <w:uiPriority w:val="68"/>
     <w:pPr>
       <w:spacing w:after="0" w:line="240" w:lineRule="auto"/>
@@ -14358,9 +14682,9 @@
       </w:tcPr>
     </w:tblStylePr>
   </w:style>
-  <w:style w:type="table" w:styleId="92">
+  <w:style w:type="table" w:styleId="94">
     <w:name w:val="Medium Grid 2 Accent 2"/>
-    <w:basedOn w:val="32"/>
+    <w:basedOn w:val="34"/>
     <w:uiPriority w:val="68"/>
     <w:pPr>
       <w:spacing w:after="0" w:line="240" w:lineRule="auto"/>
@@ -14498,9 +14822,9 @@
       </w:tcPr>
     </w:tblStylePr>
   </w:style>
-  <w:style w:type="table" w:styleId="93">
+  <w:style w:type="table" w:styleId="95">
     <w:name w:val="Medium Grid 2 Accent 3"/>
-    <w:basedOn w:val="32"/>
+    <w:basedOn w:val="34"/>
     <w:uiPriority w:val="68"/>
     <w:pPr>
       <w:spacing w:after="0" w:line="240" w:lineRule="auto"/>
@@ -14638,9 +14962,9 @@
       </w:tcPr>
     </w:tblStylePr>
   </w:style>
-  <w:style w:type="table" w:styleId="94">
+  <w:style w:type="table" w:styleId="96">
     <w:name w:val="Medium Grid 2 Accent 4"/>
-    <w:basedOn w:val="32"/>
+    <w:basedOn w:val="34"/>
     <w:uiPriority w:val="68"/>
     <w:pPr>
       <w:spacing w:after="0" w:line="240" w:lineRule="auto"/>
@@ -14778,9 +15102,9 @@
       </w:tcPr>
     </w:tblStylePr>
   </w:style>
-  <w:style w:type="table" w:styleId="95">
+  <w:style w:type="table" w:styleId="97">
     <w:name w:val="Medium Grid 2 Accent 5"/>
-    <w:basedOn w:val="32"/>
+    <w:basedOn w:val="34"/>
     <w:uiPriority w:val="68"/>
     <w:pPr>
       <w:spacing w:after="0" w:line="240" w:lineRule="auto"/>
@@ -14918,9 +15242,9 @@
       </w:tcPr>
     </w:tblStylePr>
   </w:style>
-  <w:style w:type="table" w:styleId="96">
+  <w:style w:type="table" w:styleId="98">
     <w:name w:val="Medium Grid 2 Accent 6"/>
-    <w:basedOn w:val="32"/>
+    <w:basedOn w:val="34"/>
     <w:uiPriority w:val="68"/>
     <w:pPr>
       <w:spacing w:after="0" w:line="240" w:lineRule="auto"/>
@@ -15058,9 +15382,9 @@
       </w:tcPr>
     </w:tblStylePr>
   </w:style>
-  <w:style w:type="table" w:styleId="97">
+  <w:style w:type="table" w:styleId="99">
     <w:name w:val="Medium Grid 3"/>
-    <w:basedOn w:val="32"/>
+    <w:basedOn w:val="34"/>
     <w:uiPriority w:val="69"/>
     <w:pPr>
       <w:spacing w:after="0" w:line="240" w:lineRule="auto"/>
@@ -15209,9 +15533,9 @@
       </w:tcPr>
     </w:tblStylePr>
   </w:style>
-  <w:style w:type="table" w:styleId="98">
+  <w:style w:type="table" w:styleId="100">
     <w:name w:val="Medium Grid 3 Accent 1"/>
-    <w:basedOn w:val="32"/>
+    <w:basedOn w:val="34"/>
     <w:uiPriority w:val="69"/>
     <w:pPr>
       <w:spacing w:after="0" w:line="240" w:lineRule="auto"/>
@@ -15360,9 +15684,9 @@
       </w:tcPr>
     </w:tblStylePr>
   </w:style>
-  <w:style w:type="table" w:styleId="99">
+  <w:style w:type="table" w:styleId="101">
     <w:name w:val="Medium Grid 3 Accent 2"/>
-    <w:basedOn w:val="32"/>
+    <w:basedOn w:val="34"/>
     <w:uiPriority w:val="69"/>
     <w:pPr>
       <w:spacing w:after="0" w:line="240" w:lineRule="auto"/>
@@ -15511,9 +15835,9 @@
       </w:tcPr>
     </w:tblStylePr>
   </w:style>
-  <w:style w:type="table" w:styleId="100">
+  <w:style w:type="table" w:styleId="102">
     <w:name w:val="Medium Grid 3 Accent 3"/>
-    <w:basedOn w:val="32"/>
+    <w:basedOn w:val="34"/>
     <w:uiPriority w:val="69"/>
     <w:pPr>
       <w:spacing w:after="0" w:line="240" w:lineRule="auto"/>
@@ -15662,9 +15986,9 @@
       </w:tcPr>
     </w:tblStylePr>
   </w:style>
-  <w:style w:type="table" w:styleId="101">
+  <w:style w:type="table" w:styleId="103">
     <w:name w:val="Medium Grid 3 Accent 4"/>
-    <w:basedOn w:val="32"/>
+    <w:basedOn w:val="34"/>
     <w:uiPriority w:val="69"/>
     <w:pPr>
       <w:spacing w:after="0" w:line="240" w:lineRule="auto"/>
@@ -15813,9 +16137,9 @@
       </w:tcPr>
     </w:tblStylePr>
   </w:style>
-  <w:style w:type="table" w:styleId="102">
+  <w:style w:type="table" w:styleId="104">
     <w:name w:val="Medium Grid 3 Accent 5"/>
-    <w:basedOn w:val="32"/>
+    <w:basedOn w:val="34"/>
     <w:uiPriority w:val="69"/>
     <w:pPr>
       <w:spacing w:after="0" w:line="240" w:lineRule="auto"/>
@@ -15964,9 +16288,9 @@
       </w:tcPr>
     </w:tblStylePr>
   </w:style>
-  <w:style w:type="table" w:styleId="103">
+  <w:style w:type="table" w:styleId="105">
     <w:name w:val="Medium Grid 3 Accent 6"/>
-    <w:basedOn w:val="32"/>
+    <w:basedOn w:val="34"/>
     <w:uiPriority w:val="69"/>
     <w:pPr>
       <w:spacing w:after="0" w:line="240" w:lineRule="auto"/>
@@ -16115,9 +16439,9 @@
       </w:tcPr>
     </w:tblStylePr>
   </w:style>
-  <w:style w:type="table" w:styleId="104">
+  <w:style w:type="table" w:styleId="106">
     <w:name w:val="Dark List"/>
-    <w:basedOn w:val="32"/>
+    <w:basedOn w:val="34"/>
     <w:uiPriority w:val="70"/>
     <w:pPr>
       <w:spacing w:after="0" w:line="240" w:lineRule="auto"/>
@@ -16226,9 +16550,9 @@
       </w:tcPr>
     </w:tblStylePr>
   </w:style>
-  <w:style w:type="table" w:styleId="105">
+  <w:style w:type="table" w:styleId="107">
     <w:name w:val="Dark List Accent 1"/>
-    <w:basedOn w:val="32"/>
+    <w:basedOn w:val="34"/>
     <w:uiPriority w:val="70"/>
     <w:pPr>
       <w:spacing w:after="0" w:line="240" w:lineRule="auto"/>
@@ -16337,9 +16661,9 @@
       </w:tcPr>
     </w:tblStylePr>
   </w:style>
-  <w:style w:type="table" w:styleId="106">
+  <w:style w:type="table" w:styleId="108">
     <w:name w:val="Dark List Accent 2"/>
-    <w:basedOn w:val="32"/>
+    <w:basedOn w:val="34"/>
     <w:uiPriority w:val="70"/>
     <w:pPr>
       <w:spacing w:after="0" w:line="240" w:lineRule="auto"/>
@@ -16448,9 +16772,9 @@
       </w:tcPr>
     </w:tblStylePr>
   </w:style>
-  <w:style w:type="table" w:styleId="107">
+  <w:style w:type="table" w:styleId="109">
     <w:name w:val="Dark List Accent 3"/>
-    <w:basedOn w:val="32"/>
+    <w:basedOn w:val="34"/>
     <w:uiPriority w:val="70"/>
     <w:pPr>
       <w:spacing w:after="0" w:line="240" w:lineRule="auto"/>
@@ -16559,9 +16883,9 @@
       </w:tcPr>
     </w:tblStylePr>
   </w:style>
-  <w:style w:type="table" w:styleId="108">
+  <w:style w:type="table" w:styleId="110">
     <w:name w:val="Dark List Accent 4"/>
-    <w:basedOn w:val="32"/>
+    <w:basedOn w:val="34"/>
     <w:uiPriority w:val="70"/>
     <w:pPr>
       <w:spacing w:after="0" w:line="240" w:lineRule="auto"/>
@@ -16670,9 +16994,9 @@
       </w:tcPr>
     </w:tblStylePr>
   </w:style>
-  <w:style w:type="table" w:styleId="109">
+  <w:style w:type="table" w:styleId="111">
     <w:name w:val="Dark List Accent 5"/>
-    <w:basedOn w:val="32"/>
+    <w:basedOn w:val="34"/>
     <w:uiPriority w:val="70"/>
     <w:pPr>
       <w:spacing w:after="0" w:line="240" w:lineRule="auto"/>
@@ -16781,9 +17105,9 @@
       </w:tcPr>
     </w:tblStylePr>
   </w:style>
-  <w:style w:type="table" w:styleId="110">
+  <w:style w:type="table" w:styleId="112">
     <w:name w:val="Dark List Accent 6"/>
-    <w:basedOn w:val="32"/>
+    <w:basedOn w:val="34"/>
     <w:uiPriority w:val="70"/>
     <w:pPr>
       <w:spacing w:after="0" w:line="240" w:lineRule="auto"/>
@@ -16892,9 +17216,9 @@
       </w:tcPr>
     </w:tblStylePr>
   </w:style>
-  <w:style w:type="table" w:styleId="111">
+  <w:style w:type="table" w:styleId="113">
     <w:name w:val="Colorful Shading"/>
-    <w:basedOn w:val="32"/>
+    <w:basedOn w:val="34"/>
     <w:uiPriority w:val="71"/>
     <w:pPr>
       <w:spacing w:after="0" w:line="240" w:lineRule="auto"/>
@@ -17034,9 +17358,9 @@
       </w:rPr>
     </w:tblStylePr>
   </w:style>
-  <w:style w:type="table" w:styleId="112">
+  <w:style w:type="table" w:styleId="114">
     <w:name w:val="Colorful Shading Accent 1"/>
-    <w:basedOn w:val="32"/>
+    <w:basedOn w:val="34"/>
     <w:uiPriority w:val="71"/>
     <w:pPr>
       <w:spacing w:after="0" w:line="240" w:lineRule="auto"/>
@@ -17176,9 +17500,9 @@
       </w:rPr>
     </w:tblStylePr>
   </w:style>
-  <w:style w:type="table" w:styleId="113">
+  <w:style w:type="table" w:styleId="115">
     <w:name w:val="Colorful Shading Accent 2"/>
-    <w:basedOn w:val="32"/>
+    <w:basedOn w:val="34"/>
     <w:uiPriority w:val="71"/>
     <w:pPr>
       <w:spacing w:after="0" w:line="240" w:lineRule="auto"/>
@@ -17318,9 +17642,9 @@
       </w:rPr>
     </w:tblStylePr>
   </w:style>
-  <w:style w:type="table" w:styleId="114">
+  <w:style w:type="table" w:styleId="116">
     <w:name w:val="Colorful Shading Accent 3"/>
-    <w:basedOn w:val="32"/>
+    <w:basedOn w:val="34"/>
     <w:uiPriority w:val="71"/>
     <w:pPr>
       <w:spacing w:after="0" w:line="240" w:lineRule="auto"/>
@@ -17440,9 +17764,9 @@
       </w:tcPr>
     </w:tblStylePr>
   </w:style>
-  <w:style w:type="table" w:styleId="115">
+  <w:style w:type="table" w:styleId="117">
     <w:name w:val="Colorful Shading Accent 4"/>
-    <w:basedOn w:val="32"/>
+    <w:basedOn w:val="34"/>
     <w:uiPriority w:val="71"/>
     <w:pPr>
       <w:spacing w:after="0" w:line="240" w:lineRule="auto"/>
@@ -17582,9 +17906,9 @@
       </w:rPr>
     </w:tblStylePr>
   </w:style>
-  <w:style w:type="table" w:styleId="116">
+  <w:style w:type="table" w:styleId="118">
     <w:name w:val="Colorful Shading Accent 5"/>
-    <w:basedOn w:val="32"/>
+    <w:basedOn w:val="34"/>
     <w:uiPriority w:val="71"/>
     <w:pPr>
       <w:spacing w:after="0" w:line="240" w:lineRule="auto"/>
@@ -17724,9 +18048,9 @@
       </w:rPr>
     </w:tblStylePr>
   </w:style>
-  <w:style w:type="table" w:styleId="117">
+  <w:style w:type="table" w:styleId="119">
     <w:name w:val="Colorful Shading Accent 6"/>
-    <w:basedOn w:val="32"/>
+    <w:basedOn w:val="34"/>
     <w:uiPriority w:val="71"/>
     <w:pPr>
       <w:spacing w:after="0" w:line="240" w:lineRule="auto"/>
@@ -17866,9 +18190,9 @@
       </w:rPr>
     </w:tblStylePr>
   </w:style>
-  <w:style w:type="table" w:styleId="118">
+  <w:style w:type="table" w:styleId="120">
     <w:name w:val="Colorful List"/>
-    <w:basedOn w:val="32"/>
+    <w:basedOn w:val="34"/>
     <w:uiPriority w:val="72"/>
     <w:pPr>
       <w:spacing w:after="0" w:line="240" w:lineRule="auto"/>
@@ -17954,9 +18278,9 @@
       </w:tcPr>
     </w:tblStylePr>
   </w:style>
-  <w:style w:type="table" w:styleId="119">
+  <w:style w:type="table" w:styleId="121">
     <w:name w:val="Colorful List Accent 1"/>
-    <w:basedOn w:val="32"/>
+    <w:basedOn w:val="34"/>
     <w:uiPriority w:val="72"/>
     <w:pPr>
       <w:spacing w:after="0" w:line="240" w:lineRule="auto"/>
@@ -18042,9 +18366,9 @@
       </w:tcPr>
     </w:tblStylePr>
   </w:style>
-  <w:style w:type="table" w:styleId="120">
+  <w:style w:type="table" w:styleId="122">
     <w:name w:val="Colorful List Accent 2"/>
-    <w:basedOn w:val="32"/>
+    <w:basedOn w:val="34"/>
     <w:uiPriority w:val="72"/>
     <w:pPr>
       <w:spacing w:after="0" w:line="240" w:lineRule="auto"/>
@@ -18130,9 +18454,9 @@
       </w:tcPr>
     </w:tblStylePr>
   </w:style>
-  <w:style w:type="table" w:styleId="121">
+  <w:style w:type="table" w:styleId="123">
     <w:name w:val="Colorful List Accent 3"/>
-    <w:basedOn w:val="32"/>
+    <w:basedOn w:val="34"/>
     <w:uiPriority w:val="72"/>
     <w:pPr>
       <w:spacing w:after="0" w:line="240" w:lineRule="auto"/>
@@ -18218,9 +18542,9 @@
       </w:tcPr>
     </w:tblStylePr>
   </w:style>
-  <w:style w:type="table" w:styleId="122">
+  <w:style w:type="table" w:styleId="124">
     <w:name w:val="Colorful List Accent 4"/>
-    <w:basedOn w:val="32"/>
+    <w:basedOn w:val="34"/>
     <w:qFormat/>
     <w:uiPriority w:val="72"/>
     <w:pPr>
@@ -18307,9 +18631,9 @@
       </w:tcPr>
     </w:tblStylePr>
   </w:style>
-  <w:style w:type="table" w:styleId="123">
+  <w:style w:type="table" w:styleId="125">
     <w:name w:val="Colorful List Accent 5"/>
-    <w:basedOn w:val="32"/>
+    <w:basedOn w:val="34"/>
     <w:uiPriority w:val="72"/>
     <w:pPr>
       <w:spacing w:after="0" w:line="240" w:lineRule="auto"/>
@@ -18395,9 +18719,9 @@
       </w:tcPr>
     </w:tblStylePr>
   </w:style>
-  <w:style w:type="table" w:styleId="124">
+  <w:style w:type="table" w:styleId="126">
     <w:name w:val="Colorful List Accent 6"/>
-    <w:basedOn w:val="32"/>
+    <w:basedOn w:val="34"/>
     <w:uiPriority w:val="72"/>
     <w:pPr>
       <w:spacing w:after="0" w:line="240" w:lineRule="auto"/>
@@ -18483,9 +18807,9 @@
       </w:tcPr>
     </w:tblStylePr>
   </w:style>
-  <w:style w:type="table" w:styleId="125">
+  <w:style w:type="table" w:styleId="127">
     <w:name w:val="Colorful Grid"/>
-    <w:basedOn w:val="32"/>
+    <w:basedOn w:val="34"/>
     <w:uiPriority w:val="73"/>
     <w:pPr>
       <w:spacing w:after="0" w:line="240" w:lineRule="auto"/>
@@ -18573,9 +18897,9 @@
       </w:tcPr>
     </w:tblStylePr>
   </w:style>
-  <w:style w:type="table" w:styleId="126">
+  <w:style w:type="table" w:styleId="128">
     <w:name w:val="Colorful Grid Accent 1"/>
-    <w:basedOn w:val="32"/>
+    <w:basedOn w:val="34"/>
     <w:uiPriority w:val="73"/>
     <w:pPr>
       <w:spacing w:after="0" w:line="240" w:lineRule="auto"/>
@@ -18663,9 +18987,9 @@
       </w:tcPr>
     </w:tblStylePr>
   </w:style>
-  <w:style w:type="table" w:styleId="127">
+  <w:style w:type="table" w:styleId="129">
     <w:name w:val="Colorful Grid Accent 2"/>
-    <w:basedOn w:val="32"/>
+    <w:basedOn w:val="34"/>
     <w:uiPriority w:val="73"/>
     <w:pPr>
       <w:spacing w:after="0" w:line="240" w:lineRule="auto"/>
@@ -18753,9 +19077,9 @@
       </w:tcPr>
     </w:tblStylePr>
   </w:style>
-  <w:style w:type="table" w:styleId="128">
+  <w:style w:type="table" w:styleId="130">
     <w:name w:val="Colorful Grid Accent 3"/>
-    <w:basedOn w:val="32"/>
+    <w:basedOn w:val="34"/>
     <w:uiPriority w:val="73"/>
     <w:pPr>
       <w:spacing w:after="0" w:line="240" w:lineRule="auto"/>
@@ -18843,9 +19167,9 @@
       </w:tcPr>
     </w:tblStylePr>
   </w:style>
-  <w:style w:type="table" w:styleId="129">
+  <w:style w:type="table" w:styleId="131">
     <w:name w:val="Colorful Grid Accent 4"/>
-    <w:basedOn w:val="32"/>
+    <w:basedOn w:val="34"/>
     <w:uiPriority w:val="73"/>
     <w:pPr>
       <w:spacing w:after="0" w:line="240" w:lineRule="auto"/>
@@ -18933,9 +19257,9 @@
       </w:tcPr>
     </w:tblStylePr>
   </w:style>
-  <w:style w:type="table" w:styleId="130">
+  <w:style w:type="table" w:styleId="132">
     <w:name w:val="Colorful Grid Accent 5"/>
-    <w:basedOn w:val="32"/>
+    <w:basedOn w:val="34"/>
     <w:uiPriority w:val="73"/>
     <w:pPr>
       <w:spacing w:after="0" w:line="240" w:lineRule="auto"/>
@@ -19023,9 +19347,9 @@
       </w:tcPr>
     </w:tblStylePr>
   </w:style>
-  <w:style w:type="table" w:styleId="131">
+  <w:style w:type="table" w:styleId="133">
     <w:name w:val="Colorful Grid Accent 6"/>
-    <w:basedOn w:val="32"/>
+    <w:basedOn w:val="34"/>
     <w:uiPriority w:val="73"/>
     <w:pPr>
       <w:spacing w:after="0" w:line="240" w:lineRule="auto"/>
@@ -19113,9 +19437,9 @@
       </w:tcPr>
     </w:tblStylePr>
   </w:style>
-  <w:style w:type="character" w:styleId="133">
+  <w:style w:type="character" w:styleId="135">
     <w:name w:val="Strong"/>
-    <w:basedOn w:val="132"/>
+    <w:basedOn w:val="134"/>
     <w:qFormat/>
     <w:uiPriority w:val="22"/>
     <w:rPr>
@@ -19123,9 +19447,9 @@
       <w:bCs/>
     </w:rPr>
   </w:style>
-  <w:style w:type="character" w:styleId="134">
+  <w:style w:type="character" w:styleId="136">
     <w:name w:val="Emphasis"/>
-    <w:basedOn w:val="132"/>
+    <w:basedOn w:val="134"/>
     <w:qFormat/>
     <w:uiPriority w:val="20"/>
     <w:rPr>
@@ -19133,19 +19457,19 @@
       <w:iCs/>
     </w:rPr>
   </w:style>
-  <w:style w:type="character" w:customStyle="1" w:styleId="135">
+  <w:style w:type="character" w:customStyle="1" w:styleId="137">
     <w:name w:val="页眉 字符"/>
-    <w:basedOn w:val="132"/>
+    <w:basedOn w:val="134"/>
     <w:link w:val="25"/>
     <w:uiPriority w:val="99"/>
   </w:style>
-  <w:style w:type="character" w:customStyle="1" w:styleId="136">
+  <w:style w:type="character" w:customStyle="1" w:styleId="138">
     <w:name w:val="页脚 字符"/>
-    <w:basedOn w:val="132"/>
+    <w:basedOn w:val="134"/>
     <w:link w:val="24"/>
     <w:uiPriority w:val="99"/>
   </w:style>
-  <w:style w:type="paragraph" w:styleId="137">
+  <w:style w:type="paragraph" w:styleId="139">
     <w:name w:val="No Spacing"/>
     <w:qFormat/>
     <w:uiPriority w:val="1"/>
@@ -19159,9 +19483,9 @@
       <w:lang w:val="en-US" w:eastAsia="en-US" w:bidi="ar-SA"/>
     </w:rPr>
   </w:style>
-  <w:style w:type="character" w:customStyle="1" w:styleId="138">
+  <w:style w:type="character" w:customStyle="1" w:styleId="140">
     <w:name w:val="标题 1 字符"/>
-    <w:basedOn w:val="132"/>
+    <w:basedOn w:val="134"/>
     <w:link w:val="3"/>
     <w:uiPriority w:val="9"/>
     <w:rPr>
@@ -19173,9 +19497,9 @@
       <w:szCs w:val="28"/>
     </w:rPr>
   </w:style>
-  <w:style w:type="character" w:customStyle="1" w:styleId="139">
+  <w:style w:type="character" w:customStyle="1" w:styleId="141">
     <w:name w:val="标题 2 字符"/>
-    <w:basedOn w:val="132"/>
+    <w:basedOn w:val="134"/>
     <w:link w:val="4"/>
     <w:uiPriority w:val="9"/>
     <w:rPr>
@@ -19192,9 +19516,9 @@
       </w14:textFill>
     </w:rPr>
   </w:style>
-  <w:style w:type="character" w:customStyle="1" w:styleId="140">
+  <w:style w:type="character" w:customStyle="1" w:styleId="142">
     <w:name w:val="标题 3 字符"/>
-    <w:basedOn w:val="132"/>
+    <w:basedOn w:val="134"/>
     <w:link w:val="5"/>
     <w:uiPriority w:val="9"/>
     <w:rPr>
@@ -19209,10 +19533,10 @@
       </w14:textFill>
     </w:rPr>
   </w:style>
-  <w:style w:type="character" w:customStyle="1" w:styleId="141">
+  <w:style w:type="character" w:customStyle="1" w:styleId="143">
     <w:name w:val="标题 字符"/>
-    <w:basedOn w:val="132"/>
-    <w:link w:val="31"/>
+    <w:basedOn w:val="134"/>
+    <w:link w:val="33"/>
     <w:uiPriority w:val="10"/>
     <w:rPr>
       <w:rFonts w:asciiTheme="majorHAnsi" w:hAnsiTheme="majorHAnsi" w:eastAsiaTheme="majorEastAsia" w:cstheme="majorBidi"/>
@@ -19223,10 +19547,10 @@
       <w:szCs w:val="52"/>
     </w:rPr>
   </w:style>
-  <w:style w:type="character" w:customStyle="1" w:styleId="142">
+  <w:style w:type="character" w:customStyle="1" w:styleId="144">
     <w:name w:val="副标题 字符"/>
-    <w:basedOn w:val="132"/>
-    <w:link w:val="26"/>
+    <w:basedOn w:val="134"/>
+    <w:link w:val="27"/>
     <w:uiPriority w:val="11"/>
     <w:rPr>
       <w:rFonts w:asciiTheme="majorHAnsi" w:hAnsiTheme="majorHAnsi" w:eastAsiaTheme="majorEastAsia" w:cstheme="majorBidi"/>
@@ -19243,7 +19567,7 @@
       </w14:textFill>
     </w:rPr>
   </w:style>
-  <w:style w:type="paragraph" w:styleId="143">
+  <w:style w:type="paragraph" w:styleId="145">
     <w:name w:val="List Paragraph"/>
     <w:basedOn w:val="1"/>
     <w:qFormat/>
@@ -19253,21 +19577,21 @@
       <w:contextualSpacing/>
     </w:pPr>
   </w:style>
-  <w:style w:type="character" w:customStyle="1" w:styleId="144">
+  <w:style w:type="character" w:customStyle="1" w:styleId="146">
     <w:name w:val="正文文本 字符"/>
-    <w:basedOn w:val="132"/>
+    <w:basedOn w:val="134"/>
     <w:link w:val="19"/>
     <w:uiPriority w:val="99"/>
   </w:style>
-  <w:style w:type="character" w:customStyle="1" w:styleId="145">
+  <w:style w:type="character" w:customStyle="1" w:styleId="147">
     <w:name w:val="正文文本 2 字符"/>
-    <w:basedOn w:val="132"/>
-    <w:link w:val="28"/>
+    <w:basedOn w:val="134"/>
+    <w:link w:val="30"/>
     <w:uiPriority w:val="99"/>
   </w:style>
-  <w:style w:type="character" w:customStyle="1" w:styleId="146">
+  <w:style w:type="character" w:customStyle="1" w:styleId="148">
     <w:name w:val="正文文本 3 字符"/>
-    <w:basedOn w:val="132"/>
+    <w:basedOn w:val="134"/>
     <w:link w:val="17"/>
     <w:uiPriority w:val="99"/>
     <w:rPr>
@@ -19275,9 +19599,9 @@
       <w:szCs w:val="16"/>
     </w:rPr>
   </w:style>
-  <w:style w:type="character" w:customStyle="1" w:styleId="147">
+  <w:style w:type="character" w:customStyle="1" w:styleId="149">
     <w:name w:val="宏文本 字符"/>
-    <w:basedOn w:val="132"/>
+    <w:basedOn w:val="134"/>
     <w:link w:val="2"/>
     <w:uiPriority w:val="99"/>
     <w:rPr>
@@ -19286,11 +19610,11 @@
       <w:szCs w:val="20"/>
     </w:rPr>
   </w:style>
-  <w:style w:type="paragraph" w:styleId="148">
+  <w:style w:type="paragraph" w:styleId="150">
     <w:name w:val="Quote"/>
     <w:basedOn w:val="1"/>
     <w:next w:val="1"/>
-    <w:link w:val="149"/>
+    <w:link w:val="151"/>
     <w:qFormat/>
     <w:uiPriority w:val="29"/>
     <w:rPr>
@@ -19304,10 +19628,10 @@
       </w14:textFill>
     </w:rPr>
   </w:style>
-  <w:style w:type="character" w:customStyle="1" w:styleId="149">
+  <w:style w:type="character" w:customStyle="1" w:styleId="151">
     <w:name w:val="引用 字符"/>
-    <w:basedOn w:val="132"/>
-    <w:link w:val="148"/>
+    <w:basedOn w:val="134"/>
+    <w:link w:val="150"/>
     <w:uiPriority w:val="29"/>
     <w:rPr>
       <w:i/>
@@ -19320,9 +19644,9 @@
       </w14:textFill>
     </w:rPr>
   </w:style>
-  <w:style w:type="character" w:customStyle="1" w:styleId="150">
+  <w:style w:type="character" w:customStyle="1" w:styleId="152">
     <w:name w:val="标题 4 字符"/>
-    <w:basedOn w:val="132"/>
+    <w:basedOn w:val="134"/>
     <w:link w:val="6"/>
     <w:semiHidden/>
     <w:uiPriority w:val="9"/>
@@ -19340,9 +19664,9 @@
       </w14:textFill>
     </w:rPr>
   </w:style>
-  <w:style w:type="character" w:customStyle="1" w:styleId="151">
+  <w:style w:type="character" w:customStyle="1" w:styleId="153">
     <w:name w:val="标题 5 字符"/>
-    <w:basedOn w:val="132"/>
+    <w:basedOn w:val="134"/>
     <w:link w:val="7"/>
     <w:semiHidden/>
     <w:uiPriority w:val="9"/>
@@ -19351,9 +19675,9 @@
       <w:color w:val="254061" w:themeColor="accent1" w:themeShade="80"/>
     </w:rPr>
   </w:style>
-  <w:style w:type="character" w:customStyle="1" w:styleId="152">
+  <w:style w:type="character" w:customStyle="1" w:styleId="154">
     <w:name w:val="标题 6 字符"/>
-    <w:basedOn w:val="132"/>
+    <w:basedOn w:val="134"/>
     <w:link w:val="8"/>
     <w:semiHidden/>
     <w:uiPriority w:val="9"/>
@@ -19364,9 +19688,9 @@
       <w:color w:val="254061" w:themeColor="accent1" w:themeShade="80"/>
     </w:rPr>
   </w:style>
-  <w:style w:type="character" w:customStyle="1" w:styleId="153">
+  <w:style w:type="character" w:customStyle="1" w:styleId="155">
     <w:name w:val="标题 7 字符"/>
-    <w:basedOn w:val="132"/>
+    <w:basedOn w:val="134"/>
     <w:link w:val="9"/>
     <w:semiHidden/>
     <w:uiPriority w:val="9"/>
@@ -19385,9 +19709,9 @@
       </w14:textFill>
     </w:rPr>
   </w:style>
-  <w:style w:type="character" w:customStyle="1" w:styleId="154">
+  <w:style w:type="character" w:customStyle="1" w:styleId="156">
     <w:name w:val="标题 8 字符"/>
-    <w:basedOn w:val="132"/>
+    <w:basedOn w:val="134"/>
     <w:link w:val="10"/>
     <w:semiHidden/>
     <w:uiPriority w:val="9"/>
@@ -19403,9 +19727,9 @@
       </w14:textFill>
     </w:rPr>
   </w:style>
-  <w:style w:type="character" w:customStyle="1" w:styleId="155">
+  <w:style w:type="character" w:customStyle="1" w:styleId="157">
     <w:name w:val="标题 9 字符"/>
-    <w:basedOn w:val="132"/>
+    <w:basedOn w:val="134"/>
     <w:link w:val="11"/>
     <w:semiHidden/>
     <w:uiPriority w:val="9"/>
@@ -19426,11 +19750,11 @@
       </w14:textFill>
     </w:rPr>
   </w:style>
-  <w:style w:type="paragraph" w:styleId="156">
+  <w:style w:type="paragraph" w:styleId="158">
     <w:name w:val="Intense Quote"/>
     <w:basedOn w:val="1"/>
     <w:next w:val="1"/>
-    <w:link w:val="157"/>
+    <w:link w:val="159"/>
     <w:qFormat/>
     <w:uiPriority w:val="30"/>
     <w:pPr>
@@ -19453,10 +19777,10 @@
       </w14:textFill>
     </w:rPr>
   </w:style>
-  <w:style w:type="character" w:customStyle="1" w:styleId="157">
+  <w:style w:type="character" w:customStyle="1" w:styleId="159">
     <w:name w:val="明显引用 字符"/>
-    <w:basedOn w:val="132"/>
-    <w:link w:val="156"/>
+    <w:basedOn w:val="134"/>
+    <w:link w:val="158"/>
     <w:uiPriority w:val="30"/>
     <w:rPr>
       <w:b/>
@@ -19471,9 +19795,9 @@
       </w14:textFill>
     </w:rPr>
   </w:style>
-  <w:style w:type="character" w:customStyle="1" w:styleId="158">
+  <w:style w:type="character" w:customStyle="1" w:styleId="160">
     <w:name w:val="Subtle Emphasis"/>
-    <w:basedOn w:val="132"/>
+    <w:basedOn w:val="134"/>
     <w:qFormat/>
     <w:uiPriority w:val="19"/>
     <w:rPr>
@@ -19490,9 +19814,9 @@
       </w14:textFill>
     </w:rPr>
   </w:style>
-  <w:style w:type="character" w:customStyle="1" w:styleId="159">
+  <w:style w:type="character" w:customStyle="1" w:styleId="161">
     <w:name w:val="Intense Emphasis"/>
-    <w:basedOn w:val="132"/>
+    <w:basedOn w:val="134"/>
     <w:qFormat/>
     <w:uiPriority w:val="21"/>
     <w:rPr>
@@ -19508,9 +19832,9 @@
       </w14:textFill>
     </w:rPr>
   </w:style>
-  <w:style w:type="character" w:customStyle="1" w:styleId="160">
+  <w:style w:type="character" w:customStyle="1" w:styleId="162">
     <w:name w:val="Subtle Reference"/>
-    <w:basedOn w:val="132"/>
+    <w:basedOn w:val="134"/>
     <w:qFormat/>
     <w:uiPriority w:val="31"/>
     <w:rPr>
@@ -19524,9 +19848,9 @@
       </w14:textFill>
     </w:rPr>
   </w:style>
-  <w:style w:type="character" w:customStyle="1" w:styleId="161">
+  <w:style w:type="character" w:customStyle="1" w:styleId="163">
     <w:name w:val="Intense Reference"/>
-    <w:basedOn w:val="132"/>
+    <w:basedOn w:val="134"/>
     <w:qFormat/>
     <w:uiPriority w:val="32"/>
     <w:rPr>
@@ -19543,9 +19867,9 @@
       </w14:textFill>
     </w:rPr>
   </w:style>
-  <w:style w:type="character" w:customStyle="1" w:styleId="162">
+  <w:style w:type="character" w:customStyle="1" w:styleId="164">
     <w:name w:val="Book Title"/>
-    <w:basedOn w:val="132"/>
+    <w:basedOn w:val="134"/>
     <w:qFormat/>
     <w:uiPriority w:val="33"/>
     <w:rPr>
@@ -19555,7 +19879,7 @@
       <w:spacing w:val="5"/>
     </w:rPr>
   </w:style>
-  <w:style w:type="paragraph" w:customStyle="1" w:styleId="163">
+  <w:style w:type="paragraph" w:customStyle="1" w:styleId="165">
     <w:name w:val="TOC Heading"/>
     <w:basedOn w:val="3"/>
     <w:next w:val="1"/>
